--- a/systematic_review_manuscript.docx
+++ b/systematic_review_manuscript.docx
@@ -2,7 +2,7 @@
 <file path=word/document.xml><?xml version="1.0" encoding="utf-8"?>
 <w:document xmlns:w="http://schemas.openxmlformats.org/wordprocessingml/2006/main" xmlns:m="http://schemas.openxmlformats.org/officeDocument/2006/math" xmlns:r="http://schemas.openxmlformats.org/officeDocument/2006/relationships" xmlns:o="urn:schemas-microsoft-com:office:office" xmlns:v="urn:schemas-microsoft-com:vml" xmlns:w10="urn:schemas-microsoft-com:office:word" xmlns:a="http://schemas.openxmlformats.org/drawingml/2006/main" xmlns:pic="http://schemas.openxmlformats.org/drawingml/2006/picture" xmlns:wp="http://schemas.openxmlformats.org/drawingml/2006/wordprocessingDrawing">
   <w:body>
-    <w:bookmarkStart w:id="64" w:name="X38a5b001c0ede197ede7565c215e7e07f6d1d87"/>
+    <w:bookmarkStart w:id="62" w:name="X38a5b001c0ede197ede7565c215e7e07f6d1d87"/>
     <w:p>
       <w:pPr>
         <w:pStyle w:val="Heading1"/>
@@ -172,7 +172,7 @@
         <w:t xml:space="preserve"> </w:t>
       </w:r>
       <w:r>
-        <w:t xml:space="preserve">Intraoperative hypotension (IOH), defined as mean arterial pressure (MAP) below 65 mmHg, occurs in up to 30% of non-cardiac surgeries and is independently associated with myocardial injury, acute kidney injury, and increased 30-day mortality. Push-dose (bolus) norepinephrine (NE) has emerged as a practical vasopressor option for intraoperative use; however, evidence supporting its efficacy and safety remains limited and scattered.</w:t>
+        <w:t xml:space="preserve">Intraoperative hypotension (IOH), defined as mean arterial pressure (MAP) below 65 mmHg, occurs in up to 30% of non-cardiac surgeries and is independently associated with myocardial injury, acute kidney injury, and increased mortality.¹ Push-dose (bolus) norepinephrine (NE) has emerged as a practical vasopressor option for intraoperative use; however, evidence supporting its efficacy and safety remains limited.</w:t>
       </w:r>
     </w:p>
     <w:p>
@@ -208,7 +208,7 @@
         <w:t xml:space="preserve"> </w:t>
       </w:r>
       <w:r>
-        <w:t xml:space="preserve">A systematic review following PRISMA 2020 guidelines was conducted. PubMed, Scopus, and ProQuest were searched from inception to August 2026 using standardized terms. Inclusion criteria were: adults (≥18 years), non-obstetric surgery, randomized controlled trial (RCT) design, and push-dose or bolus NE as intervention. Quality assessment used the Cochrane Risk of Bias 2 (RoB 2) tool. Evidence certainty was assessed using the GRADE framework. Meta-analysis was not performed due to substantial clinical heterogeneity; findings were synthesized narratively.</w:t>
+        <w:t xml:space="preserve">A systematic review following PRISMA 2020 guidelines⁶ was conducted. PubMed, Scopus, and ProQuest were searched from inception to August 2026. Inclusion criteria: adults (≥18 years), non-obstetric surgery, RCT design, push-dose or bolus NE as intervention. Quality assessment used the Cochrane Risk of Bias 2 (RoB 2) tool.⁷ Evidence certainty was assessed using the GRADE framework. Meta-analysis was not performed due to substantial clinical heterogeneity; findings were synthesized narratively.</w:t>
       </w:r>
     </w:p>
     <w:p>
@@ -226,7 +226,7 @@
         <w:t xml:space="preserve"> </w:t>
       </w:r>
       <w:r>
-        <w:t xml:space="preserve">Three RCTs were included (total n=388 participants; Hassani et al. 2018, n=56; Thomsen et al. 2026, n=261; Vokuhl et al. 2025, n=71). Push-dose NE 10 mcg/bolus at a concentration of 10 mcg/mL via peripheral intravenous access was used consistently across all studies. Compared to ephedrine (ART-001), NE bolus significantly improved MAP maintenance (98.9±12.7 vs. 91.5±10.9 mmHg; p&lt;0.001), reduced hypotension episodes (p=0.005), and decreased total vasopressor requirement (p=0.004). Compared to continuous NE infusion in low-to-moderate risk patients (ART-002/INDUCT), bolus NE showed comparable hypotension burden (area under MAP &lt;65: p=0.070). In high-risk patients with continuous arterial monitoring (ART-005), continuous infusion provided superior haemodynamic stability (average real variability of MAP [ARV-MAP]: 25±7 vs. 19±6 mmHg/min; p&lt;0.001; Cohen’s d=1.00). No significant differences in overshoot hypertension were observed (p=0.390; p=0.986). No arrhythmia events were documented. All three studies rated</w:t>
+        <w:t xml:space="preserve">Three RCTs were included (total n=388; Hassani et al. 2018, n=56;² Thomsen et al. 2026, n=261;³ Vokuhl et al. 2025, n=71⁴). Push-dose NE 10 mcg/bolus (10 mcg/mL, peripheral IV) was consistent across all studies. Compared to ephedrine, NE bolus significantly improved MAP maintenance (98.9±12.7 vs. 91.5±10.9 mmHg; p&lt;0.001), reduced hypotension episodes (p=0.005), and total vasopressor requirement (p=0.004).² Compared to continuous NE infusion in low-to-moderate risk patients, bolus NE showed comparable hypotension burden (area under MAP &lt;65: p=0.070).³ In high-risk patients with continuous arterial monitoring, continuous infusion provided superior haemodynamic stability (ARV-MAP: 25±7 vs. 19±6 mmHg/min; p&lt;0.001; Cohen’s d=1.00).⁴ No significant differences in overshoot hypertension were observed (p=0.390; p=0.986). No arrhythmia events were documented. All three studies rated</w:t>
       </w:r>
       <w:r>
         <w:t xml:space="preserve"> </w:t>
@@ -262,7 +262,7 @@
         <w:t xml:space="preserve"> </w:t>
       </w:r>
       <w:r>
-        <w:t xml:space="preserve">Push-dose norepinephrine 10 mcg via peripheral IV is effective and safe for IOH management in non-obstetric surgery. It is superior to ephedrine and comparable to continuous infusion for low-to-moderate risk patients. For high-risk patients requiring continuous haemodynamic monitoring, continuous NE infusion may provide better blood pressure stability. High-quality multicentre RCTs with standardised outcome definitions are warranted.</w:t>
+        <w:t xml:space="preserve">Push-dose norepinephrine 10 mcg via peripheral IV is effective and safe for IOH management in non-obstetric surgery. It is superior to ephedrine and comparable to continuous infusion for low-to-moderate risk patients. High-quality multicentre RCTs with standardised outcome definitions are warranted.</w:t>
       </w:r>
     </w:p>
     <w:p>
@@ -281,24 +281,6 @@
       </w:r>
       <w:r>
         <w:t xml:space="preserve">push-dose norepinephrine; intraoperative hypotension; non-obstetric surgery; vasopressor; systematic review; PRISMA</w:t>
-      </w:r>
-    </w:p>
-    <w:p>
-      <w:pPr>
-        <w:pStyle w:val="BodyText"/>
-      </w:pPr>
-      <w:r>
-        <w:rPr>
-          <w:bCs/>
-          <w:b/>
-        </w:rPr>
-        <w:t xml:space="preserve">Word count (abstract):</w:t>
-      </w:r>
-      <w:r>
-        <w:t xml:space="preserve"> </w:t>
-      </w:r>
-      <w:r>
-        <w:t xml:space="preserve">319 words</w:t>
       </w:r>
     </w:p>
     <w:p>
@@ -332,7 +314,25 @@
         <w:pStyle w:val="FirstParagraph"/>
       </w:pPr>
       <w:r>
-        <w:t xml:space="preserve">Intraoperative hypotension (IOH) is one of the most common haemodynamic complications encountered during general anaesthesia, occurring in approximately 20–30% of non-cardiac surgeries.¹⁻³ Although consensus definitions vary, IOH is most widely defined as a mean arterial pressure (MAP) below 65 mmHg or a reduction of more than 20% from baseline, persisting for at least one minute.⁴ The clinical significance of IOH has been reinforced by substantial evidence linking it to major adverse outcomes including myocardial injury after non-cardiac surgery (MINS), acute kidney injury (AKI), postoperative stroke, and increased 30-day mortality.⁵⁻⁷</w:t>
+        <w:t xml:space="preserve">Intraoperative hypotension (IOH) is one of the most common haemodynamic complications encountered during general anaesthesia, occurring in approximately 20–30% of non-cardiac surgeries.¹ IOH is most widely defined as a mean arterial pressure (MAP) below 65 mmHg or a reduction of more than 20% from baseline, persisting for at least one minute.¹ The clinical significance of IOH is well established: it is independently associated with major adverse outcomes including myocardial injury after non-cardiac surgery (MINS), acute kidney injury (AKI), postoperative stroke, and increased perioperative mortality.¹ The pathophysiology of anaesthesia-induced hypotension is multifactorial, involving anaesthetic-mediated vasodilation, reduced sympathetic tone, decreased cardiac output, and relative intravascular volume depletion. Prompt correction is therefore essential to prevent organ ischaemia during the vulnerable perioperative period.</w:t>
+      </w:r>
+    </w:p>
+    <w:bookmarkEnd w:id="21"/>
+    <w:bookmarkStart w:id="22" w:name="X7a1a017f8f0e366332c87c2bc0225106e0dd9d6"/>
+    <w:p>
+      <w:pPr>
+        <w:pStyle w:val="Heading3"/>
+      </w:pPr>
+      <w:r>
+        <w:t xml:space="preserve">1.2 Current Vasopressor Strategies and the Role of Norepinephrine</w:t>
+      </w:r>
+    </w:p>
+    <w:p>
+      <w:pPr>
+        <w:pStyle w:val="FirstParagraph"/>
+      </w:pPr>
+      <w:r>
+        <w:t xml:space="preserve">Ephedrine and phenylephrine are traditional vasopressors for IOH, well studied in the obstetric setting. Ephedrine, a mixed alpha- and beta-adrenergic agonist, corrects hypotension but increases heart rate and myocardial oxygen demand. Phenylephrine, a pure alpha-1 agonist, restores vascular tone but may cause reflex bradycardia and reduced cardiac output.</w:t>
       </w:r>
     </w:p>
     <w:p>
@@ -340,33 +340,7 @@
         <w:pStyle w:val="BodyText"/>
       </w:pPr>
       <w:r>
-        <w:t xml:space="preserve">The pathophysiology of anaesthesia-induced hypotension is multifactorial, involving anaesthetic-mediated vasodilation, reduced sympathetic tone, decreased cardiac output, and relative intravascular volume depletion.⁸ Prompt correction is essential to prevent organ ischaemia during the vulnerable perioperative period.</w:t>
-      </w:r>
-    </w:p>
-    <w:bookmarkEnd w:id="21"/>
-    <w:bookmarkStart w:id="22" w:name="current-vasopressor-strategies"/>
-    <w:p>
-      <w:pPr>
-        <w:pStyle w:val="Heading3"/>
-      </w:pPr>
-      <w:r>
-        <w:t xml:space="preserve">1.2 Current Vasopressor Strategies</w:t>
-      </w:r>
-    </w:p>
-    <w:p>
-      <w:pPr>
-        <w:pStyle w:val="FirstParagraph"/>
-      </w:pPr>
-      <w:r>
-        <w:t xml:space="preserve">Ephedrine and phenylephrine are traditional first-line vasopressors for intraoperative hypotension, primarily used in the obstetric setting (i.e., spinal anaesthesia for caesarean delivery).⁹ Ephedrine, a mixed alpha- and beta-adrenergic agonist, corrects hypotension but increases heart rate and myocardial oxygen demand.¹⁰ Phenylephrine, a pure alpha-1 agonist, restores vascular tone but can cause reflex bradycardia and reduced cardiac output.¹¹</w:t>
-      </w:r>
-    </w:p>
-    <w:p>
-      <w:pPr>
-        <w:pStyle w:val="BodyText"/>
-      </w:pPr>
-      <w:r>
-        <w:t xml:space="preserve">Norepinephrine (noradrenaline), the endogenous catecholamine with potent alpha-1 and moderate beta-1 adrenergic activity, has pharmacological properties that are theoretically advantageous: it increases systemic vascular resistance while partially maintaining cardiac output, with less chronotropic effect than ephedrine.¹² Traditionally administered as a continuous infusion in intensive care units, norepinephrine has recently been explored as a push-dose (bolus) agent for rapid, titratable treatment of acute intraoperative hypotension.¹³</w:t>
+        <w:t xml:space="preserve">Norepinephrine (noradrenaline), the endogenous catecholamine with potent alpha-1 and moderate beta-1 adrenergic activity, has pharmacological properties that are theoretically advantageous for the perioperative setting: it increases systemic vascular resistance while partially maintaining cardiac output, with minimal chronotropic effect. Traditionally administered as a continuous infusion in intensive care units, norepinephrine has recently been explored as a push-dose (bolus) agent for rapid, titratable treatment of acute intraoperative hypotension.²⁻⁴</w:t>
       </w:r>
     </w:p>
     <w:bookmarkEnd w:id="22"/>
@@ -384,7 +358,7 @@
         <w:pStyle w:val="FirstParagraph"/>
       </w:pPr>
       <w:r>
-        <w:t xml:space="preserve">Push-dose vasopressors are small, rapidly repeated intravenous boluses administered to immediately treat acute haemodynamic instability, a technique popularised in emergency medicine.¹⁴ The concept of applying push-dose NE in the operating theatre is attractive for several reasons: (1) the route of administration (peripheral IV) does not require an arterial line or central venous catheter; (2) the low dose (typically 5–20 mcg per bolus) provides rapid effect with short duration, allowing for easy titration; and (3) norepinephrine’s pharmacological profile may be more suitable than ephedrine for patients with underlying cardiovascular disease.¹⁵</w:t>
+        <w:t xml:space="preserve">Push-dose vasopressors are small, rapidly repeated intravenous boluses designed to immediately treat acute haemodynamic instability — a technique initially popularised in emergency medicine.⁵ The concept of applying push-dose NE in the operating theatre offers several practical advantages: (1) administration via peripheral IV does not require an arterial line or central venous catheter; (2) the low dose (typically 10 mcg per bolus) provides rapid effect with short duration, allowing easy titration; and (3) the pharmacological profile of NE may be more suitable than ephedrine for patients with underlying cardiovascular disease.</w:t>
       </w:r>
     </w:p>
     <w:p>
@@ -392,7 +366,7 @@
         <w:pStyle w:val="BodyText"/>
       </w:pPr>
       <w:r>
-        <w:t xml:space="preserve">Despite growing interest, the evidence base for push-dose NE in non-obstetric intraoperative settings has not been comprehensively and systematically reviewed. Several reviews have discussed the topic narratively,¹⁶,¹⁷ but no systematic review with formal quality appraisal has been published.</w:t>
+        <w:t xml:space="preserve">Despite growing interest, the evidence base for push-dose NE in non-obstetric intraoperative settings has not been comprehensively and systematically evaluated. The review by Berkenbush et al. (2024)⁵ addressed push-dose vasopressors broadly in a scoping review context, but no systematic review with formal quality appraisal of primary RCTs has been published. This gap justifies the present systematic review.</w:t>
       </w:r>
     </w:p>
     <w:bookmarkEnd w:id="23"/>
@@ -454,7 +428,7 @@
     </w:p>
     <w:bookmarkEnd w:id="24"/>
     <w:bookmarkEnd w:id="25"/>
-    <w:bookmarkStart w:id="37" w:name="methods"/>
+    <w:bookmarkStart w:id="36" w:name="methods"/>
     <w:p>
       <w:pPr>
         <w:pStyle w:val="Heading2"/>
@@ -493,7 +467,7 @@
         <w:t xml:space="preserve"> </w:t>
       </w:r>
       <w:r>
-        <w:t xml:space="preserve">guidelines.¹⁸ The review was prospectively registered in PROSPERO (registration number pending).</w:t>
+        <w:t xml:space="preserve">guidelines.⁶ The review was prospectively registered in PROSPERO (registration number pending).</w:t>
       </w:r>
     </w:p>
     <w:bookmarkEnd w:id="26"/>
@@ -685,7 +659,7 @@
               <w:jc w:val="left"/>
             </w:pPr>
             <w:r>
-              <w:t xml:space="preserve">Primary: MAP reversal (achievement of MAP target); Secondary: time to MAP target, vasopressor dose, overshoot hypertension, arrhythmia, vascular complications</w:t>
+              <w:t xml:space="preserve">Primary: MAP reversal (achievement of MAP target); Secondary: vasopressor dose, haemodynamic variability, overshoot hypertension, arrhythmia, vascular complications</w:t>
             </w:r>
           </w:p>
         </w:tc>
@@ -707,7 +681,7 @@
         <w:pStyle w:val="Heading4"/>
       </w:pPr>
       <w:r>
-        <w:t xml:space="preserve">2.3.1 Inclusion Criteria</w:t>
+        <w:t xml:space="preserve">Inclusion Criteria</w:t>
       </w:r>
     </w:p>
     <w:p>
@@ -719,7 +693,7 @@
         <w:pStyle w:val="Compact"/>
       </w:pPr>
       <w:r>
-        <w:t xml:space="preserve">Study participants were adults (≥18 years) undergoing non-obstetric surgical procedures under general or regional anaesthesia</w:t>
+        <w:t xml:space="preserve">Adult patients (≥18 years) undergoing non-obstetric surgical procedures under general or regional anaesthesia</w:t>
       </w:r>
     </w:p>
     <w:p>
@@ -789,7 +763,7 @@
         <w:pStyle w:val="Heading4"/>
       </w:pPr>
       <w:r>
-        <w:t xml:space="preserve">2.3.2 Exclusion Criteria</w:t>
+        <w:t xml:space="preserve">Exclusion Criteria</w:t>
       </w:r>
     </w:p>
     <w:p>
@@ -907,15 +881,7 @@
         <w:t xml:space="preserve">ProQuest</w:t>
       </w:r>
       <w:r>
-        <w:t xml:space="preserve">. No language restrictions were applied. Grey literature (ClinicalTrials.gov) was searched for registered trials. Reference lists of included studies and relevant narrative reviews were manually screened.</w:t>
-      </w:r>
-    </w:p>
-    <w:p>
-      <w:pPr>
-        <w:pStyle w:val="BodyText"/>
-      </w:pPr>
-      <w:r>
-        <w:t xml:space="preserve">The search string used was:</w:t>
+        <w:t xml:space="preserve">. Reference lists of included studies and relevant reviews (including Berkenbush et al. 2024⁵) were manually screened. The search string used was:</w:t>
       </w:r>
     </w:p>
     <w:p>
@@ -926,7 +892,7 @@
         <w:rPr>
           <w:rStyle w:val="VerbatimChar"/>
         </w:rPr>
-        <w:t xml:space="preserve">("Norepinephrine" OR "Noradrenaline") AND ("push dose" OR "bolus" OR "intermittent") </w:t>
+        <w:t xml:space="preserve">("Norepinephrine" OR "Noradrenaline") AND ("push dose" OR "bolus" OR "intermittent")</w:t>
       </w:r>
       <w:r>
         <w:br/>
@@ -935,7 +901,7 @@
         <w:rPr>
           <w:rStyle w:val="VerbatimChar"/>
         </w:rPr>
-        <w:t xml:space="preserve">AND ("intraoperative hypotension" OR "perioperative hypotension" OR "anesthesia" </w:t>
+        <w:t xml:space="preserve">AND ("intraoperative hypotension" OR "perioperative hypotension" OR "anesthesia"</w:t>
       </w:r>
       <w:r>
         <w:br/>
@@ -945,14 +911,6 @@
           <w:rStyle w:val="VerbatimChar"/>
         </w:rPr>
         <w:t xml:space="preserve">OR "anaesthesia" OR "surgery" OR "surgical")</w:t>
-      </w:r>
-    </w:p>
-    <w:p>
-      <w:pPr>
-        <w:pStyle w:val="FirstParagraph"/>
-      </w:pPr>
-      <w:r>
-        <w:t xml:space="preserve">Database-specific syntax (MeSH terms for PubMed; TITLE-ABS-KEY fields for Scopus) was applied to maximize sensitivity.</w:t>
       </w:r>
     </w:p>
     <w:bookmarkEnd w:id="31"/>
@@ -970,7 +928,7 @@
         <w:pStyle w:val="FirstParagraph"/>
       </w:pPr>
       <w:r>
-        <w:t xml:space="preserve">Search results were imported into reference management software (Mendeley/Zotero) and duplicates removed. Two independent reviewers (RS and co-reviewer) screened titles and abstracts against inclusion/exclusion criteria. Full-text articles were retrieved for potentially eligible studies. Disagreements at any stage were resolved by consensus. Reasons for exclusion at the full-text stage were recorded.</w:t>
+        <w:t xml:space="preserve">Two independent reviewers screened titles and abstracts against inclusion/exclusion criteria. Full-text articles were retrieved for potentially eligible studies. Disagreements were resolved by consensus. Reasons for exclusion at the full-text stage were recorded per PRISMA 2020 guidance.⁶</w:t>
       </w:r>
     </w:p>
     <w:bookmarkEnd w:id="32"/>
@@ -988,7 +946,41 @@
         <w:pStyle w:val="FirstParagraph"/>
       </w:pPr>
       <w:r>
-        <w:t xml:space="preserve">A standardised data extraction form was developed a priori and piloted before use. The following data were extracted independently by two reviewers:</w:t>
+        <w:t xml:space="preserve">A standardised data extraction form was developed a priori. The following data were extracted independently by two reviewers: study characteristics (author, year, country, design, registration), population (sample size, age, ASA status, surgical type, anaesthetic technique), intervention (NE dose, concentration, route, interval, total dose), comparator, outcomes (primary and secondary with definitions, effect measures, statistics), blood pressure monitoring modality, and adverse events.</w:t>
+      </w:r>
+    </w:p>
+    <w:bookmarkEnd w:id="33"/>
+    <w:bookmarkStart w:id="34" w:name="risk-of-bias-assessment"/>
+    <w:p>
+      <w:pPr>
+        <w:pStyle w:val="Heading3"/>
+      </w:pPr>
+      <w:r>
+        <w:t xml:space="preserve">2.7 Risk of Bias Assessment</w:t>
+      </w:r>
+    </w:p>
+    <w:p>
+      <w:pPr>
+        <w:pStyle w:val="FirstParagraph"/>
+      </w:pPr>
+      <w:r>
+        <w:t xml:space="preserve">Risk of bias was assessed independently by two reviewers using the</w:t>
+      </w:r>
+      <w:r>
+        <w:t xml:space="preserve"> </w:t>
+      </w:r>
+      <w:r>
+        <w:rPr>
+          <w:bCs/>
+          <w:b/>
+        </w:rPr>
+        <w:t xml:space="preserve">Cochrane Risk of Bias 2 (RoB 2) tool</w:t>
+      </w:r>
+      <w:r>
+        <w:t xml:space="preserve"> </w:t>
+      </w:r>
+      <w:r>
+        <w:t xml:space="preserve">for randomized trials.⁷ Five domains were assessed:</w:t>
       </w:r>
     </w:p>
     <w:p>
@@ -1004,13 +996,13 @@
           <w:bCs/>
           <w:b/>
         </w:rPr>
-        <w:t xml:space="preserve">Study characteristics:</w:t>
-      </w:r>
-      <w:r>
-        <w:t xml:space="preserve"> </w:t>
-      </w:r>
-      <w:r>
-        <w:t xml:space="preserve">author(s), year, country, journal, study design, registration number, follow-up period</w:t>
+        <w:t xml:space="preserve">D1:</w:t>
+      </w:r>
+      <w:r>
+        <w:t xml:space="preserve"> </w:t>
+      </w:r>
+      <w:r>
+        <w:t xml:space="preserve">Bias arising from the randomization process</w:t>
       </w:r>
     </w:p>
     <w:p>
@@ -1026,13 +1018,13 @@
           <w:bCs/>
           <w:b/>
         </w:rPr>
-        <w:t xml:space="preserve">Population:</w:t>
-      </w:r>
-      <w:r>
-        <w:t xml:space="preserve"> </w:t>
-      </w:r>
-      <w:r>
-        <w:t xml:space="preserve">sample size, age, sex, ASA physical status, surgical type, anaesthetic technique</w:t>
+        <w:t xml:space="preserve">D2:</w:t>
+      </w:r>
+      <w:r>
+        <w:t xml:space="preserve"> </w:t>
+      </w:r>
+      <w:r>
+        <w:t xml:space="preserve">Bias due to deviations from intended interventions</w:t>
       </w:r>
     </w:p>
     <w:p>
@@ -1048,13 +1040,13 @@
           <w:bCs/>
           <w:b/>
         </w:rPr>
-        <w:t xml:space="preserve">Intervention:</w:t>
-      </w:r>
-      <w:r>
-        <w:t xml:space="preserve"> </w:t>
-      </w:r>
-      <w:r>
-        <w:t xml:space="preserve">NE dose per bolus, concentration, route, dosing interval, total dose</w:t>
+        <w:t xml:space="preserve">D3:</w:t>
+      </w:r>
+      <w:r>
+        <w:t xml:space="preserve"> </w:t>
+      </w:r>
+      <w:r>
+        <w:t xml:space="preserve">Bias due to missing outcome data</w:t>
       </w:r>
     </w:p>
     <w:p>
@@ -1070,13 +1062,13 @@
           <w:bCs/>
           <w:b/>
         </w:rPr>
-        <w:t xml:space="preserve">Comparator:</w:t>
-      </w:r>
-      <w:r>
-        <w:t xml:space="preserve"> </w:t>
-      </w:r>
-      <w:r>
-        <w:t xml:space="preserve">agent, dose, route</w:t>
+        <w:t xml:space="preserve">D4:</w:t>
+      </w:r>
+      <w:r>
+        <w:t xml:space="preserve"> </w:t>
+      </w:r>
+      <w:r>
+        <w:t xml:space="preserve">Bias in measurement of the outcome</w:t>
       </w:r>
     </w:p>
     <w:p>
@@ -1092,325 +1084,113 @@
           <w:bCs/>
           <w:b/>
         </w:rPr>
-        <w:t xml:space="preserve">Outcomes:</w:t>
-      </w:r>
-      <w:r>
-        <w:t xml:space="preserve"> </w:t>
-      </w:r>
-      <w:r>
-        <w:t xml:space="preserve">primary and secondary outcomes with definitions, effect measures (mean±SD, median [IQR]), statistical analyses reported</w:t>
-      </w:r>
-    </w:p>
-    <w:p>
-      <w:pPr>
-        <w:numPr>
-          <w:ilvl w:val="0"/>
-          <w:numId w:val="1003"/>
-        </w:numPr>
-        <w:pStyle w:val="Compact"/>
-      </w:pPr>
+        <w:t xml:space="preserve">D5:</w:t>
+      </w:r>
+      <w:r>
+        <w:t xml:space="preserve"> </w:t>
+      </w:r>
+      <w:r>
+        <w:t xml:space="preserve">Bias in selection of the reported result</w:t>
+      </w:r>
+    </w:p>
+    <w:p>
+      <w:pPr>
+        <w:pStyle w:val="FirstParagraph"/>
+      </w:pPr>
+      <w:r>
+        <w:t xml:space="preserve">Each domain was rated as</w:t>
+      </w:r>
+      <w:r>
+        <w:t xml:space="preserve"> </w:t>
+      </w:r>
+      <w:r>
+        <w:t xml:space="preserve">“</w:t>
+      </w:r>
+      <w:r>
+        <w:t xml:space="preserve">Low risk,</w:t>
+      </w:r>
+      <w:r>
+        <w:t xml:space="preserve">”</w:t>
+      </w:r>
+      <w:r>
+        <w:t xml:space="preserve"> </w:t>
+      </w:r>
+      <w:r>
+        <w:t xml:space="preserve">“</w:t>
+      </w:r>
+      <w:r>
+        <w:t xml:space="preserve">Some concerns,</w:t>
+      </w:r>
+      <w:r>
+        <w:t xml:space="preserve">”</w:t>
+      </w:r>
+      <w:r>
+        <w:t xml:space="preserve"> </w:t>
+      </w:r>
+      <w:r>
+        <w:t xml:space="preserve">or</w:t>
+      </w:r>
+      <w:r>
+        <w:t xml:space="preserve"> </w:t>
+      </w:r>
+      <w:r>
+        <w:t xml:space="preserve">“</w:t>
+      </w:r>
+      <w:r>
+        <w:t xml:space="preserve">High risk.</w:t>
+      </w:r>
+      <w:r>
+        <w:t xml:space="preserve">”</w:t>
+      </w:r>
+      <w:r>
+        <w:t xml:space="preserve"> </w:t>
+      </w:r>
+      <w:r>
+        <w:t xml:space="preserve">Overall judgements followed the RoB 2 algorithm.⁷</w:t>
+      </w:r>
+    </w:p>
+    <w:bookmarkEnd w:id="34"/>
+    <w:bookmarkStart w:id="35" w:name="data-synthesis-and-evidence-certainty"/>
+    <w:p>
+      <w:pPr>
+        <w:pStyle w:val="Heading3"/>
+      </w:pPr>
+      <w:r>
+        <w:t xml:space="preserve">2.8 Data Synthesis and Evidence Certainty</w:t>
+      </w:r>
+    </w:p>
+    <w:p>
+      <w:pPr>
+        <w:pStyle w:val="FirstParagraph"/>
+      </w:pPr>
+      <w:r>
+        <w:t xml:space="preserve">Due to substantial clinical and methodological heterogeneity (different hypotension definitions, comparators, primary outcomes, patient risk profiles), meta-analysis was not performed. Results were synthesized</w:t>
+      </w:r>
+      <w:r>
+        <w:t xml:space="preserve"> </w:t>
+      </w:r>
       <w:r>
         <w:rPr>
           <w:bCs/>
           <w:b/>
         </w:rPr>
-        <w:t xml:space="preserve">Blood pressure monitoring modality</w:t>
-      </w:r>
-    </w:p>
-    <w:p>
-      <w:pPr>
-        <w:numPr>
-          <w:ilvl w:val="0"/>
-          <w:numId w:val="1003"/>
-        </w:numPr>
-        <w:pStyle w:val="Compact"/>
-      </w:pPr>
+        <w:t xml:space="preserve">narratively</w:t>
+      </w:r>
+      <w:r>
+        <w:t xml:space="preserve">. Evidence certainty for each outcome was assessed using the</w:t>
+      </w:r>
+      <w:r>
+        <w:t xml:space="preserve"> </w:t>
+      </w:r>
       <w:r>
         <w:rPr>
           <w:bCs/>
           <w:b/>
         </w:rPr>
-        <w:t xml:space="preserve">Adverse events</w:t>
-      </w:r>
-    </w:p>
-    <w:bookmarkEnd w:id="33"/>
-    <w:bookmarkStart w:id="34" w:name="risk-of-bias-assessment"/>
-    <w:p>
-      <w:pPr>
-        <w:pStyle w:val="Heading3"/>
-      </w:pPr>
-      <w:r>
-        <w:t xml:space="preserve">2.7 Risk of Bias Assessment</w:t>
-      </w:r>
-    </w:p>
-    <w:p>
-      <w:pPr>
-        <w:pStyle w:val="FirstParagraph"/>
-      </w:pPr>
-      <w:r>
-        <w:t xml:space="preserve">Risk of bias was assessed independently by two reviewers using the</w:t>
-      </w:r>
-      <w:r>
-        <w:t xml:space="preserve"> </w:t>
-      </w:r>
-      <w:r>
-        <w:rPr>
-          <w:bCs/>
-          <w:b/>
-        </w:rPr>
-        <w:t xml:space="preserve">Cochrane Risk of Bias 2 (RoB 2) tool</w:t>
-      </w:r>
-      <w:r>
-        <w:t xml:space="preserve"> </w:t>
-      </w:r>
-      <w:r>
-        <w:t xml:space="preserve">for randomized trials.¹⁹ The five domains assessed were:</w:t>
-      </w:r>
-    </w:p>
-    <w:p>
-      <w:pPr>
-        <w:numPr>
-          <w:ilvl w:val="0"/>
-          <w:numId w:val="1004"/>
-        </w:numPr>
-        <w:pStyle w:val="Compact"/>
-      </w:pPr>
-      <w:r>
-        <w:rPr>
-          <w:bCs/>
-          <w:b/>
-        </w:rPr>
-        <w:t xml:space="preserve">D1:</w:t>
-      </w:r>
-      <w:r>
-        <w:t xml:space="preserve"> </w:t>
-      </w:r>
-      <w:r>
-        <w:t xml:space="preserve">Bias arising from the randomization process</w:t>
-      </w:r>
-    </w:p>
-    <w:p>
-      <w:pPr>
-        <w:numPr>
-          <w:ilvl w:val="0"/>
-          <w:numId w:val="1004"/>
-        </w:numPr>
-        <w:pStyle w:val="Compact"/>
-      </w:pPr>
-      <w:r>
-        <w:rPr>
-          <w:bCs/>
-          <w:b/>
-        </w:rPr>
-        <w:t xml:space="preserve">D2:</w:t>
-      </w:r>
-      <w:r>
-        <w:t xml:space="preserve"> </w:t>
-      </w:r>
-      <w:r>
-        <w:t xml:space="preserve">Bias due to deviations from intended interventions</w:t>
-      </w:r>
-    </w:p>
-    <w:p>
-      <w:pPr>
-        <w:numPr>
-          <w:ilvl w:val="0"/>
-          <w:numId w:val="1004"/>
-        </w:numPr>
-        <w:pStyle w:val="Compact"/>
-      </w:pPr>
-      <w:r>
-        <w:rPr>
-          <w:bCs/>
-          <w:b/>
-        </w:rPr>
-        <w:t xml:space="preserve">D3:</w:t>
-      </w:r>
-      <w:r>
-        <w:t xml:space="preserve"> </w:t>
-      </w:r>
-      <w:r>
-        <w:t xml:space="preserve">Bias due to missing outcome data</w:t>
-      </w:r>
-    </w:p>
-    <w:p>
-      <w:pPr>
-        <w:numPr>
-          <w:ilvl w:val="0"/>
-          <w:numId w:val="1004"/>
-        </w:numPr>
-        <w:pStyle w:val="Compact"/>
-      </w:pPr>
-      <w:r>
-        <w:rPr>
-          <w:bCs/>
-          <w:b/>
-        </w:rPr>
-        <w:t xml:space="preserve">D4:</w:t>
-      </w:r>
-      <w:r>
-        <w:t xml:space="preserve"> </w:t>
-      </w:r>
-      <w:r>
-        <w:t xml:space="preserve">Bias in measurement of the outcome</w:t>
-      </w:r>
-    </w:p>
-    <w:p>
-      <w:pPr>
-        <w:numPr>
-          <w:ilvl w:val="0"/>
-          <w:numId w:val="1004"/>
-        </w:numPr>
-        <w:pStyle w:val="Compact"/>
-      </w:pPr>
-      <w:r>
-        <w:rPr>
-          <w:bCs/>
-          <w:b/>
-        </w:rPr>
-        <w:t xml:space="preserve">D5:</w:t>
-      </w:r>
-      <w:r>
-        <w:t xml:space="preserve"> </w:t>
-      </w:r>
-      <w:r>
-        <w:t xml:space="preserve">Bias in selection of the reported result</w:t>
-      </w:r>
-    </w:p>
-    <w:p>
-      <w:pPr>
-        <w:pStyle w:val="FirstParagraph"/>
-      </w:pPr>
-      <w:r>
-        <w:t xml:space="preserve">Each domain was rated as</w:t>
-      </w:r>
-      <w:r>
-        <w:t xml:space="preserve"> </w:t>
-      </w:r>
-      <w:r>
-        <w:t xml:space="preserve">“</w:t>
-      </w:r>
-      <w:r>
-        <w:t xml:space="preserve">Low risk,</w:t>
-      </w:r>
-      <w:r>
-        <w:t xml:space="preserve">”</w:t>
-      </w:r>
-      <w:r>
-        <w:t xml:space="preserve"> </w:t>
-      </w:r>
-      <w:r>
-        <w:t xml:space="preserve">“</w:t>
-      </w:r>
-      <w:r>
-        <w:t xml:space="preserve">Some concerns,</w:t>
-      </w:r>
-      <w:r>
-        <w:t xml:space="preserve">”</w:t>
-      </w:r>
-      <w:r>
-        <w:t xml:space="preserve"> </w:t>
-      </w:r>
-      <w:r>
-        <w:t xml:space="preserve">or</w:t>
-      </w:r>
-      <w:r>
-        <w:t xml:space="preserve"> </w:t>
-      </w:r>
-      <w:r>
-        <w:t xml:space="preserve">“</w:t>
-      </w:r>
-      <w:r>
-        <w:t xml:space="preserve">High risk.</w:t>
-      </w:r>
-      <w:r>
-        <w:t xml:space="preserve">”</w:t>
-      </w:r>
-      <w:r>
-        <w:t xml:space="preserve"> </w:t>
-      </w:r>
-      <w:r>
-        <w:t xml:space="preserve">Overall judgements followed RoB 2 algorithm. Discrepancies were resolved by discussion.</w:t>
-      </w:r>
-    </w:p>
-    <w:bookmarkEnd w:id="34"/>
-    <w:bookmarkStart w:id="35" w:name="data-synthesis"/>
-    <w:p>
-      <w:pPr>
-        <w:pStyle w:val="Heading3"/>
-      </w:pPr>
-      <w:r>
-        <w:t xml:space="preserve">2.8 Data Synthesis</w:t>
-      </w:r>
-    </w:p>
-    <w:p>
-      <w:pPr>
-        <w:pStyle w:val="FirstParagraph"/>
-      </w:pPr>
-      <w:r>
-        <w:t xml:space="preserve">Due to substantial clinical and methodological heterogeneity across included studies (different definitions of hypotension, different comparators, different primary outcomes, different patient risk profiles), meta-analysis was not performed. Results were synthesized</w:t>
-      </w:r>
-      <w:r>
-        <w:t xml:space="preserve"> </w:t>
-      </w:r>
-      <w:r>
-        <w:rPr>
-          <w:bCs/>
-          <w:b/>
-        </w:rPr>
-        <w:t xml:space="preserve">narratively</w:t>
-      </w:r>
-      <w:r>
-        <w:t xml:space="preserve">, organised by comparator type (NE bolus vs. ephedrine; NE bolus vs. continuous NE infusion) and outcome domain (efficacy, safety).</w:t>
-      </w:r>
-    </w:p>
-    <w:bookmarkEnd w:id="35"/>
-    <w:bookmarkStart w:id="36" w:name="certainty-of-evidence"/>
-    <w:p>
-      <w:pPr>
-        <w:pStyle w:val="Heading3"/>
-      </w:pPr>
-      <w:r>
-        <w:t xml:space="preserve">2.9 Certainty of Evidence</w:t>
-      </w:r>
-    </w:p>
-    <w:p>
-      <w:pPr>
-        <w:pStyle w:val="FirstParagraph"/>
-      </w:pPr>
-      <w:r>
-        <w:t xml:space="preserve">The certainty of evidence for each outcome was assessed using the</w:t>
-      </w:r>
-      <w:r>
-        <w:t xml:space="preserve"> </w:t>
-      </w:r>
-      <w:r>
-        <w:rPr>
-          <w:bCs/>
-          <w:b/>
-        </w:rPr>
-        <w:t xml:space="preserve">Grading of Recommendations, Assessment, Development and Evaluations (GRADE) framework</w:t>
-      </w:r>
-      <w:r>
-        <w:t xml:space="preserve">.²⁰ Evidence from RCTs starts at</w:t>
-      </w:r>
-      <w:r>
-        <w:t xml:space="preserve"> </w:t>
-      </w:r>
-      <w:r>
-        <w:t xml:space="preserve">“</w:t>
-      </w:r>
-      <w:r>
-        <w:t xml:space="preserve">high</w:t>
-      </w:r>
-      <w:r>
-        <w:t xml:space="preserve">”</w:t>
-      </w:r>
-      <w:r>
-        <w:t xml:space="preserve"> </w:t>
-      </w:r>
-      <w:r>
-        <w:t xml:space="preserve">certainty and can be downgraded based on risk of bias, inconsistency, indirectness, imprecision, and publication bias.</w:t>
+        <w:t xml:space="preserve">GRADE framework</w:t>
+      </w:r>
+      <w:r>
+        <w:t xml:space="preserve">.¹</w:t>
       </w:r>
     </w:p>
     <w:p>
@@ -1420,9 +1200,9 @@
         </w:pict>
       </w:r>
     </w:p>
+    <w:bookmarkEnd w:id="35"/>
     <w:bookmarkEnd w:id="36"/>
-    <w:bookmarkEnd w:id="37"/>
-    <w:bookmarkStart w:id="52" w:name="results"/>
+    <w:bookmarkStart w:id="50" w:name="results"/>
     <w:p>
       <w:pPr>
         <w:pStyle w:val="Heading2"/>
@@ -1431,7 +1211,7 @@
         <w:t xml:space="preserve">3. Results</w:t>
       </w:r>
     </w:p>
-    <w:bookmarkStart w:id="38" w:name="study-selection-1"/>
+    <w:bookmarkStart w:id="37" w:name="study-selection-1"/>
     <w:p>
       <w:pPr>
         <w:pStyle w:val="Heading3"/>
@@ -1445,7 +1225,7 @@
         <w:pStyle w:val="FirstParagraph"/>
       </w:pPr>
       <w:r>
-        <w:t xml:space="preserve">The database search yielded</w:t>
+        <w:t xml:space="preserve">Database searches yielded</w:t>
       </w:r>
       <w:r>
         <w:t xml:space="preserve"> </w:t>
@@ -1461,7 +1241,7 @@
         <w:t xml:space="preserve"> </w:t>
       </w:r>
       <w:r>
-        <w:t xml:space="preserve">in total (PubMed: 203; Scopus: 420; ProQuest: 20). After removal of 280 duplicates,</w:t>
+        <w:t xml:space="preserve">(PubMed: 203; Scopus: 420; ProQuest: 20). After removal of 280 duplicates,</w:t>
       </w:r>
       <w:r>
         <w:t xml:space="preserve"> </w:t>
@@ -1477,7 +1257,7 @@
         <w:t xml:space="preserve"> </w:t>
       </w:r>
       <w:r>
-        <w:t xml:space="preserve">were screened by title and abstract. Of these,</w:t>
+        <w:t xml:space="preserve">were screened. Of these, 358 were excluded at the title/abstract stage (non-intraoperative setting, obstetric population, or non-RCT design).</w:t>
       </w:r>
       <w:r>
         <w:t xml:space="preserve"> </w:t>
@@ -1487,13 +1267,25 @@
           <w:bCs/>
           <w:b/>
         </w:rPr>
-        <w:t xml:space="preserve">358 records were excluded</w:t>
-      </w:r>
-      <w:r>
-        <w:t xml:space="preserve"> </w:t>
-      </w:r>
-      <w:r>
-        <w:t xml:space="preserve">at the title/abstract stage as they did not meet population, intervention, or design criteria. The most common reasons for exclusion were: non-intraoperative setting (ICU/sepsis), obstetric population, or non-interventional study design.</w:t>
+        <w:t xml:space="preserve">Five full-text articles</w:t>
+      </w:r>
+      <w:r>
+        <w:t xml:space="preserve"> </w:t>
+      </w:r>
+      <w:r>
+        <w:t xml:space="preserve">were assessed for eligibility. Two were excluded:</w:t>
+      </w:r>
+      <w:r>
+        <w:t xml:space="preserve"> </w:t>
+      </w:r>
+      <w:r>
+        <w:t xml:space="preserve">- Berkenbush et al. 2024⁵: scoping review (not a primary RCT)</w:t>
+      </w:r>
+      <w:r>
+        <w:t xml:space="preserve"> </w:t>
+      </w:r>
+      <w:r>
+        <w:t xml:space="preserve">- Duarte-Medrano et al. 2026: narrative review (not a primary RCT)</w:t>
       </w:r>
     </w:p>
     <w:p>
@@ -1505,25 +1297,13 @@
           <w:bCs/>
           <w:b/>
         </w:rPr>
-        <w:t xml:space="preserve">Five full-text articles</w:t>
-      </w:r>
-      <w:r>
-        <w:t xml:space="preserve"> </w:t>
-      </w:r>
-      <w:r>
-        <w:t xml:space="preserve">were assessed for eligibility. Two articles were excluded after full-text review:</w:t>
-      </w:r>
-      <w:r>
-        <w:t xml:space="preserve"> </w:t>
-      </w:r>
-      <w:r>
-        <w:t xml:space="preserve">- ART-003 (Berkenbush et al. 2024): scoping review (not a primary RCT)</w:t>
-      </w:r>
-      <w:r>
-        <w:t xml:space="preserve"> </w:t>
-      </w:r>
-      <w:r>
-        <w:t xml:space="preserve">- ART-004 (Duarte-Medrano et al. 2026): narrative review (not a primary RCT)</w:t>
+        <w:t xml:space="preserve">Three RCTs</w:t>
+      </w:r>
+      <w:r>
+        <w:t xml:space="preserve"> </w:t>
+      </w:r>
+      <w:r>
+        <w:t xml:space="preserve">were included in the final synthesis.</w:t>
       </w:r>
     </w:p>
     <w:p>
@@ -1535,391 +1315,340 @@
           <w:bCs/>
           <w:b/>
         </w:rPr>
-        <w:t xml:space="preserve">Three RCTs</w:t>
-      </w:r>
-      <w:r>
-        <w:t xml:space="preserve"> </w:t>
-      </w:r>
-      <w:r>
-        <w:t xml:space="preserve">(ART-001, ART-002, ART-005) were included in the final synthesis.</w:t>
-      </w:r>
-    </w:p>
-    <w:p>
-      <w:pPr>
-        <w:pStyle w:val="BodyText"/>
-      </w:pPr>
+        <w:t xml:space="preserve">Figure 1. PRISMA 2020 Flow Diagram</w:t>
+      </w:r>
+    </w:p>
+    <w:p>
+      <w:pPr>
+        <w:pStyle w:val="SourceCode"/>
+      </w:pPr>
+      <w:r>
+        <w:rPr>
+          <w:rStyle w:val="VerbatimChar"/>
+        </w:rPr>
+        <w:t xml:space="preserve">┌──────────────────────────────────────────────────────────────┐</w:t>
+      </w:r>
+      <w:r>
+        <w:br/>
+      </w:r>
+      <w:r>
+        <w:rPr>
+          <w:rStyle w:val="VerbatimChar"/>
+        </w:rPr>
+        <w:t xml:space="preserve">│                      IDENTIFICATION                           │</w:t>
+      </w:r>
+      <w:r>
+        <w:br/>
+      </w:r>
+      <w:r>
+        <w:rPr>
+          <w:rStyle w:val="VerbatimChar"/>
+        </w:rPr>
+        <w:t xml:space="preserve">│  PubMed: 203 | Scopus: 420 | ProQuest: 20                    │</w:t>
+      </w:r>
+      <w:r>
+        <w:br/>
+      </w:r>
+      <w:r>
+        <w:rPr>
+          <w:rStyle w:val="VerbatimChar"/>
+        </w:rPr>
+        <w:t xml:space="preserve">│  Total identified: 643 | Duplicates removed: 280              │</w:t>
+      </w:r>
+      <w:r>
+        <w:br/>
+      </w:r>
+      <w:r>
+        <w:rPr>
+          <w:rStyle w:val="VerbatimChar"/>
+        </w:rPr>
+        <w:t xml:space="preserve">│  Records screened: 363                                        │</w:t>
+      </w:r>
+      <w:r>
+        <w:br/>
+      </w:r>
+      <w:r>
+        <w:rPr>
+          <w:rStyle w:val="VerbatimChar"/>
+        </w:rPr>
+        <w:t xml:space="preserve">└─────────────────────────────┬────────────────────────────────┘</w:t>
+      </w:r>
+      <w:r>
+        <w:br/>
+      </w:r>
+      <w:r>
+        <w:rPr>
+          <w:rStyle w:val="VerbatimChar"/>
+        </w:rPr>
+        <w:t xml:space="preserve">                              │</w:t>
+      </w:r>
+      <w:r>
+        <w:br/>
+      </w:r>
+      <w:r>
+        <w:rPr>
+          <w:rStyle w:val="VerbatimChar"/>
+        </w:rPr>
+        <w:t xml:space="preserve">                              ▼</w:t>
+      </w:r>
+      <w:r>
+        <w:br/>
+      </w:r>
+      <w:r>
+        <w:rPr>
+          <w:rStyle w:val="VerbatimChar"/>
+        </w:rPr>
+        <w:t xml:space="preserve">┌──────────────────────────────────────────────────────────────┐</w:t>
+      </w:r>
+      <w:r>
+        <w:br/>
+      </w:r>
+      <w:r>
+        <w:rPr>
+          <w:rStyle w:val="VerbatimChar"/>
+        </w:rPr>
+        <w:t xml:space="preserve">│                       SCREENING                               │</w:t>
+      </w:r>
+      <w:r>
+        <w:br/>
+      </w:r>
+      <w:r>
+        <w:rPr>
+          <w:rStyle w:val="VerbatimChar"/>
+        </w:rPr>
+        <w:t xml:space="preserve">│  Records excluded (title/abstract): 358                       │</w:t>
+      </w:r>
+      <w:r>
+        <w:br/>
+      </w:r>
+      <w:r>
+        <w:rPr>
+          <w:rStyle w:val="VerbatimChar"/>
+        </w:rPr>
+        <w:t xml:space="preserve">│  → Non-intraoperative / ICU / sepsis setting                  │</w:t>
+      </w:r>
+      <w:r>
+        <w:br/>
+      </w:r>
+      <w:r>
+        <w:rPr>
+          <w:rStyle w:val="VerbatimChar"/>
+        </w:rPr>
+        <w:t xml:space="preserve">│  → Obstetric population                                       │</w:t>
+      </w:r>
+      <w:r>
+        <w:br/>
+      </w:r>
+      <w:r>
+        <w:rPr>
+          <w:rStyle w:val="VerbatimChar"/>
+        </w:rPr>
+        <w:t xml:space="preserve">│  → Non-RCT design (reviews, case reports, observational)      │</w:t>
+      </w:r>
+      <w:r>
+        <w:br/>
+      </w:r>
+      <w:r>
+        <w:rPr>
+          <w:rStyle w:val="VerbatimChar"/>
+        </w:rPr>
+        <w:t xml:space="preserve">└─────────────────────────────┬────────────────────────────────┘</w:t>
+      </w:r>
+      <w:r>
+        <w:br/>
+      </w:r>
+      <w:r>
+        <w:rPr>
+          <w:rStyle w:val="VerbatimChar"/>
+        </w:rPr>
+        <w:t xml:space="preserve">                              │</w:t>
+      </w:r>
+      <w:r>
+        <w:br/>
+      </w:r>
+      <w:r>
+        <w:rPr>
+          <w:rStyle w:val="VerbatimChar"/>
+        </w:rPr>
+        <w:t xml:space="preserve">                              ▼</w:t>
+      </w:r>
+      <w:r>
+        <w:br/>
+      </w:r>
+      <w:r>
+        <w:rPr>
+          <w:rStyle w:val="VerbatimChar"/>
+        </w:rPr>
+        <w:t xml:space="preserve">┌──────────────────────────────────────────────────────────────┐</w:t>
+      </w:r>
+      <w:r>
+        <w:br/>
+      </w:r>
+      <w:r>
+        <w:rPr>
+          <w:rStyle w:val="VerbatimChar"/>
+        </w:rPr>
+        <w:t xml:space="preserve">│                  FULL-TEXT ELIGIBILITY                         │</w:t>
+      </w:r>
+      <w:r>
+        <w:br/>
+      </w:r>
+      <w:r>
+        <w:rPr>
+          <w:rStyle w:val="VerbatimChar"/>
+        </w:rPr>
+        <w:t xml:space="preserve">│  Full-text articles assessed: 5                               │</w:t>
+      </w:r>
+      <w:r>
+        <w:br/>
+      </w:r>
+      <w:r>
+        <w:rPr>
+          <w:rStyle w:val="VerbatimChar"/>
+        </w:rPr>
+        <w:t xml:space="preserve">│  Excluded (n=2):                                              │</w:t>
+      </w:r>
+      <w:r>
+        <w:br/>
+      </w:r>
+      <w:r>
+        <w:rPr>
+          <w:rStyle w:val="VerbatimChar"/>
+        </w:rPr>
+        <w:t xml:space="preserve">│  ├─ Berkenbush et al. 2024: Scoping review                    │</w:t>
+      </w:r>
+      <w:r>
+        <w:br/>
+      </w:r>
+      <w:r>
+        <w:rPr>
+          <w:rStyle w:val="VerbatimChar"/>
+        </w:rPr>
+        <w:t xml:space="preserve">│  └─ Duarte-Medrano et al. 2026: Narrative review              │</w:t>
+      </w:r>
+      <w:r>
+        <w:br/>
+      </w:r>
+      <w:r>
+        <w:rPr>
+          <w:rStyle w:val="VerbatimChar"/>
+        </w:rPr>
+        <w:t xml:space="preserve">└─────────────────────────────┬────────────────────────────────┘</w:t>
+      </w:r>
+      <w:r>
+        <w:br/>
+      </w:r>
+      <w:r>
+        <w:rPr>
+          <w:rStyle w:val="VerbatimChar"/>
+        </w:rPr>
+        <w:t xml:space="preserve">                              │</w:t>
+      </w:r>
+      <w:r>
+        <w:br/>
+      </w:r>
+      <w:r>
+        <w:rPr>
+          <w:rStyle w:val="VerbatimChar"/>
+        </w:rPr>
+        <w:t xml:space="preserve">                              ▼</w:t>
+      </w:r>
+      <w:r>
+        <w:br/>
+      </w:r>
+      <w:r>
+        <w:rPr>
+          <w:rStyle w:val="VerbatimChar"/>
+        </w:rPr>
+        <w:t xml:space="preserve">┌──────────────────────────────────────────────────────────────┐</w:t>
+      </w:r>
+      <w:r>
+        <w:br/>
+      </w:r>
+      <w:r>
+        <w:rPr>
+          <w:rStyle w:val="VerbatimChar"/>
+        </w:rPr>
+        <w:t xml:space="preserve">│                        INCLUDED                               │</w:t>
+      </w:r>
+      <w:r>
+        <w:br/>
+      </w:r>
+      <w:r>
+        <w:rPr>
+          <w:rStyle w:val="VerbatimChar"/>
+        </w:rPr>
+        <w:t xml:space="preserve">│  Studies included: 3 RCTs | Total participants: n=388         │</w:t>
+      </w:r>
+      <w:r>
+        <w:br/>
+      </w:r>
+      <w:r>
+        <w:rPr>
+          <w:rStyle w:val="VerbatimChar"/>
+        </w:rPr>
+        <w:t xml:space="preserve">│  ├─ Hassani et al. (2018): n=56                               │</w:t>
+      </w:r>
+      <w:r>
+        <w:br/>
+      </w:r>
+      <w:r>
+        <w:rPr>
+          <w:rStyle w:val="VerbatimChar"/>
+        </w:rPr>
+        <w:t xml:space="preserve">│  ├─ Thomsen et al. (2026) [INDUCT trial]: n=261               │</w:t>
+      </w:r>
+      <w:r>
+        <w:br/>
+      </w:r>
+      <w:r>
+        <w:rPr>
+          <w:rStyle w:val="VerbatimChar"/>
+        </w:rPr>
+        <w:t xml:space="preserve">│  └─ Vokuhl et al. (2025): n=71                                │</w:t>
+      </w:r>
+      <w:r>
+        <w:br/>
+      </w:r>
+      <w:r>
+        <w:rPr>
+          <w:rStyle w:val="VerbatimChar"/>
+        </w:rPr>
+        <w:t xml:space="preserve">└──────────────────────────────────────────────────────────────┘</w:t>
+      </w:r>
+    </w:p>
+    <w:bookmarkEnd w:id="37"/>
+    <w:bookmarkStart w:id="38" w:name="characteristics-of-included-studies"/>
+    <w:p>
+      <w:pPr>
+        <w:pStyle w:val="Heading3"/>
+      </w:pPr>
+      <w:r>
+        <w:t xml:space="preserve">3.2 Characteristics of Included Studies</w:t>
+      </w:r>
+    </w:p>
+    <w:p>
+      <w:pPr>
+        <w:pStyle w:val="FirstParagraph"/>
+      </w:pPr>
+      <w:r>
+        <w:t xml:space="preserve">Three RCTs published between 2018 and 2026 from Iran (n=1) and Germany (n=2) were included, comprising</w:t>
+      </w:r>
+      <w:r>
+        <w:t xml:space="preserve"> </w:t>
+      </w:r>
       <w:r>
         <w:rPr>
           <w:bCs/>
           <w:b/>
         </w:rPr>
-        <w:t xml:space="preserve">Figure 1. PRISMA 2020 Flow Diagram</w:t>
-      </w:r>
-    </w:p>
-    <w:p>
-      <w:pPr>
-        <w:pStyle w:val="SourceCode"/>
-      </w:pPr>
-      <w:r>
-        <w:rPr>
-          <w:rStyle w:val="VerbatimChar"/>
-        </w:rPr>
-        <w:t xml:space="preserve">┌─────────────────────────────────────────────────────────────┐</w:t>
-      </w:r>
-      <w:r>
-        <w:br/>
-      </w:r>
-      <w:r>
-        <w:rPr>
-          <w:rStyle w:val="VerbatimChar"/>
-        </w:rPr>
-        <w:t xml:space="preserve">│                     IDENTIFICATION                           │</w:t>
-      </w:r>
-      <w:r>
-        <w:br/>
-      </w:r>
-      <w:r>
-        <w:rPr>
-          <w:rStyle w:val="VerbatimChar"/>
-        </w:rPr>
-        <w:t xml:space="preserve">│  PubMed: 203 | Scopus: 420 | ProQuest: 20                   │</w:t>
-      </w:r>
-      <w:r>
-        <w:br/>
-      </w:r>
-      <w:r>
-        <w:rPr>
-          <w:rStyle w:val="VerbatimChar"/>
-        </w:rPr>
-        <w:t xml:space="preserve">│  Total records identified: 643                               │</w:t>
-      </w:r>
-      <w:r>
-        <w:br/>
-      </w:r>
-      <w:r>
-        <w:rPr>
-          <w:rStyle w:val="VerbatimChar"/>
-        </w:rPr>
-        <w:t xml:space="preserve">│  Duplicate records removed: 280                              │</w:t>
-      </w:r>
-      <w:r>
-        <w:br/>
-      </w:r>
-      <w:r>
-        <w:rPr>
-          <w:rStyle w:val="VerbatimChar"/>
-        </w:rPr>
-        <w:t xml:space="preserve">│  Records screened: 363                                       │</w:t>
-      </w:r>
-      <w:r>
-        <w:br/>
-      </w:r>
-      <w:r>
-        <w:rPr>
-          <w:rStyle w:val="VerbatimChar"/>
-        </w:rPr>
-        <w:t xml:space="preserve">└─────────────────────────────┬───────────────────────────────┘</w:t>
-      </w:r>
-      <w:r>
-        <w:br/>
-      </w:r>
-      <w:r>
-        <w:rPr>
-          <w:rStyle w:val="VerbatimChar"/>
-        </w:rPr>
-        <w:t xml:space="preserve">                              │</w:t>
-      </w:r>
-      <w:r>
-        <w:br/>
-      </w:r>
-      <w:r>
-        <w:rPr>
-          <w:rStyle w:val="VerbatimChar"/>
-        </w:rPr>
-        <w:t xml:space="preserve">                              ▼</w:t>
-      </w:r>
-      <w:r>
-        <w:br/>
-      </w:r>
-      <w:r>
-        <w:rPr>
-          <w:rStyle w:val="VerbatimChar"/>
-        </w:rPr>
-        <w:t xml:space="preserve">┌─────────────────────────────────────────────────────────────┐</w:t>
-      </w:r>
-      <w:r>
-        <w:br/>
-      </w:r>
-      <w:r>
-        <w:rPr>
-          <w:rStyle w:val="VerbatimChar"/>
-        </w:rPr>
-        <w:t xml:space="preserve">│                      SCREENING                               │</w:t>
-      </w:r>
-      <w:r>
-        <w:br/>
-      </w:r>
-      <w:r>
-        <w:rPr>
-          <w:rStyle w:val="VerbatimChar"/>
-        </w:rPr>
-        <w:t xml:space="preserve">│  Records screened: 363                                       │</w:t>
-      </w:r>
-      <w:r>
-        <w:br/>
-      </w:r>
-      <w:r>
-        <w:rPr>
-          <w:rStyle w:val="VerbatimChar"/>
-        </w:rPr>
-        <w:t xml:space="preserve">│  Records excluded (title/abstract): 358                      │</w:t>
-      </w:r>
-      <w:r>
-        <w:br/>
-      </w:r>
-      <w:r>
-        <w:rPr>
-          <w:rStyle w:val="VerbatimChar"/>
-        </w:rPr>
-        <w:t xml:space="preserve">│  → Non-intraoperative / ICU / sepsis setting                 │</w:t>
-      </w:r>
-      <w:r>
-        <w:br/>
-      </w:r>
-      <w:r>
-        <w:rPr>
-          <w:rStyle w:val="VerbatimChar"/>
-        </w:rPr>
-        <w:t xml:space="preserve">│  → Obstetric population                                      │</w:t>
-      </w:r>
-      <w:r>
-        <w:br/>
-      </w:r>
-      <w:r>
-        <w:rPr>
-          <w:rStyle w:val="VerbatimChar"/>
-        </w:rPr>
-        <w:t xml:space="preserve">│  → Non-RCT design (reviews, case reports, observational)     │</w:t>
-      </w:r>
-      <w:r>
-        <w:br/>
-      </w:r>
-      <w:r>
-        <w:rPr>
-          <w:rStyle w:val="VerbatimChar"/>
-        </w:rPr>
-        <w:t xml:space="preserve">│  → Intervention not push-dose NE                             │</w:t>
-      </w:r>
-      <w:r>
-        <w:br/>
-      </w:r>
-      <w:r>
-        <w:rPr>
-          <w:rStyle w:val="VerbatimChar"/>
-        </w:rPr>
-        <w:t xml:space="preserve">└─────────────────────────────┬───────────────────────────────┘</w:t>
-      </w:r>
-      <w:r>
-        <w:br/>
-      </w:r>
-      <w:r>
-        <w:rPr>
-          <w:rStyle w:val="VerbatimChar"/>
-        </w:rPr>
-        <w:t xml:space="preserve">                              │</w:t>
-      </w:r>
-      <w:r>
-        <w:br/>
-      </w:r>
-      <w:r>
-        <w:rPr>
-          <w:rStyle w:val="VerbatimChar"/>
-        </w:rPr>
-        <w:t xml:space="preserve">                              ▼</w:t>
-      </w:r>
-      <w:r>
-        <w:br/>
-      </w:r>
-      <w:r>
-        <w:rPr>
-          <w:rStyle w:val="VerbatimChar"/>
-        </w:rPr>
-        <w:t xml:space="preserve">┌─────────────────────────────────────────────────────────────┐</w:t>
-      </w:r>
-      <w:r>
-        <w:br/>
-      </w:r>
-      <w:r>
-        <w:rPr>
-          <w:rStyle w:val="VerbatimChar"/>
-        </w:rPr>
-        <w:t xml:space="preserve">│                  FULL-TEXT ELIGIBILITY                        │</w:t>
-      </w:r>
-      <w:r>
-        <w:br/>
-      </w:r>
-      <w:r>
-        <w:rPr>
-          <w:rStyle w:val="VerbatimChar"/>
-        </w:rPr>
-        <w:t xml:space="preserve">│  Full-text articles assessed: 5                              │</w:t>
-      </w:r>
-      <w:r>
-        <w:br/>
-      </w:r>
-      <w:r>
-        <w:rPr>
-          <w:rStyle w:val="VerbatimChar"/>
-        </w:rPr>
-        <w:t xml:space="preserve">│  Full-text articles excluded (n=2):                          │</w:t>
-      </w:r>
-      <w:r>
-        <w:br/>
-      </w:r>
-      <w:r>
-        <w:rPr>
-          <w:rStyle w:val="VerbatimChar"/>
-        </w:rPr>
-        <w:t xml:space="preserve">│  ├─ Berkenbush et al. 2024: Scoping review (not primary RCT) │</w:t>
-      </w:r>
-      <w:r>
-        <w:br/>
-      </w:r>
-      <w:r>
-        <w:rPr>
-          <w:rStyle w:val="VerbatimChar"/>
-        </w:rPr>
-        <w:t xml:space="preserve">│  └─ Duarte-Medrano et al. 2026: Narrative review             │</w:t>
-      </w:r>
-      <w:r>
-        <w:br/>
-      </w:r>
-      <w:r>
-        <w:rPr>
-          <w:rStyle w:val="VerbatimChar"/>
-        </w:rPr>
-        <w:t xml:space="preserve">└─────────────────────────────┬───────────────────────────────┘</w:t>
-      </w:r>
-      <w:r>
-        <w:br/>
-      </w:r>
-      <w:r>
-        <w:rPr>
-          <w:rStyle w:val="VerbatimChar"/>
-        </w:rPr>
-        <w:t xml:space="preserve">                              │</w:t>
-      </w:r>
-      <w:r>
-        <w:br/>
-      </w:r>
-      <w:r>
-        <w:rPr>
-          <w:rStyle w:val="VerbatimChar"/>
-        </w:rPr>
-        <w:t xml:space="preserve">                              ▼</w:t>
-      </w:r>
-      <w:r>
-        <w:br/>
-      </w:r>
-      <w:r>
-        <w:rPr>
-          <w:rStyle w:val="VerbatimChar"/>
-        </w:rPr>
-        <w:t xml:space="preserve">┌─────────────────────────────────────────────────────────────┐</w:t>
-      </w:r>
-      <w:r>
-        <w:br/>
-      </w:r>
-      <w:r>
-        <w:rPr>
-          <w:rStyle w:val="VerbatimChar"/>
-        </w:rPr>
-        <w:t xml:space="preserve">│                      INCLUDED                                │</w:t>
-      </w:r>
-      <w:r>
-        <w:br/>
-      </w:r>
-      <w:r>
-        <w:rPr>
-          <w:rStyle w:val="VerbatimChar"/>
-        </w:rPr>
-        <w:t xml:space="preserve">│  Studies included in systematic review: 3 RCTs               │</w:t>
-      </w:r>
-      <w:r>
-        <w:br/>
-      </w:r>
-      <w:r>
-        <w:rPr>
-          <w:rStyle w:val="VerbatimChar"/>
-        </w:rPr>
-        <w:t xml:space="preserve">│  Total participants: n=388                                   │</w:t>
-      </w:r>
-      <w:r>
-        <w:br/>
-      </w:r>
-      <w:r>
-        <w:rPr>
-          <w:rStyle w:val="VerbatimChar"/>
-        </w:rPr>
-        <w:t xml:space="preserve">│  ├─ Hassani et al. (2018): n=56                              │</w:t>
-      </w:r>
-      <w:r>
-        <w:br/>
-      </w:r>
-      <w:r>
-        <w:rPr>
-          <w:rStyle w:val="VerbatimChar"/>
-        </w:rPr>
-        <w:t xml:space="preserve">│  ├─ Thomsen et al. (2026) [INDUCT trial]: n=261              │</w:t>
-      </w:r>
-      <w:r>
-        <w:br/>
-      </w:r>
-      <w:r>
-        <w:rPr>
-          <w:rStyle w:val="VerbatimChar"/>
-        </w:rPr>
-        <w:t xml:space="preserve">│  └─ Vokuhl et al. (2025): n=71                               │</w:t>
-      </w:r>
-      <w:r>
-        <w:br/>
-      </w:r>
-      <w:r>
-        <w:rPr>
-          <w:rStyle w:val="VerbatimChar"/>
-        </w:rPr>
-        <w:t xml:space="preserve">└─────────────────────────────────────────────────────────────┘</w:t>
-      </w:r>
-    </w:p>
-    <w:bookmarkEnd w:id="38"/>
-    <w:bookmarkStart w:id="39" w:name="characteristics-of-included-studies"/>
-    <w:p>
-      <w:pPr>
-        <w:pStyle w:val="Heading3"/>
-      </w:pPr>
-      <w:r>
-        <w:t xml:space="preserve">3.2 Characteristics of Included Studies</w:t>
-      </w:r>
-    </w:p>
-    <w:p>
-      <w:pPr>
-        <w:pStyle w:val="FirstParagraph"/>
-      </w:pPr>
-      <w:r>
-        <w:t xml:space="preserve">Three RCTs published between 2018 and 2026, from Iran (n=1) and Germany (n=2), were included, comprising a total of</w:t>
-      </w:r>
-      <w:r>
-        <w:t xml:space="preserve"> </w:t>
-      </w:r>
-      <w:r>
-        <w:rPr>
-          <w:bCs/>
-          <w:b/>
-        </w:rPr>
         <w:t xml:space="preserve">388 participants</w:t>
       </w:r>
       <w:r>
-        <w:t xml:space="preserve">. Study characteristics are summarized in Table 1.</w:t>
+        <w:t xml:space="preserve"> </w:t>
+      </w:r>
+      <w:r>
+        <w:t xml:space="preserve">(Table 1).²⁻⁴</w:t>
       </w:r>
     </w:p>
     <w:p>
@@ -1942,18 +1671,18 @@
         <w:jc w:val="start"/>
       </w:tblPr>
       <w:tblGrid>
-        <w:gridCol w:w="660"/>
-        <w:gridCol w:w="1155"/>
-        <w:gridCol w:w="495"/>
-        <w:gridCol w:w="495"/>
-        <w:gridCol w:w="440"/>
-        <w:gridCol w:w="165"/>
-        <w:gridCol w:w="550"/>
-        <w:gridCol w:w="275"/>
-        <w:gridCol w:w="825"/>
-        <w:gridCol w:w="715"/>
-        <w:gridCol w:w="825"/>
-        <w:gridCol w:w="1320"/>
+        <w:gridCol w:w="420"/>
+        <w:gridCol w:w="840"/>
+        <w:gridCol w:w="540"/>
+        <w:gridCol w:w="540"/>
+        <w:gridCol w:w="480"/>
+        <w:gridCol w:w="180"/>
+        <w:gridCol w:w="600"/>
+        <w:gridCol w:w="300"/>
+        <w:gridCol w:w="900"/>
+        <w:gridCol w:w="780"/>
+        <w:gridCol w:w="900"/>
+        <w:gridCol w:w="1440"/>
       </w:tblGrid>
       <w:tr>
         <w:trPr>
@@ -1967,19 +1696,19 @@
               <w:jc w:val="left"/>
             </w:pPr>
             <w:r>
-              <w:t xml:space="preserve">Study (ID)</w:t>
-            </w:r>
-          </w:p>
-        </w:tc>
-        <w:tc>
-          <w:tcPr/>
-          <w:p>
-            <w:pPr>
-              <w:pStyle w:val="Compact"/>
-              <w:jc w:val="left"/>
-            </w:pPr>
-            <w:r>
-              <w:t xml:space="preserve">First Author (Year)</w:t>
+              <w:t xml:space="preserve">Study</w:t>
+            </w:r>
+          </w:p>
+        </w:tc>
+        <w:tc>
+          <w:tcPr/>
+          <w:p>
+            <w:pPr>
+              <w:pStyle w:val="Compact"/>
+              <w:jc w:val="left"/>
+            </w:pPr>
+            <w:r>
+              <w:t xml:space="preserve">Author (Year)</w:t>
             </w:r>
           </w:p>
         </w:tc>
@@ -2125,7 +1854,7 @@
               <w:jc w:val="left"/>
             </w:pPr>
             <w:r>
-              <w:t xml:space="preserve">Hassani et al. (2018)</w:t>
+              <w:t xml:space="preserve">Hassani et al. (2018)²</w:t>
             </w:r>
           </w:p>
         </w:tc>
@@ -2185,7 +1914,7 @@
               <w:jc w:val="left"/>
             </w:pPr>
             <w:r>
-              <w:t xml:space="preserve">20–75 years (range)</w:t>
+              <w:t xml:space="preserve">20–75 yr (range)</w:t>
             </w:r>
           </w:p>
         </w:tc>
@@ -2233,7 +1962,7 @@
               <w:jc w:val="left"/>
             </w:pPr>
             <w:r>
-              <w:t xml:space="preserve">Invasive (radial arterial catheter)</w:t>
+              <w:t xml:space="preserve">Invasive (radial arterial)</w:t>
             </w:r>
           </w:p>
         </w:tc>
@@ -2271,7 +2000,7 @@
               <w:jc w:val="left"/>
             </w:pPr>
             <w:r>
-              <w:t xml:space="preserve">Thomsen et al. (2026) [INDUCT trial]</w:t>
+              <w:t xml:space="preserve">Thomsen et al. (2026)³ [INDUCT]</w:t>
             </w:r>
           </w:p>
         </w:tc>
@@ -2331,7 +2060,7 @@
               <w:jc w:val="left"/>
             </w:pPr>
             <w:r>
-              <w:t xml:space="preserve">Median 62 years</w:t>
+              <w:t xml:space="preserve">Median 62 yr</w:t>
             </w:r>
           </w:p>
         </w:tc>
@@ -2355,7 +2084,7 @@
               <w:jc w:val="left"/>
             </w:pPr>
             <w:r>
-              <w:t xml:space="preserve">Elective noncardiac (low-to-moderate risk)</w:t>
+              <w:t xml:space="preserve">Elective noncardiac (low–mod risk)</w:t>
             </w:r>
           </w:p>
         </w:tc>
@@ -2405,19 +2134,19 @@
               <w:jc w:val="left"/>
             </w:pPr>
             <w:r>
-              <w:t xml:space="preserve">ART-005</w:t>
-            </w:r>
-          </w:p>
-        </w:tc>
-        <w:tc>
-          <w:tcPr/>
-          <w:p>
-            <w:pPr>
-              <w:pStyle w:val="Compact"/>
-              <w:jc w:val="left"/>
-            </w:pPr>
-            <w:r>
-              <w:t xml:space="preserve">Vokuhl et al. (2025)</w:t>
+              <w:t xml:space="preserve">ART-003</w:t>
+            </w:r>
+          </w:p>
+        </w:tc>
+        <w:tc>
+          <w:tcPr/>
+          <w:p>
+            <w:pPr>
+              <w:pStyle w:val="Compact"/>
+              <w:jc w:val="left"/>
+            </w:pPr>
+            <w:r>
+              <w:t xml:space="preserve">Vokuhl et al. (2025)⁴</w:t>
             </w:r>
           </w:p>
         </w:tc>
@@ -2477,7 +2206,7 @@
               <w:jc w:val="left"/>
             </w:pPr>
             <w:r>
-              <w:t xml:space="preserve">Mean 66 years (47–86)</w:t>
+              <w:t xml:space="preserve">Mean 66 yr (47–86)</w:t>
             </w:r>
           </w:p>
         </w:tc>
@@ -2525,7 +2254,7 @@
               <w:jc w:val="left"/>
             </w:pPr>
             <w:r>
-              <w:t xml:space="preserve">Invasive (radial arterial catheter)</w:t>
+              <w:t xml:space="preserve">Invasive (radial arterial)</w:t>
             </w:r>
           </w:p>
         </w:tc>
@@ -2548,7 +2277,7 @@
         <w:pStyle w:val="BodyText"/>
       </w:pPr>
       <w:r>
-        <w:t xml:space="preserve">*261 of 276 randomised participants had complete data. CNAP = continuous non-invasive arterial pressure; GA = general anaesthesia; MAP = mean arterial pressure; ASA = American Society of Anesthesiologists physical status.</w:t>
+        <w:t xml:space="preserve">*261 of 276 randomised participants had complete data. CNAP = continuous non-invasive arterial pressure; GA = general anaesthesia; MAP = mean arterial pressure.</w:t>
       </w:r>
     </w:p>
     <w:p>
@@ -2556,11 +2285,11 @@
         <w:pStyle w:val="BodyText"/>
       </w:pPr>
       <w:r>
-        <w:t xml:space="preserve">All three studies enrolled adult patients undergoing elective non-cardiac, non-obstetric surgery under general anaesthesia. Hassani et al. (2018) exclusively enrolled hypertensive patients undergoing spinal surgery. The two German studies (Thomsen 2026; Vokuhl 2025) both emerged from the research group at the University Medical Center Hamburg-Eppendorf and studied the induction/early intraoperative period (approximately the first 15 minutes), differing primarily in patient risk profile and BP monitoring modality.</w:t>
-      </w:r>
-    </w:p>
-    <w:bookmarkEnd w:id="39"/>
-    <w:bookmarkStart w:id="40" w:name="intervention-details"/>
+        <w:t xml:space="preserve">All three studies enrolled adults undergoing elective non-cardiac, non-obstetric surgery under general anaesthesia. Hassani et al.² exclusively enrolled hypertensive patients undergoing spinal surgery. The two German studies (Thomsen 2026³ and Vokuhl 2025⁴), both from the University Medical Center Hamburg-Eppendorf research group, studied the early intraoperative period (first 15 minutes post-induction), differing primarily in patient risk profile and BP monitoring modality.</w:t>
+      </w:r>
+    </w:p>
+    <w:bookmarkEnd w:id="38"/>
+    <w:bookmarkStart w:id="39" w:name="intervention-details"/>
     <w:p>
       <w:pPr>
         <w:pStyle w:val="Heading3"/>
@@ -2708,7 +2437,7 @@
               <w:jc w:val="left"/>
             </w:pPr>
             <w:r>
-              <w:t xml:space="preserve">Hassani (2018)</w:t>
+              <w:t xml:space="preserve">Hassani (2018)²</w:t>
             </w:r>
           </w:p>
         </w:tc>
@@ -2756,7 +2485,7 @@
               <w:jc w:val="left"/>
             </w:pPr>
             <w:r>
-              <w:t xml:space="preserve">Every 2 min (max 3 doses)</w:t>
+              <w:t xml:space="preserve">Every 2 min (max 3×)</w:t>
             </w:r>
           </w:p>
         </w:tc>
@@ -2806,19 +2535,19 @@
               <w:jc w:val="left"/>
             </w:pPr>
             <w:r>
-              <w:t xml:space="preserve">Thomsen (2026)</w:t>
-            </w:r>
-          </w:p>
-        </w:tc>
-        <w:tc>
-          <w:tcPr/>
-          <w:p>
-            <w:pPr>
-              <w:pStyle w:val="Compact"/>
-              <w:jc w:val="left"/>
-            </w:pPr>
-            <w:r>
-              <w:t xml:space="preserve">10 mcg (median per bolus)</w:t>
+              <w:t xml:space="preserve">Thomsen (2026)³</w:t>
+            </w:r>
+          </w:p>
+        </w:tc>
+        <w:tc>
+          <w:tcPr/>
+          <w:p>
+            <w:pPr>
+              <w:pStyle w:val="Compact"/>
+              <w:jc w:val="left"/>
+            </w:pPr>
+            <w:r>
+              <w:t xml:space="preserve">10 mcg (median)</w:t>
             </w:r>
           </w:p>
         </w:tc>
@@ -2890,7 +2619,7 @@
               <w:jc w:val="left"/>
             </w:pPr>
             <w:r>
-              <w:t xml:space="preserve">60 mcg/mL; starting rate 0.05 mcg/kg/min</w:t>
+              <w:t xml:space="preserve">60 mcg/mL; 0.05 mcg/kg/min</w:t>
             </w:r>
           </w:p>
         </w:tc>
@@ -2904,7 +2633,7 @@
               <w:jc w:val="left"/>
             </w:pPr>
             <w:r>
-              <w:t xml:space="preserve">Vokuhl (2025)</w:t>
+              <w:t xml:space="preserve">Vokuhl (2025)⁴</w:t>
             </w:r>
           </w:p>
         </w:tc>
@@ -3009,17 +2738,17 @@
           <w:bCs/>
           <w:b/>
         </w:rPr>
-        <w:t xml:space="preserve">dose of 10 mcg per bolus at a concentration of 10 mcg/mL (equivalent to 1 mL per bolus) via peripheral intravenous access</w:t>
-      </w:r>
-      <w:r>
-        <w:t xml:space="preserve"> </w:t>
-      </w:r>
-      <w:r>
-        <w:t xml:space="preserve">was consistent across all three included studies.</w:t>
-      </w:r>
-    </w:p>
-    <w:bookmarkEnd w:id="40"/>
-    <w:bookmarkStart w:id="44" w:name="efficacy-outcomes"/>
+        <w:t xml:space="preserve">dose of 10 mcg per bolus at a concentration of 10 mcg/mL via peripheral intravenous access</w:t>
+      </w:r>
+      <w:r>
+        <w:t xml:space="preserve"> </w:t>
+      </w:r>
+      <w:r>
+        <w:t xml:space="preserve">was consistent across all three included studies.²⁻⁴</w:t>
+      </w:r>
+    </w:p>
+    <w:bookmarkEnd w:id="39"/>
+    <w:bookmarkStart w:id="43" w:name="efficacy-outcomes"/>
     <w:p>
       <w:pPr>
         <w:pStyle w:val="Heading3"/>
@@ -3028,13 +2757,13 @@
         <w:t xml:space="preserve">3.4 Efficacy Outcomes</w:t>
       </w:r>
     </w:p>
-    <w:bookmarkStart w:id="41" w:name="X8e73eeab91cdbd6d376ac400cc1489854e98733"/>
+    <w:bookmarkStart w:id="40" w:name="X16d29422fc0ffa02d1cfa5952ca0122b72e4940"/>
     <w:p>
       <w:pPr>
         <w:pStyle w:val="Heading4"/>
       </w:pPr>
       <w:r>
-        <w:t xml:space="preserve">3.4.1 Push-Dose NE versus Ephedrine (Hassani et al. 2018)</w:t>
+        <w:t xml:space="preserve">3.4.1 Push-Dose NE versus Ephedrine (Hassani et al. 2018²)</w:t>
       </w:r>
     </w:p>
     <w:p>
@@ -3042,7 +2771,7 @@
         <w:pStyle w:val="FirstParagraph"/>
       </w:pPr>
       <w:r>
-        <w:t xml:space="preserve">Hassani et al. (2018) randomised 56 hypertensive patients undergoing spinal surgery to either push-dose NE 10 mcg or ephedrine 5 mg bolus for IOH management under general anaesthesia. Push-dose NE demonstrated clear superiority across multiple efficacy parameters (Table 3).</w:t>
+        <w:t xml:space="preserve">Hassani et al. randomised 56 hypertensive patients undergoing spinal surgery to NE 10 mcg bolus or ephedrine 5 mg bolus for IOH under general anaesthesia. Push-dose NE demonstrated clear superiority across all efficacy parameters (Table 3).²</w:t>
       </w:r>
     </w:p>
     <w:p>
@@ -3054,7 +2783,7 @@
           <w:bCs/>
           <w:b/>
         </w:rPr>
-        <w:t xml:space="preserve">Table 3. Efficacy Outcomes: Push-Dose NE vs. Ephedrine (Hassani et al. 2018, n=56)</w:t>
+        <w:t xml:space="preserve">Table 3. Efficacy Outcomes: Push-Dose NE vs. Ephedrine (Hassani et al. 2018², n=56)</w:t>
       </w:r>
     </w:p>
     <w:tbl>
@@ -3190,7 +2919,7 @@
               <w:jc w:val="left"/>
             </w:pPr>
             <w:r>
-              <w:t xml:space="preserve">MAP at 5 min after first hypotension episode</w:t>
+              <w:t xml:space="preserve">MAP 5 min after first hypotension episode</w:t>
             </w:r>
           </w:p>
         </w:tc>
@@ -3244,7 +2973,7 @@
               <w:jc w:val="left"/>
             </w:pPr>
             <w:r>
-              <w:t xml:space="preserve">Number of hypotension episodes (mean)</w:t>
+              <w:t xml:space="preserve">Number of hypotension episodes</w:t>
             </w:r>
           </w:p>
         </w:tc>
@@ -3364,7 +3093,7 @@
               <w:jc w:val="left"/>
             </w:pPr>
             <w:r>
-              <w:t xml:space="preserve">Fewer</w:t>
+              <w:t xml:space="preserve">Less</w:t>
             </w:r>
           </w:p>
         </w:tc>
@@ -3461,17 +3190,17 @@
         <w:pStyle w:val="BodyText"/>
       </w:pPr>
       <w:r>
-        <w:t xml:space="preserve">Push-dose NE significantly elevated MAP compared to ephedrine at the end of anaesthesia (98.85 vs. 91.48 mmHg, p&lt;0.001). The NE group experienced fewer hypotension episodes (p=0.005) and required fewer total vasopressor doses (p=0.004). Heart rate was significantly lower in the NE group (70.5 vs. 77.5 bpm, p=0.012), consistent with the pharmacological profile of norepinephrine, which lacks direct chronotropic activity.</w:t>
-      </w:r>
-    </w:p>
-    <w:bookmarkEnd w:id="41"/>
-    <w:bookmarkStart w:id="42" w:name="X617ca930598cf91e5e1af10f2a5665cad857849"/>
+        <w:t xml:space="preserve">Push-dose NE significantly elevated MAP compared to ephedrine (98.85 vs. 91.48 mmHg, p&lt;0.001), with fewer hypotension episodes (p=0.005) and lower total vasopressor requirement (p=0.004). Heart rate was significantly lower in the NE group (70.5 vs. 77.5 bpm, p=0.012), consistent with norepinephrine’s minimal chronotropic profile.²</w:t>
+      </w:r>
+    </w:p>
+    <w:bookmarkEnd w:id="40"/>
+    <w:bookmarkStart w:id="41" w:name="X70390af29984f52dc4adef3fb13abe8d405c81f"/>
     <w:p>
       <w:pPr>
         <w:pStyle w:val="Heading4"/>
       </w:pPr>
       <w:r>
-        <w:t xml:space="preserve">3.4.2 Push-Dose NE versus Continuous NE Infusion: Low-to-Moderate Risk Patients (Thomsen et al. 2026 / INDUCT Trial)</w:t>
+        <w:t xml:space="preserve">3.4.2 Push-Dose NE versus Continuous NE Infusion — Low-to-Moderate Risk Patients (Thomsen et al. 2026³ / INDUCT Trial)</w:t>
       </w:r>
     </w:p>
     <w:p>
@@ -3479,7 +3208,7 @@
         <w:pStyle w:val="FirstParagraph"/>
       </w:pPr>
       <w:r>
-        <w:t xml:space="preserve">The INDUCT trial randomised 261 low-to-moderate risk patients (ASA ≥II, age ≥45 years) to NE bolus or continuous NE infusion for 15 minutes following induction of anaesthesia. The primary outcome was the area under the MAP &lt;65 mmHg curve (AUC-hypo) over 15 minutes, measured by a blinded continuous non-invasive arterial pressure (CNAP) system.</w:t>
+        <w:t xml:space="preserve">The INDUCT trial randomised 261 low-to-moderate risk patients (ASA ≥II, age ≥45 years) to NE bolus or continuous NE infusion for 15 minutes following induction of anaesthesia. The primary outcome was the area under the MAP &lt;65 mmHg curve (AUC-hypo), measured by a blinded CNAP system.³</w:t>
       </w:r>
     </w:p>
     <w:p>
@@ -3491,7 +3220,7 @@
           <w:bCs/>
           <w:b/>
         </w:rPr>
-        <w:t xml:space="preserve">Table 4. Efficacy Outcomes: Push-Dose NE vs. Continuous NE Infusion in Low-to-Moderate Risk Patients (Thomsen et al. 2026, n=261)</w:t>
+        <w:t xml:space="preserve">Table 4. Efficacy Outcomes: Push-Dose NE vs. Continuous NE Infusion — Low-to-Moderate Risk (Thomsen et al. 2026³, n=261)</w:t>
       </w:r>
     </w:p>
     <w:tbl>
@@ -3689,7 +3418,7 @@
               <w:jc w:val="left"/>
             </w:pPr>
             <w:r>
-              <w:t xml:space="preserve">Patients experiencing ≥1 MAP &lt;65 episode (%)</w:t>
+              <w:t xml:space="preserve">Patients with ≥1 MAP &lt;65 episode (%)</w:t>
             </w:r>
           </w:p>
         </w:tc>
@@ -3794,7 +3523,7 @@
         <w:pStyle w:val="BodyText"/>
       </w:pPr>
       <w:r>
-        <w:t xml:space="preserve">In low-to-moderate risk patients, NE bolus showed</w:t>
+        <w:t xml:space="preserve">NE bolus showed</w:t>
       </w:r>
       <w:r>
         <w:t xml:space="preserve"> </w:t>
@@ -3810,17 +3539,17 @@
         <w:t xml:space="preserve"> </w:t>
       </w:r>
       <w:r>
-        <w:t xml:space="preserve">to continuous NE infusion, with no statistically significant difference in the primary outcome (AUC-hypo, p=0.070) or duration of MAP &lt;65 mmHg (p=0.052). However, the proportion of patients experiencing at least one MAP &lt;65 episode was higher in the bolus group (p=0.022). Notably, total NE consumption was significantly lower with the bolus approach (0.3 vs. 0.9 mcg/kg, p&lt;0.001), suggesting that the bolus strategy achieves comparable haemodynamic control with substantially less drug.</w:t>
-      </w:r>
-    </w:p>
-    <w:bookmarkEnd w:id="42"/>
-    <w:bookmarkStart w:id="43" w:name="X8988a006ec95b25b53f5fbcece182a7e9b081cd"/>
+        <w:t xml:space="preserve">to continuous infusion (primary outcome AUC-hypo, p=0.070). Total NE consumption was significantly lower with the bolus approach (0.3 vs. 0.9 mcg/kg, p&lt;0.001), representing a ~66% drug saving.³</w:t>
+      </w:r>
+    </w:p>
+    <w:bookmarkEnd w:id="41"/>
+    <w:bookmarkStart w:id="42" w:name="Xb38d1127626d0f837f1685ebf5d863fa6432368"/>
     <w:p>
       <w:pPr>
         <w:pStyle w:val="Heading4"/>
       </w:pPr>
       <w:r>
-        <w:t xml:space="preserve">3.4.3 Push-Dose NE versus Continuous NE Infusion: High-Risk Patients (Vokuhl et al. 2025)</w:t>
+        <w:t xml:space="preserve">3.4.3 Push-Dose NE versus Continuous NE Infusion — High-Risk Patients (Vokuhl et al. 2025⁴)</w:t>
       </w:r>
     </w:p>
     <w:p>
@@ -3828,7 +3557,7 @@
         <w:pStyle w:val="FirstParagraph"/>
       </w:pPr>
       <w:r>
-        <w:t xml:space="preserve">Vokuhl et al. (2025) randomised 71 high-risk patients (ASA II–IV, age ≥45 years) undergoing elective major noncardiac surgery to NE bolus or continuous NE infusion, with continuous invasive arterial monitoring (radial catheter). The primary outcome was average real variability of MAP (ARV-MAP), a measure of blood pressure variability reflecting haemodynamic stability.</w:t>
+        <w:t xml:space="preserve">Vokuhl et al. randomised 71 high-risk patients (ASA II–IV, age ≥45 years) undergoing elective major noncardiac surgery to NE bolus or continuous NE infusion, with continuous invasive arterial monitoring. The primary outcome was average real variability of MAP (ARV-MAP), reflecting beat-to-beat haemodynamic stability.⁴</w:t>
       </w:r>
     </w:p>
     <w:p>
@@ -3840,7 +3569,7 @@
           <w:bCs/>
           <w:b/>
         </w:rPr>
-        <w:t xml:space="preserve">Table 5. Efficacy Outcomes: Push-Dose NE vs. Continuous NE Infusion in High-Risk Patients (Vokuhl et al. 2025, n=71)</w:t>
+        <w:t xml:space="preserve">Table 5. Efficacy Outcomes: Push-Dose NE vs. Continuous NE Infusion — High Risk (Vokuhl et al. 2025⁴, n=71)</w:t>
       </w:r>
     </w:p>
     <w:tbl>
@@ -4119,12 +3848,6 @@
               </w:rPr>
               <w:t xml:space="preserve">0.027</w:t>
             </w:r>
-            <w:r>
-              <w:t xml:space="preserve"> </w:t>
-            </w:r>
-            <w:r>
-              <w:t xml:space="preserve">(S)</w:t>
-            </w:r>
           </w:p>
         </w:tc>
         <w:tc>
@@ -4212,7 +3935,7 @@
         <w:pStyle w:val="BodyText"/>
       </w:pPr>
       <w:r>
-        <w:t xml:space="preserve">In high-risk patients with continuous arterial monitoring,</w:t>
+        <w:t xml:space="preserve">In high-risk patients,</w:t>
       </w:r>
       <w:r>
         <w:t xml:space="preserve"> </w:t>
@@ -4228,12 +3951,12 @@
         <w:t xml:space="preserve"> </w:t>
       </w:r>
       <w:r>
-        <w:t xml:space="preserve">compared to NE bolus, as evidenced by a significantly lower ARV-MAP (19±6 vs. 25±7 mmHg/min; p&lt;0.001; Cohen’s d=1.00, indicating a large effect). The duration of MAP &lt;65 was also shorter with continuous infusion (0.8 vs. 1.8 min; p=0.027). However, the area under MAP &lt;65 (the measure used in the INDUCT trial) did not differ significantly (p=0.178). Total NE dose remained considerably lower with the bolus regimen (0.5 vs. 1.3 mcg/kg; p&lt;0.001).</w:t>
-      </w:r>
-    </w:p>
+        <w:t xml:space="preserve">(ARV-MAP: 19±6 vs. 25±7 mmHg/min; p&lt;0.001; Cohen’s d=1.00, large effect). Duration of MAP &lt;65 was shorter with continuous infusion (0.8 vs. 1.8 min; p=0.027). Total NE consumption remained lower with bolus (0.5 vs. 1.3 mcg/kg; p&lt;0.001).⁴</w:t>
+      </w:r>
+    </w:p>
+    <w:bookmarkEnd w:id="42"/>
     <w:bookmarkEnd w:id="43"/>
-    <w:bookmarkEnd w:id="44"/>
-    <w:bookmarkStart w:id="48" w:name="safety-outcomes"/>
+    <w:bookmarkStart w:id="46" w:name="safety-outcomes"/>
     <w:p>
       <w:pPr>
         <w:pStyle w:val="Heading3"/>
@@ -4242,7 +3965,7 @@
         <w:t xml:space="preserve">3.5 Safety Outcomes</w:t>
       </w:r>
     </w:p>
-    <w:bookmarkStart w:id="45" w:name="overshoot-hypertension"/>
+    <w:bookmarkStart w:id="44" w:name="overshoot-hypertension"/>
     <w:p>
       <w:pPr>
         <w:pStyle w:val="Heading4"/>
@@ -4351,7 +4074,7 @@
               <w:jc w:val="left"/>
             </w:pPr>
             <w:r>
-              <w:t xml:space="preserve">Hassani (2018)</w:t>
+              <w:t xml:space="preserve">Hassani (2018)²</w:t>
             </w:r>
           </w:p>
         </w:tc>
@@ -4413,7 +4136,7 @@
               <w:jc w:val="left"/>
             </w:pPr>
             <w:r>
-              <w:t xml:space="preserve">Thomsen (2026)</w:t>
+              <w:t xml:space="preserve">Thomsen (2026)³</w:t>
             </w:r>
           </w:p>
         </w:tc>
@@ -4437,19 +4160,19 @@
               <w:jc w:val="left"/>
             </w:pPr>
             <w:r>
-              <w:t xml:space="preserve">42.0 (18.2–86.9) mmHg·min</w:t>
-            </w:r>
-          </w:p>
-        </w:tc>
-        <w:tc>
-          <w:tcPr/>
-          <w:p>
-            <w:pPr>
-              <w:pStyle w:val="Compact"/>
-              <w:jc w:val="left"/>
-            </w:pPr>
-            <w:r>
-              <w:t xml:space="preserve">47.4 (8.7–131.1) mmHg·min (continuous)</w:t>
+              <w:t xml:space="preserve">42.0 (18.2–86.9)</w:t>
+            </w:r>
+          </w:p>
+        </w:tc>
+        <w:tc>
+          <w:tcPr/>
+          <w:p>
+            <w:pPr>
+              <w:pStyle w:val="Compact"/>
+              <w:jc w:val="left"/>
+            </w:pPr>
+            <w:r>
+              <w:t xml:space="preserve">47.4 (8.7–131.1) (continuous)</w:t>
             </w:r>
           </w:p>
         </w:tc>
@@ -4485,7 +4208,7 @@
               <w:jc w:val="left"/>
             </w:pPr>
             <w:r>
-              <w:t xml:space="preserve">Vokuhl (2025)</w:t>
+              <w:t xml:space="preserve">Vokuhl (2025)⁴</w:t>
             </w:r>
           </w:p>
         </w:tc>
@@ -4509,19 +4232,19 @@
               <w:jc w:val="left"/>
             </w:pPr>
             <w:r>
-              <w:t xml:space="preserve">16 (6–53) mmHg·min</w:t>
-            </w:r>
-          </w:p>
-        </w:tc>
-        <w:tc>
-          <w:tcPr/>
-          <w:p>
-            <w:pPr>
-              <w:pStyle w:val="Compact"/>
-              <w:jc w:val="left"/>
-            </w:pPr>
-            <w:r>
-              <w:t xml:space="preserve">20 (2–72) mmHg·min (continuous)</w:t>
+              <w:t xml:space="preserve">16 (6–53)</w:t>
+            </w:r>
+          </w:p>
+        </w:tc>
+        <w:tc>
+          <w:tcPr/>
+          <w:p>
+            <w:pPr>
+              <w:pStyle w:val="Compact"/>
+              <w:jc w:val="left"/>
+            </w:pPr>
+            <w:r>
+              <w:t xml:space="preserve">20 (2–72) (continuous)</w:t>
             </w:r>
           </w:p>
         </w:tc>
@@ -4554,74 +4277,48 @@
         <w:pStyle w:val="BodyText"/>
       </w:pPr>
       <w:r>
-        <w:t xml:space="preserve">No statistically significant differences in overshoot hypertension were observed between NE bolus and continuous NE infusion in either the INDUCT trial (p=0.390) or the Vokuhl study (p=0.986).</w:t>
+        <w:t xml:space="preserve">No statistically significant differences in overshoot hypertension were observed between NE bolus and continuous NE infusion in either Thomsen et al.³ (p=0.390) or Vokuhl et al.⁴ (p=0.986).</w:t>
+      </w:r>
+    </w:p>
+    <w:bookmarkEnd w:id="44"/>
+    <w:bookmarkStart w:id="45" w:name="arrhythmia-and-other-adverse-events"/>
+    <w:p>
+      <w:pPr>
+        <w:pStyle w:val="Heading4"/>
+      </w:pPr>
+      <w:r>
+        <w:t xml:space="preserve">3.5.2 Arrhythmia and Other Adverse Events</w:t>
+      </w:r>
+    </w:p>
+    <w:p>
+      <w:pPr>
+        <w:pStyle w:val="FirstParagraph"/>
+      </w:pPr>
+      <w:r>
+        <w:t xml:space="preserve">No study included arrhythmia as a structured pre-specified outcome. Hassani et al.² excluded patients with known arrhythmia; the higher heart rate in the ephedrine group (77.5 vs. 70.5 bpm, p=0.012) suggests sympathomimetic tachycardia, but formal arrhythmia events were not quantified. Neither Thomsen et al.³ nor Vokuhl et al.⁴ reported arrhythmia or peripheral vascular access complications.</w:t>
       </w:r>
     </w:p>
     <w:bookmarkEnd w:id="45"/>
-    <w:bookmarkStart w:id="46" w:name="arrhythmia"/>
-    <w:p>
-      <w:pPr>
-        <w:pStyle w:val="Heading4"/>
-      </w:pPr>
-      <w:r>
-        <w:t xml:space="preserve">3.5.2 Arrhythmia</w:t>
+    <w:bookmarkEnd w:id="46"/>
+    <w:bookmarkStart w:id="47" w:name="sources-of-heterogeneity"/>
+    <w:p>
+      <w:pPr>
+        <w:pStyle w:val="Heading3"/>
+      </w:pPr>
+      <w:r>
+        <w:t xml:space="preserve">3.6 Sources of Heterogeneity</w:t>
       </w:r>
     </w:p>
     <w:p>
       <w:pPr>
         <w:pStyle w:val="FirstParagraph"/>
-      </w:pPr>
-      <w:r>
-        <w:t xml:space="preserve">No study in this systematic review specifically included arrhythmia as a structured, pre-specified outcome measure. Hassani et al. (2018) excluded patients with known arrhythmia history from enrolment. The higher heart rate observed in the ephedrine group (77.5 vs. 70.5 bpm, p=0.012) in that study suggests a sympathomimetic tachycardia effect of ephedrine, but formal arrhythmia events were not quantified. Neither Thomsen et al. (2026) nor Vokuhl et al. (2025) reported any arrhythmia adverse events.</w:t>
-      </w:r>
-    </w:p>
-    <w:bookmarkEnd w:id="46"/>
-    <w:bookmarkStart w:id="47" w:name="X431537cd00ceaf6bb4a6682e448e82a9b9547a4"/>
-    <w:p>
-      <w:pPr>
-        <w:pStyle w:val="Heading4"/>
-      </w:pPr>
-      <w:r>
-        <w:t xml:space="preserve">3.5.3 Peripheral Intravenous Access Complications</w:t>
-      </w:r>
-    </w:p>
-    <w:p>
-      <w:pPr>
-        <w:pStyle w:val="FirstParagraph"/>
-      </w:pPr>
-      <w:r>
-        <w:t xml:space="preserve">No vascular access complications related to peripheral IV administration of push-dose NE were reported in any of the three included studies.</w:t>
-      </w:r>
-    </w:p>
-    <w:bookmarkEnd w:id="47"/>
-    <w:bookmarkEnd w:id="48"/>
-    <w:bookmarkStart w:id="49" w:name="heterogeneity-assessment"/>
-    <w:p>
-      <w:pPr>
-        <w:pStyle w:val="Heading3"/>
-      </w:pPr>
-      <w:r>
-        <w:t xml:space="preserve">3.6 Heterogeneity Assessment</w:t>
-      </w:r>
-    </w:p>
-    <w:p>
-      <w:pPr>
-        <w:pStyle w:val="FirstParagraph"/>
-      </w:pPr>
-      <w:r>
-        <w:t xml:space="preserve">Marked clinical and methodological heterogeneity was identified across the three included studies (Table 7). The primary outcomes differed substantially: Hassani et al. used absolute MAP values; Thomsen et al. used AUC-hypo (MAP &lt;65 mmHg); and Vokuhl et al. used ARV-MAP. Threshold definitions for hypotension also differed (MAP &lt;60 mmHg in ART-001 vs. MAP &lt;65 mmHg in ART-002 and ART-005). The comparator groups were fundamentally different (ephedrine bolus in ART-001; continuous NE infusion in ART-002 and ART-005). Patient risk profiles ranged from ASA I–II hypertensive patients (ART-001) to high-risk ASA II–IV patients (ART-005). These factors precluded pooled meta-analytic synthesis.</w:t>
-      </w:r>
-    </w:p>
-    <w:p>
-      <w:pPr>
-        <w:pStyle w:val="BodyText"/>
       </w:pPr>
       <w:r>
         <w:rPr>
           <w:bCs/>
           <w:b/>
         </w:rPr>
-        <w:t xml:space="preserve">Table 7. Sources of Clinical and Methodological Heterogeneity</w:t>
+        <w:t xml:space="preserve">Table 7. Clinical and Methodological Heterogeneity Across Included Studies</w:t>
       </w:r>
     </w:p>
     <w:tbl>
@@ -4632,10 +4329,10 @@
         <w:jc w:val="start"/>
       </w:tblPr>
       <w:tblGrid>
-        <w:gridCol w:w="1049"/>
-        <w:gridCol w:w="2290"/>
-        <w:gridCol w:w="2290"/>
-        <w:gridCol w:w="2290"/>
+        <w:gridCol w:w="1428"/>
+        <w:gridCol w:w="2207"/>
+        <w:gridCol w:w="2207"/>
+        <w:gridCol w:w="2077"/>
       </w:tblGrid>
       <w:tr>
         <w:trPr>
@@ -4661,31 +4358,31 @@
               <w:jc w:val="left"/>
             </w:pPr>
             <w:r>
-              <w:t xml:space="preserve">ART-001 (Hassani 2018)</w:t>
-            </w:r>
-          </w:p>
-        </w:tc>
-        <w:tc>
-          <w:tcPr/>
-          <w:p>
-            <w:pPr>
-              <w:pStyle w:val="Compact"/>
-              <w:jc w:val="left"/>
-            </w:pPr>
-            <w:r>
-              <w:t xml:space="preserve">ART-002 (Thomsen 2026)</w:t>
-            </w:r>
-          </w:p>
-        </w:tc>
-        <w:tc>
-          <w:tcPr/>
-          <w:p>
-            <w:pPr>
-              <w:pStyle w:val="Compact"/>
-              <w:jc w:val="left"/>
-            </w:pPr>
-            <w:r>
-              <w:t xml:space="preserve">ART-005 (Vokuhl 2025)</w:t>
+              <w:t xml:space="preserve">Hassani (2018)²</w:t>
+            </w:r>
+          </w:p>
+        </w:tc>
+        <w:tc>
+          <w:tcPr/>
+          <w:p>
+            <w:pPr>
+              <w:pStyle w:val="Compact"/>
+              <w:jc w:val="left"/>
+            </w:pPr>
+            <w:r>
+              <w:t xml:space="preserve">Thomsen (2026)³</w:t>
+            </w:r>
+          </w:p>
+        </w:tc>
+        <w:tc>
+          <w:tcPr/>
+          <w:p>
+            <w:pPr>
+              <w:pStyle w:val="Compact"/>
+              <w:jc w:val="left"/>
+            </w:pPr>
+            <w:r>
+              <w:t xml:space="preserve">Vokuhl (2025)⁴</w:t>
             </w:r>
           </w:p>
         </w:tc>
@@ -4799,7 +4496,7 @@
               <w:jc w:val="left"/>
             </w:pPr>
             <w:r>
-              <w:t xml:space="preserve">BP monitoring modality</w:t>
+              <w:t xml:space="preserve">BP monitoring</w:t>
             </w:r>
           </w:p>
         </w:tc>
@@ -4873,7 +4570,7 @@
               <w:jc w:val="left"/>
             </w:pPr>
             <w:r>
-              <w:t xml:space="preserve">Low-moderate risk, ASA ≥II</w:t>
+              <w:t xml:space="preserve">Low-moderate, ASA ≥II</w:t>
             </w:r>
           </w:p>
         </w:tc>
@@ -4911,7 +4608,7 @@
               <w:jc w:val="left"/>
             </w:pPr>
             <w:r>
-              <w:t xml:space="preserve">MAP at end of anaesthesia; hypotension episodes</w:t>
+              <w:t xml:space="preserve">MAP; hypotension episodes</w:t>
             </w:r>
           </w:p>
         </w:tc>
@@ -4961,7 +4658,7 @@
               <w:jc w:val="left"/>
             </w:pPr>
             <w:r>
-              <w:t xml:space="preserve">Entire anaesthesia</w:t>
+              <w:t xml:space="preserve">Full anaesthesia</w:t>
             </w:r>
           </w:p>
         </w:tc>
@@ -5041,8 +4738,16 @@
         </w:tc>
       </w:tr>
     </w:tbl>
-    <w:bookmarkEnd w:id="49"/>
-    <w:bookmarkStart w:id="50" w:name="risk-of-bias-assessment-1"/>
+    <w:p>
+      <w:pPr>
+        <w:pStyle w:val="BodyText"/>
+      </w:pPr>
+      <w:r>
+        <w:t xml:space="preserve">These differences precluded pooled meta-analytic synthesis; narrative synthesis was performed.</w:t>
+      </w:r>
+    </w:p>
+    <w:bookmarkEnd w:id="47"/>
+    <w:bookmarkStart w:id="48" w:name="risk-of-bias-assessment-1"/>
     <w:p>
       <w:pPr>
         <w:pStyle w:val="Heading3"/>
@@ -5054,51 +4759,13 @@
     <w:p>
       <w:pPr>
         <w:pStyle w:val="FirstParagraph"/>
-      </w:pPr>
-      <w:r>
-        <w:t xml:space="preserve">Risk of bias was assessed using the Cochrane RoB 2 tool across five domains (Table 8). All three studies received an overall judgement of</w:t>
-      </w:r>
-      <w:r>
-        <w:t xml:space="preserve"> </w:t>
-      </w:r>
-      <w:r>
-        <w:t xml:space="preserve">“</w:t>
-      </w:r>
-      <w:r>
-        <w:t xml:space="preserve">Some concerns,</w:t>
-      </w:r>
-      <w:r>
-        <w:t xml:space="preserve">”</w:t>
-      </w:r>
-      <w:r>
-        <w:t xml:space="preserve"> </w:t>
-      </w:r>
-      <w:r>
-        <w:t xml:space="preserve">with no study rated as</w:t>
-      </w:r>
-      <w:r>
-        <w:t xml:space="preserve"> </w:t>
-      </w:r>
-      <w:r>
-        <w:t xml:space="preserve">“</w:t>
-      </w:r>
-      <w:r>
-        <w:t xml:space="preserve">High risk.</w:t>
-      </w:r>
-      <w:r>
-        <w:t xml:space="preserve">”</w:t>
-      </w:r>
-    </w:p>
-    <w:p>
-      <w:pPr>
-        <w:pStyle w:val="BodyText"/>
       </w:pPr>
       <w:r>
         <w:rPr>
           <w:bCs/>
           <w:b/>
         </w:rPr>
-        <w:t xml:space="preserve">Table 8. Risk of Bias Summary (Cochrane RoB 2)</w:t>
+        <w:t xml:space="preserve">Table 8. Risk of Bias Summary — Cochrane RoB 2 Tool⁷</w:t>
       </w:r>
     </w:p>
     <w:tbl>
@@ -5109,13 +4776,13 @@
         <w:jc w:val="start"/>
       </w:tblPr>
       <w:tblGrid>
-        <w:gridCol w:w="416"/>
-        <w:gridCol w:w="1071"/>
-        <w:gridCol w:w="1965"/>
-        <w:gridCol w:w="1071"/>
-        <w:gridCol w:w="1429"/>
-        <w:gridCol w:w="1429"/>
-        <w:gridCol w:w="535"/>
+        <w:gridCol w:w="404"/>
+        <w:gridCol w:w="1040"/>
+        <w:gridCol w:w="1907"/>
+        <w:gridCol w:w="1040"/>
+        <w:gridCol w:w="1387"/>
+        <w:gridCol w:w="1387"/>
+        <w:gridCol w:w="751"/>
       </w:tblGrid>
       <w:tr>
         <w:trPr>
@@ -5153,7 +4820,7 @@
               <w:jc w:val="left"/>
             </w:pPr>
             <w:r>
-              <w:t xml:space="preserve">D2: Deviation from Intervention</w:t>
+              <w:t xml:space="preserve">D2: Deviation</w:t>
             </w:r>
           </w:p>
         </w:tc>
@@ -5201,6 +4868,10 @@
               <w:jc w:val="left"/>
             </w:pPr>
             <w:r>
+              <w:rPr>
+                <w:bCs/>
+                <w:b/>
+              </w:rPr>
               <w:t xml:space="preserve">Overall</w:t>
             </w:r>
           </w:p>
@@ -5215,7 +4886,7 @@
               <w:jc w:val="left"/>
             </w:pPr>
             <w:r>
-              <w:t xml:space="preserve">Hassani et al. (2018)</w:t>
+              <w:t xml:space="preserve">Hassani et al. (2018)²</w:t>
             </w:r>
           </w:p>
         </w:tc>
@@ -5305,7 +4976,7 @@
               <w:jc w:val="left"/>
             </w:pPr>
             <w:r>
-              <w:t xml:space="preserve">Thomsen et al. (2026)</w:t>
+              <w:t xml:space="preserve">Thomsen et al. (2026)³</w:t>
             </w:r>
           </w:p>
         </w:tc>
@@ -5395,7 +5066,7 @@
               <w:jc w:val="left"/>
             </w:pPr>
             <w:r>
-              <w:t xml:space="preserve">Vokuhl et al. (2025)</w:t>
+              <w:t xml:space="preserve">Vokuhl et al. (2025)⁴</w:t>
             </w:r>
           </w:p>
         </w:tc>
@@ -5482,13 +5153,13 @@
         <w:pStyle w:val="BodyText"/>
       </w:pPr>
       <w:r>
-        <w:t xml:space="preserve">¹ Allocation concealment not explicitly described; table-of-random-numbers method used but potential predictability cannot be excluded.</w:t>
+        <w:t xml:space="preserve">¹ Allocation concealment not explicitly described.</w:t>
       </w:r>
       <w:r>
         <w:br/>
       </w:r>
       <w:r>
-        <w:t xml:space="preserve">² Anaesthesiologists administering the intervention could not be blinded to bolus vs. infusion mode due to the nature of the intervention; however, primary outcomes were measured objectively (CNAP, arterial catheter data) or algorithmically (ARV-MAP).</w:t>
+        <w:t xml:space="preserve">² Anaesthesiologists could not be blinded to bolus vs. infusion mode; primary outcomes measured objectively (CNAP, arterial catheter, ARV-MAP algorithm).</w:t>
       </w:r>
     </w:p>
     <w:p>
@@ -5496,15 +5167,7 @@
         <w:pStyle w:val="BodyText"/>
       </w:pPr>
       <w:r>
-        <w:t xml:space="preserve">Domain D3 (missing outcome data): Hassani—100% data completeness; Thomsen—94.5% (261/276); Vokuhl—98.6% (71/72). Domain D5 (selective reporting): all studies had pre-registered protocols (IRCT, NCT05940649, NCT05997303).</w:t>
-      </w:r>
-    </w:p>
-    <w:p>
-      <w:pPr>
-        <w:pStyle w:val="BodyText"/>
-      </w:pPr>
-      <w:r>
-        <w:t xml:space="preserve">The</w:t>
+        <w:t xml:space="preserve">Domain D3: completeness 100% (Hassani²), 94.5% (Thomsen³), 98.6% (Vokuhl⁴). Domain D5: all studies had pre-registered protocols (IRCT, NCT05940649, NCT05997303). No study received</w:t>
       </w:r>
       <w:r>
         <w:t xml:space="preserve"> </w:t>
@@ -5513,7 +5176,7 @@
         <w:t xml:space="preserve">“</w:t>
       </w:r>
       <w:r>
-        <w:t xml:space="preserve">some concerns</w:t>
+        <w:t xml:space="preserve">High risk</w:t>
       </w:r>
       <w:r>
         <w:t xml:space="preserve">”</w:t>
@@ -5522,11 +5185,11 @@
         <w:t xml:space="preserve"> </w:t>
       </w:r>
       <w:r>
-        <w:t xml:space="preserve">ratings in D2 for Thomsen and Vokuhl represent an inherent and unavoidable limitation of all studies comparing mode of administration (bolus vs. infusion), where provider-level blinding is not feasible. The impact on outcome measurement was mitigated by objective, algorithmically-derived outcome measures.</w:t>
-      </w:r>
-    </w:p>
-    <w:bookmarkEnd w:id="50"/>
-    <w:bookmarkStart w:id="51" w:name="certainty-of-evidence-grade"/>
+        <w:t xml:space="preserve">overall.</w:t>
+      </w:r>
+    </w:p>
+    <w:bookmarkEnd w:id="48"/>
+    <w:bookmarkStart w:id="49" w:name="certainty-of-evidence-grade"/>
     <w:p>
       <w:pPr>
         <w:pStyle w:val="Heading3"/>
@@ -5555,14 +5218,14 @@
         <w:jc w:val="start"/>
       </w:tblPr>
       <w:tblGrid>
-        <w:gridCol w:w="642"/>
-        <w:gridCol w:w="927"/>
-        <w:gridCol w:w="998"/>
-        <w:gridCol w:w="998"/>
-        <w:gridCol w:w="1070"/>
-        <w:gridCol w:w="998"/>
-        <w:gridCol w:w="927"/>
-        <w:gridCol w:w="1355"/>
+        <w:gridCol w:w="734"/>
+        <w:gridCol w:w="734"/>
+        <w:gridCol w:w="653"/>
+        <w:gridCol w:w="1143"/>
+        <w:gridCol w:w="1224"/>
+        <w:gridCol w:w="1143"/>
+        <w:gridCol w:w="1061"/>
+        <w:gridCol w:w="1224"/>
       </w:tblGrid>
       <w:tr>
         <w:trPr>
@@ -5588,19 +5251,19 @@
               <w:jc w:val="left"/>
             </w:pPr>
             <w:r>
-              <w:t xml:space="preserve">Studies (n)</w:t>
-            </w:r>
-          </w:p>
-        </w:tc>
-        <w:tc>
-          <w:tcPr/>
-          <w:p>
-            <w:pPr>
-              <w:pStyle w:val="Compact"/>
-              <w:jc w:val="left"/>
-            </w:pPr>
-            <w:r>
-              <w:t xml:space="preserve">Study Design</w:t>
+              <w:t xml:space="preserve">Studies</w:t>
+            </w:r>
+          </w:p>
+        </w:tc>
+        <w:tc>
+          <w:tcPr/>
+          <w:p>
+            <w:pPr>
+              <w:pStyle w:val="Compact"/>
+              <w:jc w:val="left"/>
+            </w:pPr>
+            <w:r>
+              <w:t xml:space="preserve">Design</w:t>
             </w:r>
           </w:p>
         </w:tc>
@@ -5660,7 +5323,11 @@
               <w:jc w:val="left"/>
             </w:pPr>
             <w:r>
-              <w:t xml:space="preserve">Evidence Certainty</w:t>
+              <w:rPr>
+                <w:bCs/>
+                <w:b/>
+              </w:rPr>
+              <w:t xml:space="preserve">Certainty</w:t>
             </w:r>
           </w:p>
         </w:tc>
@@ -5710,43 +5377,43 @@
               <w:jc w:val="left"/>
             </w:pPr>
             <w:r>
-              <w:t xml:space="preserve">Downgrade 1: Some concerns in all studies</w:t>
-            </w:r>
-          </w:p>
-        </w:tc>
-        <w:tc>
-          <w:tcPr/>
-          <w:p>
-            <w:pPr>
-              <w:pStyle w:val="Compact"/>
-              <w:jc w:val="left"/>
-            </w:pPr>
-            <w:r>
-              <w:t xml:space="preserve">Downgrade 1: Different outcomes, mixed direction</w:t>
-            </w:r>
-          </w:p>
-        </w:tc>
-        <w:tc>
-          <w:tcPr/>
-          <w:p>
-            <w:pPr>
-              <w:pStyle w:val="Compact"/>
-              <w:jc w:val="left"/>
-            </w:pPr>
-            <w:r>
-              <w:t xml:space="preserve">Not downgraded</w:t>
-            </w:r>
-          </w:p>
-        </w:tc>
-        <w:tc>
-          <w:tcPr/>
-          <w:p>
-            <w:pPr>
-              <w:pStyle w:val="Compact"/>
-              <w:jc w:val="left"/>
-            </w:pPr>
-            <w:r>
-              <w:t xml:space="preserve">Downgrade 1: Small total n (388)</w:t>
+              <w:t xml:space="preserve">−1 Some concerns</w:t>
+            </w:r>
+          </w:p>
+        </w:tc>
+        <w:tc>
+          <w:tcPr/>
+          <w:p>
+            <w:pPr>
+              <w:pStyle w:val="Compact"/>
+              <w:jc w:val="left"/>
+            </w:pPr>
+            <w:r>
+              <w:t xml:space="preserve">−1 Mixed outcomes/direction</w:t>
+            </w:r>
+          </w:p>
+        </w:tc>
+        <w:tc>
+          <w:tcPr/>
+          <w:p>
+            <w:pPr>
+              <w:pStyle w:val="Compact"/>
+              <w:jc w:val="left"/>
+            </w:pPr>
+            <w:r>
+              <w:t xml:space="preserve">None</w:t>
+            </w:r>
+          </w:p>
+        </w:tc>
+        <w:tc>
+          <w:tcPr/>
+          <w:p>
+            <w:pPr>
+              <w:pStyle w:val="Compact"/>
+              <w:jc w:val="left"/>
+            </w:pPr>
+            <w:r>
+              <w:t xml:space="preserve">−1 Small n (388)</w:t>
             </w:r>
           </w:p>
         </w:tc>
@@ -5818,7 +5485,7 @@
               <w:jc w:val="left"/>
             </w:pPr>
             <w:r>
-              <w:t xml:space="preserve">Some concerns</w:t>
+              <w:t xml:space="preserve">−1 Some concerns</w:t>
             </w:r>
           </w:p>
         </w:tc>
@@ -5842,19 +5509,19 @@
               <w:jc w:val="left"/>
             </w:pPr>
             <w:r>
-              <w:t xml:space="preserve">Indirect (high-risk only)</w:t>
-            </w:r>
-          </w:p>
-        </w:tc>
-        <w:tc>
-          <w:tcPr/>
-          <w:p>
-            <w:pPr>
-              <w:pStyle w:val="Compact"/>
-              <w:jc w:val="left"/>
-            </w:pPr>
-            <w:r>
-              <w:t xml:space="preserve">Downgrade 1: Single study</w:t>
+              <w:t xml:space="preserve">−1 High-risk only</w:t>
+            </w:r>
+          </w:p>
+        </w:tc>
+        <w:tc>
+          <w:tcPr/>
+          <w:p>
+            <w:pPr>
+              <w:pStyle w:val="Compact"/>
+              <w:jc w:val="left"/>
+            </w:pPr>
+            <w:r>
+              <w:t xml:space="preserve">−1 Single study</w:t>
             </w:r>
           </w:p>
         </w:tc>
@@ -5926,43 +5593,43 @@
               <w:jc w:val="left"/>
             </w:pPr>
             <w:r>
-              <w:t xml:space="preserve">Some concerns</w:t>
-            </w:r>
-          </w:p>
-        </w:tc>
-        <w:tc>
-          <w:tcPr/>
-          <w:p>
-            <w:pPr>
-              <w:pStyle w:val="Compact"/>
-              <w:jc w:val="left"/>
-            </w:pPr>
-            <w:r>
-              <w:t xml:space="preserve">Not downgraded</w:t>
-            </w:r>
-          </w:p>
-        </w:tc>
-        <w:tc>
-          <w:tcPr/>
-          <w:p>
-            <w:pPr>
-              <w:pStyle w:val="Compact"/>
-              <w:jc w:val="left"/>
-            </w:pPr>
-            <w:r>
-              <w:t xml:space="preserve">Not downgraded</w:t>
-            </w:r>
-          </w:p>
-        </w:tc>
-        <w:tc>
-          <w:tcPr/>
-          <w:p>
-            <w:pPr>
-              <w:pStyle w:val="Compact"/>
-              <w:jc w:val="left"/>
-            </w:pPr>
-            <w:r>
-              <w:t xml:space="preserve">Downgrade 1: Imprecision (wide IQR)</w:t>
+              <w:t xml:space="preserve">−1 Some concerns</w:t>
+            </w:r>
+          </w:p>
+        </w:tc>
+        <w:tc>
+          <w:tcPr/>
+          <w:p>
+            <w:pPr>
+              <w:pStyle w:val="Compact"/>
+              <w:jc w:val="left"/>
+            </w:pPr>
+            <w:r>
+              <w:t xml:space="preserve">None</w:t>
+            </w:r>
+          </w:p>
+        </w:tc>
+        <w:tc>
+          <w:tcPr/>
+          <w:p>
+            <w:pPr>
+              <w:pStyle w:val="Compact"/>
+              <w:jc w:val="left"/>
+            </w:pPr>
+            <w:r>
+              <w:t xml:space="preserve">None</w:t>
+            </w:r>
+          </w:p>
+        </w:tc>
+        <w:tc>
+          <w:tcPr/>
+          <w:p>
+            <w:pPr>
+              <w:pStyle w:val="Compact"/>
+              <w:jc w:val="left"/>
+            </w:pPr>
+            <w:r>
+              <w:t xml:space="preserve">−1 Wide IQR</w:t>
             </w:r>
           </w:p>
         </w:tc>
@@ -6010,7 +5677,7 @@
               <w:jc w:val="left"/>
             </w:pPr>
             <w:r>
-              <w:t xml:space="preserve">0 studies</w:t>
+              <w:t xml:space="preserve">0</w:t>
             </w:r>
           </w:p>
         </w:tc>
@@ -6097,7 +5764,7 @@
         <w:pStyle w:val="BodyText"/>
       </w:pPr>
       <w:r>
-        <w:t xml:space="preserve">The overall certainty of evidence was</w:t>
+        <w:t xml:space="preserve">Overall evidence certainty:</w:t>
       </w:r>
       <w:r>
         <w:t xml:space="preserve"> </w:t>
@@ -6110,7 +5777,7 @@
         <w:t xml:space="preserve">Low (⊕⊕○○)</w:t>
       </w:r>
       <w:r>
-        <w:t xml:space="preserve">, primarily due to: (1) significant clinical heterogeneity across studies; (2) limited total sample size (n=388); and (3) the inherent risk of bias associated with unblinded vasopressor administration.</w:t>
+        <w:t xml:space="preserve">.¹</w:t>
       </w:r>
     </w:p>
     <w:p>
@@ -6120,24 +5787,186 @@
         </w:pict>
       </w:r>
     </w:p>
+    <w:bookmarkEnd w:id="49"/>
+    <w:bookmarkEnd w:id="50"/>
+    <w:bookmarkStart w:id="58" w:name="discussion"/>
+    <w:p>
+      <w:pPr>
+        <w:pStyle w:val="Heading2"/>
+      </w:pPr>
+      <w:r>
+        <w:t xml:space="preserve">4. Discussion</w:t>
+      </w:r>
+    </w:p>
+    <w:bookmarkStart w:id="51" w:name="summary-of-principal-findings"/>
+    <w:p>
+      <w:pPr>
+        <w:pStyle w:val="Heading3"/>
+      </w:pPr>
+      <w:r>
+        <w:t xml:space="preserve">4.1 Summary of Principal Findings</w:t>
+      </w:r>
+    </w:p>
+    <w:p>
+      <w:pPr>
+        <w:pStyle w:val="FirstParagraph"/>
+      </w:pPr>
+      <w:r>
+        <w:t xml:space="preserve">This systematic review of three RCTs (n=388) evaluating push-dose NE for IOH in non-obstetric surgery provides several key findings:</w:t>
+      </w:r>
+    </w:p>
+    <w:p>
+      <w:pPr>
+        <w:numPr>
+          <w:ilvl w:val="0"/>
+          <w:numId w:val="1004"/>
+        </w:numPr>
+        <w:pStyle w:val="Compact"/>
+      </w:pPr>
+      <w:r>
+        <w:t xml:space="preserve">Push-dose NE</w:t>
+      </w:r>
+      <w:r>
+        <w:t xml:space="preserve"> </w:t>
+      </w:r>
+      <w:r>
+        <w:rPr>
+          <w:bCs/>
+          <w:b/>
+        </w:rPr>
+        <w:t xml:space="preserve">10 mcg/bolus</w:t>
+      </w:r>
+      <w:r>
+        <w:t xml:space="preserve"> </w:t>
+      </w:r>
+      <w:r>
+        <w:t xml:space="preserve">at</w:t>
+      </w:r>
+      <w:r>
+        <w:t xml:space="preserve"> </w:t>
+      </w:r>
+      <w:r>
+        <w:rPr>
+          <w:bCs/>
+          <w:b/>
+        </w:rPr>
+        <w:t xml:space="preserve">10 mcg/mL via peripheral IV</w:t>
+      </w:r>
+      <w:r>
+        <w:t xml:space="preserve"> </w:t>
+      </w:r>
+      <w:r>
+        <w:t xml:space="preserve">is the consistent dose and preparation across all included studies.²⁻⁴</w:t>
+      </w:r>
+    </w:p>
+    <w:p>
+      <w:pPr>
+        <w:numPr>
+          <w:ilvl w:val="0"/>
+          <w:numId w:val="1004"/>
+        </w:numPr>
+        <w:pStyle w:val="Compact"/>
+      </w:pPr>
+      <w:r>
+        <w:rPr>
+          <w:bCs/>
+          <w:b/>
+        </w:rPr>
+        <w:t xml:space="preserve">Versus ephedrine</w:t>
+      </w:r>
+      <w:r>
+        <w:t xml:space="preserve">, push-dose NE is superior in MAP maintenance and reduction of hypotension episodes, with a more favourable heart rate profile.²</w:t>
+      </w:r>
+    </w:p>
+    <w:p>
+      <w:pPr>
+        <w:numPr>
+          <w:ilvl w:val="0"/>
+          <w:numId w:val="1004"/>
+        </w:numPr>
+        <w:pStyle w:val="Compact"/>
+      </w:pPr>
+      <w:r>
+        <w:rPr>
+          <w:bCs/>
+          <w:b/>
+        </w:rPr>
+        <w:t xml:space="preserve">Versus continuous NE infusion in low-to-moderate risk patients</w:t>
+      </w:r>
+      <w:r>
+        <w:t xml:space="preserve">, push-dose NE achieves comparable haemodynamic control with ~66% less drug consumption.³</w:t>
+      </w:r>
+    </w:p>
+    <w:p>
+      <w:pPr>
+        <w:numPr>
+          <w:ilvl w:val="0"/>
+          <w:numId w:val="1004"/>
+        </w:numPr>
+        <w:pStyle w:val="Compact"/>
+      </w:pPr>
+      <w:r>
+        <w:rPr>
+          <w:bCs/>
+          <w:b/>
+        </w:rPr>
+        <w:t xml:space="preserve">In high-risk patients</w:t>
+      </w:r>
+      <w:r>
+        <w:t xml:space="preserve"> </w:t>
+      </w:r>
+      <w:r>
+        <w:t xml:space="preserve">with continuous arterial monitoring, continuous infusion provides superior haemodynamic stability (lower ARV-MAP; large effect size).⁴</w:t>
+      </w:r>
+    </w:p>
+    <w:p>
+      <w:pPr>
+        <w:numPr>
+          <w:ilvl w:val="0"/>
+          <w:numId w:val="1004"/>
+        </w:numPr>
+        <w:pStyle w:val="Compact"/>
+      </w:pPr>
+      <w:r>
+        <w:rPr>
+          <w:bCs/>
+          <w:b/>
+        </w:rPr>
+        <w:t xml:space="preserve">Safety profile</w:t>
+      </w:r>
+      <w:r>
+        <w:t xml:space="preserve"> </w:t>
+      </w:r>
+      <w:r>
+        <w:t xml:space="preserve">is favourable: no significant overshoot hypertension, no documented arrhythmia, no peripheral vascular complications.²⁻⁴</w:t>
+      </w:r>
+    </w:p>
     <w:bookmarkEnd w:id="51"/>
+    <w:bookmarkStart w:id="52" w:name="push-dose-ne-versus-ephedrine"/>
+    <w:p>
+      <w:pPr>
+        <w:pStyle w:val="Heading3"/>
+      </w:pPr>
+      <w:r>
+        <w:t xml:space="preserve">4.2 Push-Dose NE versus Ephedrine</w:t>
+      </w:r>
+    </w:p>
+    <w:p>
+      <w:pPr>
+        <w:pStyle w:val="FirstParagraph"/>
+      </w:pPr>
+      <w:r>
+        <w:t xml:space="preserve">The superiority of push-dose NE over ephedrine observed by Hassani et al.² is consistent with known pharmacological differences. Ephedrine acts through indirect sympathomimetic mechanisms, producing slower onset, greater heart rate elevation, and more variable response. Norepinephrine, acting directly on alpha-1 receptors, produces a more predictable vasopressor response with minimal chronotropic effect. The lower heart rate in the NE group (70.5 vs. 77.5 bpm, p=0.012)² is clinically significant, as tachycardia increases myocardial oxygen demand — a concern in surgical patients with potential coronary artery disease. These findings align with the broader shift in vasopressor preference from ephedrine toward alpha-1 agonists in the perioperative setting.¹</w:t>
+      </w:r>
+    </w:p>
     <w:bookmarkEnd w:id="52"/>
-    <w:bookmarkStart w:id="60" w:name="discussion"/>
-    <w:p>
-      <w:pPr>
-        <w:pStyle w:val="Heading2"/>
-      </w:pPr>
-      <w:r>
-        <w:t xml:space="preserve">4. Discussion</w:t>
-      </w:r>
-    </w:p>
-    <w:bookmarkStart w:id="53" w:name="summary-of-findings"/>
+    <w:bookmarkStart w:id="53" w:name="X17d8577c161af0a4c2d336c24637684d6779435"/>
     <w:p>
       <w:pPr>
         <w:pStyle w:val="Heading3"/>
       </w:pPr>
       <w:r>
-        <w:t xml:space="preserve">4.1 Summary of Findings</w:t>
+        <w:t xml:space="preserve">4.3 Push-Dose NE versus Continuous NE Infusion: The Role of Risk Stratification</w:t>
       </w:r>
     </w:p>
     <w:p>
@@ -6145,7 +5974,75 @@
         <w:pStyle w:val="FirstParagraph"/>
       </w:pPr>
       <w:r>
-        <w:t xml:space="preserve">This systematic review identified three RCTs evaluating push-dose norepinephrine for intraoperative hypotension in non-obstetric surgery. Despite the limited number of studies and the inability to perform meta-analysis, several important observations emerge:</w:t>
+        <w:t xml:space="preserve">The divergent results between the INDUCT trial³ (low-to-moderate risk, comparable AUC-hypo) and Vokuhl et al.⁴ (high-risk, inferior ARV-MAP with bolus) highlight that</w:t>
+      </w:r>
+      <w:r>
+        <w:t xml:space="preserve"> </w:t>
+      </w:r>
+      <w:r>
+        <w:rPr>
+          <w:bCs/>
+          <w:b/>
+        </w:rPr>
+        <w:t xml:space="preserve">patient risk stratification and BP monitoring modality</w:t>
+      </w:r>
+      <w:r>
+        <w:t xml:space="preserve"> </w:t>
+      </w:r>
+      <w:r>
+        <w:t xml:space="preserve">are critical determinants of optimal vasopressor strategy.</w:t>
+      </w:r>
+    </w:p>
+    <w:p>
+      <w:pPr>
+        <w:pStyle w:val="BodyText"/>
+      </w:pPr>
+      <w:r>
+        <w:t xml:space="preserve">In the INDUCT trial,³ bolus NE was non-inferior to continuous infusion for AUC-hypo in routine elective surgical patients. For this broad population, a reactive push-dose strategy is adequate and has the added benefit of significantly lower drug consumption.³ In contrast, among high-risk patients with continuous arterial monitoring,⁴ the inherently reactive nature of bolus dosing generates greater beat-to-beat MAP fluctuation (higher ARV-MAP), which may be clinically important in patients with severe coronary artery disease, carotid stenosis, or recent stroke. The large effect size (Cohen’s d=1.00)⁴ supports the clinical meaningfulness of this difference.</w:t>
+      </w:r>
+    </w:p>
+    <w:p>
+      <w:pPr>
+        <w:pStyle w:val="BodyText"/>
+      </w:pPr>
+      <w:r>
+        <w:t xml:space="preserve">The scoping review by Berkenbush et al. (2024)⁵ contextualised the landscape of push-dose vasopressors and noted the paucity of high-quality evidence specific to the non-obstetric intraoperative setting — a gap that the present systematic review partially addresses through formal quality appraisal of the available RCTs.</w:t>
+      </w:r>
+    </w:p>
+    <w:bookmarkEnd w:id="53"/>
+    <w:bookmarkStart w:id="54" w:name="safety-considerations"/>
+    <w:p>
+      <w:pPr>
+        <w:pStyle w:val="Heading3"/>
+      </w:pPr>
+      <w:r>
+        <w:t xml:space="preserve">4.4 Safety Considerations</w:t>
+      </w:r>
+    </w:p>
+    <w:p>
+      <w:pPr>
+        <w:pStyle w:val="FirstParagraph"/>
+      </w:pPr>
+      <w:r>
+        <w:t xml:space="preserve">Push-dose NE at 10 mcg/mL via peripheral IV demonstrated a favourable safety profile across all three studies.²⁻⁴ Overshoot hypertension was not significantly different from comparators (p=0.390³; p=0.986⁴). No arrhythmia or vascular complications were documented, consistent with the low concentrations and doses used. The absence of structured arrhythmia outcome data remains a limitation — future studies should include formal cardiac monitoring.</w:t>
+      </w:r>
+    </w:p>
+    <w:bookmarkEnd w:id="54"/>
+    <w:bookmarkStart w:id="55" w:name="clinical-implications"/>
+    <w:p>
+      <w:pPr>
+        <w:pStyle w:val="Heading3"/>
+      </w:pPr>
+      <w:r>
+        <w:t xml:space="preserve">4.5 Clinical Implications</w:t>
+      </w:r>
+    </w:p>
+    <w:p>
+      <w:pPr>
+        <w:pStyle w:val="FirstParagraph"/>
+      </w:pPr>
+      <w:r>
+        <w:t xml:space="preserve">Based on available evidence, the following clinical recommendations are supported:</w:t>
       </w:r>
     </w:p>
     <w:p>
@@ -6157,23 +6054,17 @@
         <w:pStyle w:val="Compact"/>
       </w:pPr>
       <w:r>
-        <w:t xml:space="preserve">Push-dose NE 10 mcg at a concentration of 10 mcg/mL via peripheral IV is the</w:t>
-      </w:r>
-      <w:r>
-        <w:t xml:space="preserve"> </w:t>
-      </w:r>
-      <w:r>
         <w:rPr>
           <w:bCs/>
           <w:b/>
         </w:rPr>
-        <w:t xml:space="preserve">consistently used dose and preparation</w:t>
-      </w:r>
-      <w:r>
-        <w:t xml:space="preserve"> </w:t>
-      </w:r>
-      <w:r>
-        <w:t xml:space="preserve">across all studies.</w:t>
+        <w:t xml:space="preserve">Push-dose NE 10 mcg</w:t>
+      </w:r>
+      <w:r>
+        <w:t xml:space="preserve"> </w:t>
+      </w:r>
+      <w:r>
+        <w:t xml:space="preserve">(10 mcg/mL, 1 mL bolus, peripheral IV) is a safe first-line vasopressor for acute IOH in low-to-moderate risk non-obstetric surgical patients. Repeat dosing every 2–5 minutes based on MAP response is appropriate.²⁻³</w:t>
       </w:r>
     </w:p>
     <w:p>
@@ -6189,10 +6080,13 @@
           <w:bCs/>
           <w:b/>
         </w:rPr>
-        <w:t xml:space="preserve">Compared to ephedrine</w:t>
-      </w:r>
-      <w:r>
-        <w:t xml:space="preserve">, push-dose NE is superior in maintaining MAP and reducing the total vasopressor burden in hypertensive patients undergoing spinal surgery under general anaesthesia.</w:t>
+        <w:t xml:space="preserve">Continuous NE infusion</w:t>
+      </w:r>
+      <w:r>
+        <w:t xml:space="preserve"> </w:t>
+      </w:r>
+      <w:r>
+        <w:t xml:space="preserve">is preferable in high-risk patients (ASA ≥III, major noncardiac surgery, significant cardiovascular comorbidities) with continuous arterial monitoring, for superior haemodynamic stability.⁴</w:t>
       </w:r>
     </w:p>
     <w:p>
@@ -6208,10 +6102,13 @@
           <w:bCs/>
           <w:b/>
         </w:rPr>
-        <w:t xml:space="preserve">Compared to continuous NE infusion in low-to-moderate risk patients</w:t>
-      </w:r>
-      <w:r>
-        <w:t xml:space="preserve">, push-dose NE provides comparable haemodynamic control (measured by AUC-hypo) with significantly less total drug consumption.</w:t>
+        <w:t xml:space="preserve">Push-dose NE is preferable over ephedrine</w:t>
+      </w:r>
+      <w:r>
+        <w:t xml:space="preserve"> </w:t>
+      </w:r>
+      <w:r>
+        <w:t xml:space="preserve">when avoidance of tachycardia and chronotropic effects is clinically important (e.g., ischaemic heart disease, severe hypertension).²</w:t>
       </w:r>
     </w:p>
     <w:p>
@@ -6223,197 +6120,17 @@
         <w:pStyle w:val="Compact"/>
       </w:pPr>
       <w:r>
-        <w:rPr>
-          <w:bCs/>
-          <w:b/>
-        </w:rPr>
-        <w:t xml:space="preserve">In high-risk patients</w:t>
-      </w:r>
-      <w:r>
-        <w:t xml:space="preserve"> </w:t>
-      </w:r>
-      <w:r>
-        <w:t xml:space="preserve">with continuous arterial monitoring, continuous NE infusion provides superior blood pressure stability (lower ARV-MAP), suggesting that for this patient subgroup, continuous infusion may be the preferred strategy.</w:t>
-      </w:r>
-    </w:p>
-    <w:p>
-      <w:pPr>
-        <w:numPr>
-          <w:ilvl w:val="0"/>
-          <w:numId w:val="1005"/>
-        </w:numPr>
-        <w:pStyle w:val="Compact"/>
-      </w:pPr>
-      <w:r>
-        <w:t xml:space="preserve">The</w:t>
-      </w:r>
-      <w:r>
-        <w:t xml:space="preserve"> </w:t>
-      </w:r>
-      <w:r>
-        <w:rPr>
-          <w:bCs/>
-          <w:b/>
-        </w:rPr>
-        <w:t xml:space="preserve">safety profile</w:t>
-      </w:r>
-      <w:r>
-        <w:t xml:space="preserve"> </w:t>
-      </w:r>
-      <w:r>
-        <w:t xml:space="preserve">of push-dose NE via peripheral IV is favourable: no significant overshoot hypertension compared to comparators, no arrhythmia events documented, and no vascular complications reported.</w:t>
-      </w:r>
-    </w:p>
-    <w:bookmarkEnd w:id="53"/>
-    <w:bookmarkStart w:id="54" w:name="push-dose-ne-versus-ephedrine"/>
+        <w:t xml:space="preserve">Peripheral IV administration of NE at 10 mcg/mL is safe for short-term intraoperative use based on current evidence.²⁻⁴</w:t>
+      </w:r>
+    </w:p>
+    <w:bookmarkEnd w:id="55"/>
+    <w:bookmarkStart w:id="56" w:name="limitations"/>
     <w:p>
       <w:pPr>
         <w:pStyle w:val="Heading3"/>
       </w:pPr>
       <w:r>
-        <w:t xml:space="preserve">4.2 Push-Dose NE versus Ephedrine</w:t>
-      </w:r>
-    </w:p>
-    <w:p>
-      <w:pPr>
-        <w:pStyle w:val="FirstParagraph"/>
-      </w:pPr>
-      <w:r>
-        <w:t xml:space="preserve">The superiority of push-dose NE over ephedrine observed by Hassani et al. (2018) is consistent with pharmacological principles. Ephedrine acts primarily through indirect sympathomimetic mechanisms, displacing norepinephrine from presynaptic terminals; this indirect mechanism results in slower onset, greater heart rate elevation, and greater variability in response.²¹ Norepinephrine, acting directly on alpha-1 adrenergic receptors, produces a more predictable and potent vasopressor response with minimal chronotropic effect.</w:t>
-      </w:r>
-    </w:p>
-    <w:p>
-      <w:pPr>
-        <w:pStyle w:val="BodyText"/>
-      </w:pPr>
-      <w:r>
-        <w:t xml:space="preserve">The lower heart rate in the NE group (70.5 vs. 77.5 bpm, p=0.012) is clinically significant, as tachycardia increases myocardial oxygen demand—a particular concern in the surgical patient with potential coronary artery disease. These findings align with the evolving body of evidence in obstetric anaesthesia that has demonstrated the superiority of phenylephrine and norepinephrine over ephedrine for spinal hypotension, primarily due to the avoidance of beta-adrenergic-mediated adverse effects.²²⁻²⁴</w:t>
-      </w:r>
-    </w:p>
-    <w:bookmarkEnd w:id="54"/>
-    <w:bookmarkStart w:id="55" w:name="X54397c9d40776c8abd98343c9f69676f15dd885"/>
-    <w:p>
-      <w:pPr>
-        <w:pStyle w:val="Heading3"/>
-      </w:pPr>
-      <w:r>
-        <w:t xml:space="preserve">4.3 Push-Dose NE versus Continuous NE Infusion: Risk Stratification Matters</w:t>
-      </w:r>
-    </w:p>
-    <w:p>
-      <w:pPr>
-        <w:pStyle w:val="FirstParagraph"/>
-      </w:pPr>
-      <w:r>
-        <w:t xml:space="preserve">The differing results between the INDUCT trial (Thomsen et al. 2026) and Vokuhl et al. (2025) highlight the critical importance of</w:t>
-      </w:r>
-      <w:r>
-        <w:t xml:space="preserve"> </w:t>
-      </w:r>
-      <w:r>
-        <w:rPr>
-          <w:bCs/>
-          <w:b/>
-        </w:rPr>
-        <w:t xml:space="preserve">patient risk stratification and blood pressure monitoring modality</w:t>
-      </w:r>
-      <w:r>
-        <w:t xml:space="preserve"> </w:t>
-      </w:r>
-      <w:r>
-        <w:t xml:space="preserve">in determining the optimal vasopressor strategy.</w:t>
-      </w:r>
-    </w:p>
-    <w:p>
-      <w:pPr>
-        <w:pStyle w:val="BodyText"/>
-      </w:pPr>
-      <w:r>
-        <w:t xml:space="preserve">In the INDUCT trial (low-to-moderate risk patients, intermittent BP monitoring), bolus NE was non-inferior to continuous infusion for the primary outcome of AUC-hypo. This suggests that for the broad population of patients undergoing elective non-cardiac surgery with standard monitoring, a reactive push-dose strategy is adequate.</w:t>
-      </w:r>
-    </w:p>
-    <w:p>
-      <w:pPr>
-        <w:pStyle w:val="BodyText"/>
-      </w:pPr>
-      <w:r>
-        <w:t xml:space="preserve">In contrast, among high-risk patients monitored with invasive continuous arterial pressure (Vokuhl 2025), continuous NE infusion resulted in significantly lower blood pressure variability (ARV-MAP), a metric associated with improved outcomes in critically ill patients.²⁵,²⁶ The large effect size (Cohen’s d=1.00) is clinically meaningful and suggests that the bolus strategy—inherently reactive rather than proactive—generates greater beat-to-beat MAP fluctuation when applied in patients with more labile haemodynamics.</w:t>
-      </w:r>
-    </w:p>
-    <w:p>
-      <w:pPr>
-        <w:pStyle w:val="BodyText"/>
-      </w:pPr>
-      <w:r>
-        <w:t xml:space="preserve">This divergence underscores the concept that haemodynamic management should be</w:t>
-      </w:r>
-      <w:r>
-        <w:t xml:space="preserve"> </w:t>
-      </w:r>
-      <w:r>
-        <w:rPr>
-          <w:bCs/>
-          <w:b/>
-        </w:rPr>
-        <w:t xml:space="preserve">individualised</w:t>
-      </w:r>
-      <w:r>
-        <w:t xml:space="preserve"> </w:t>
-      </w:r>
-      <w:r>
-        <w:t xml:space="preserve">based on patient risk, surgical complexity, and available monitoring. For high-risk patients, or those in whom blood pressure variability carries heightened clinical risk (e.g., patients with severe coronary artery disease, carotid stenosis, or recent stroke), a proactive continuous infusion approach may be preferable.</w:t>
-      </w:r>
-    </w:p>
-    <w:bookmarkEnd w:id="55"/>
-    <w:bookmarkStart w:id="56" w:name="safety-considerations"/>
-    <w:p>
-      <w:pPr>
-        <w:pStyle w:val="Heading3"/>
-      </w:pPr>
-      <w:r>
-        <w:t xml:space="preserve">4.4 Safety Considerations</w:t>
-      </w:r>
-    </w:p>
-    <w:p>
-      <w:pPr>
-        <w:pStyle w:val="FirstParagraph"/>
-      </w:pPr>
-      <w:r>
-        <w:t xml:space="preserve">The use of norepinephrine via peripheral intravenous access has historically raised concerns about the risk of tissue necrosis from extravasation.²⁷ However, this risk appears to be dose- and concentration-dependent. At the low concentrations and doses used in push-dose NE protocols (10 mcg/mL, 10 mcg per bolus), this risk is substantially mitigated. None of the three included studies reported vascular or tissue complications related to peripheral administration, and a growing body of non-systematic evidence supports the safety of peripheral administration of low-concentration NE for short-term use in the perioperative setting.²⁸,²⁹</w:t>
-      </w:r>
-    </w:p>
-    <w:p>
-      <w:pPr>
-        <w:pStyle w:val="BodyText"/>
-      </w:pPr>
-      <w:r>
-        <w:t xml:space="preserve">The absence of overshoot hypertension difference compared to comparators (p=0.390 and p=0.986) is reassuring, though the lack of structured outcome measurement for hypertensive events in Hassani et al. (2018) limits conclusions across all comparators.</w:t>
-      </w:r>
-    </w:p>
-    <w:p>
-      <w:pPr>
-        <w:pStyle w:val="BodyText"/>
-      </w:pPr>
-      <w:r>
-        <w:t xml:space="preserve">The absence of arrhythmia data across all three studies is a notable limitation. While the low heart rate in the NE group in Hassani et al. (2018) indirectly suggests absence of alpha-mediated reflex bradycardia at these doses, formal cardiac monitoring data were not systematically collected in any study. Future studies should include structured arrhythmia outcome measurement.</w:t>
-      </w:r>
-    </w:p>
-    <w:bookmarkEnd w:id="56"/>
-    <w:bookmarkStart w:id="57" w:name="clinical-implications"/>
-    <w:p>
-      <w:pPr>
-        <w:pStyle w:val="Heading3"/>
-      </w:pPr>
-      <w:r>
-        <w:t xml:space="preserve">4.5 Clinical Implications</w:t>
-      </w:r>
-    </w:p>
-    <w:p>
-      <w:pPr>
-        <w:pStyle w:val="FirstParagraph"/>
-      </w:pPr>
-      <w:r>
-        <w:t xml:space="preserve">Based on the available evidence, the following clinical implications can be drawn:</w:t>
+        <w:t xml:space="preserve">4.6 Limitations</w:t>
       </w:r>
     </w:p>
     <w:p>
@@ -6425,17 +6142,7 @@
         <w:pStyle w:val="Compact"/>
       </w:pPr>
       <w:r>
-        <w:rPr>
-          <w:bCs/>
-          <w:b/>
-        </w:rPr>
-        <w:t xml:space="preserve">Push-dose NE 10 mcg</w:t>
-      </w:r>
-      <w:r>
-        <w:t xml:space="preserve"> </w:t>
-      </w:r>
-      <w:r>
-        <w:t xml:space="preserve">(10 mcg/mL, 1 mL bolus via peripheral IV) represents an effective and safe first-line vasopressor for acute IOH in non-obstetric surgery in low-to-moderate risk patients.</w:t>
+        <w:t xml:space="preserve">Only three RCTs met inclusion criteria, limiting generalisability.</w:t>
       </w:r>
     </w:p>
     <w:p>
@@ -6447,7 +6154,7 @@
         <w:pStyle w:val="Compact"/>
       </w:pPr>
       <w:r>
-        <w:t xml:space="preserve">The bolus can be repeated every 2–5 minutes based on MAP response. The consistent use of a standardised concentration (10 mcg/mL) across studies supports this as a practical preparation for operating room use.</w:t>
+        <w:t xml:space="preserve">Significant clinical heterogeneity precluded meta-analytic pooling.</w:t>
       </w:r>
     </w:p>
     <w:p>
@@ -6459,39 +6166,7 @@
         <w:pStyle w:val="Compact"/>
       </w:pPr>
       <w:r>
-        <w:t xml:space="preserve">In</w:t>
-      </w:r>
-      <w:r>
-        <w:t xml:space="preserve"> </w:t>
-      </w:r>
-      <w:r>
-        <w:rPr>
-          <w:bCs/>
-          <w:b/>
-        </w:rPr>
-        <w:t xml:space="preserve">high-risk patients</w:t>
-      </w:r>
-      <w:r>
-        <w:t xml:space="preserve"> </w:t>
-      </w:r>
-      <w:r>
-        <w:t xml:space="preserve">(ASA ≥III, major noncardiac surgery, significant cardiovascular comorbidities) with continuous arterial monitoring, a</w:t>
-      </w:r>
-      <w:r>
-        <w:t xml:space="preserve"> </w:t>
-      </w:r>
-      <w:r>
-        <w:rPr>
-          <w:bCs/>
-          <w:b/>
-        </w:rPr>
-        <w:t xml:space="preserve">continuous NE infusion</w:t>
-      </w:r>
-      <w:r>
-        <w:t xml:space="preserve"> </w:t>
-      </w:r>
-      <w:r>
-        <w:t xml:space="preserve">may be preferred for superior haemodynamic stability.</w:t>
+        <w:t xml:space="preserve">No study systematically measured arrhythmia or myocardial injury as structured outcomes.</w:t>
       </w:r>
     </w:p>
     <w:p>
@@ -6503,7 +6178,7 @@
         <w:pStyle w:val="Compact"/>
       </w:pPr>
       <w:r>
-        <w:t xml:space="preserve">Push-dose NE is preferable over ephedrine when avoidance of tachycardia and chronotropic effects is clinically important, such as in patients with coronary artery disease or severe hypertension.</w:t>
+        <w:t xml:space="preserve">ART-001 was conducted exclusively in hypertensive patients undergoing spinal surgery, limiting extrapolation to other surgical populations.</w:t>
       </w:r>
     </w:p>
     <w:p>
@@ -6515,17 +6190,29 @@
         <w:pStyle w:val="Compact"/>
       </w:pPr>
       <w:r>
-        <w:t xml:space="preserve">Peripheral IV administration at this concentration and dose appears safe in the short-term intraoperative setting, based on the current evidence base.</w:t>
-      </w:r>
-    </w:p>
-    <w:bookmarkEnd w:id="57"/>
-    <w:bookmarkStart w:id="58" w:name="limitations-of-this-review"/>
+        <w:t xml:space="preserve">ART-002³ and ART-003⁴ focused only on the first 15 minutes post-induction; evidence across the full intraoperative period is lacking.</w:t>
+      </w:r>
+    </w:p>
+    <w:p>
+      <w:pPr>
+        <w:numPr>
+          <w:ilvl w:val="0"/>
+          <w:numId w:val="1006"/>
+        </w:numPr>
+        <w:pStyle w:val="Compact"/>
+      </w:pPr>
+      <w:r>
+        <w:t xml:space="preserve">Assessment of publication bias was not feasible with only three studies.</w:t>
+      </w:r>
+    </w:p>
+    <w:bookmarkEnd w:id="56"/>
+    <w:bookmarkStart w:id="57" w:name="future-research-directions"/>
     <w:p>
       <w:pPr>
         <w:pStyle w:val="Heading3"/>
       </w:pPr>
       <w:r>
-        <w:t xml:space="preserve">4.6 Limitations of this Review</w:t>
+        <w:t xml:space="preserve">4.7 Future Research Directions</w:t>
       </w:r>
     </w:p>
     <w:p>
@@ -6541,13 +6228,13 @@
           <w:bCs/>
           <w:b/>
         </w:rPr>
-        <w:t xml:space="preserve">Limited number of included studies:</w:t>
-      </w:r>
-      <w:r>
-        <w:t xml:space="preserve"> </w:t>
-      </w:r>
-      <w:r>
-        <w:t xml:space="preserve">Only three RCTs met inclusion criteria, limiting generalisability.</w:t>
+        <w:t xml:space="preserve">Multicentre RCTs</w:t>
+      </w:r>
+      <w:r>
+        <w:t xml:space="preserve"> </w:t>
+      </w:r>
+      <w:r>
+        <w:t xml:space="preserve">with standardised IOH definitions (MAP &lt;65 mmHg for &gt;1 min, per POQI consensus)¹ comparing push-dose NE vs. other vasopressors across diverse surgical populations.</w:t>
       </w:r>
     </w:p>
     <w:p>
@@ -6559,17 +6246,23 @@
         <w:pStyle w:val="Compact"/>
       </w:pPr>
       <w:r>
+        <w:t xml:space="preserve">Studies powered to detect differences in</w:t>
+      </w:r>
+      <w:r>
+        <w:t xml:space="preserve"> </w:t>
+      </w:r>
+      <w:r>
         <w:rPr>
           <w:bCs/>
           <w:b/>
         </w:rPr>
-        <w:t xml:space="preserve">Clinical heterogeneity:</w:t>
-      </w:r>
-      <w:r>
-        <w:t xml:space="preserve"> </w:t>
-      </w:r>
-      <w:r>
-        <w:t xml:space="preserve">Differences in hypotension definitions (MAP &lt;60 vs. &lt;65 mmHg), comparators, primary outcome measures, patient populations, and monitoring modalities precluded pooled analysis.</w:t>
+        <w:t xml:space="preserve">arrhythmia, MINS, and AKI</w:t>
+      </w:r>
+      <w:r>
+        <w:t xml:space="preserve"> </w:t>
+      </w:r>
+      <w:r>
+        <w:t xml:space="preserve">as primary safety outcomes.</w:t>
       </w:r>
     </w:p>
     <w:p>
@@ -6585,13 +6278,13 @@
           <w:bCs/>
           <w:b/>
         </w:rPr>
-        <w:t xml:space="preserve">No meta-analysis:</w:t>
-      </w:r>
-      <w:r>
-        <w:t xml:space="preserve"> </w:t>
-      </w:r>
-      <w:r>
-        <w:t xml:space="preserve">The qualitative nature of the synthesis limits the strength of comparative conclusions.</w:t>
+        <w:t xml:space="preserve">Pharmacokinetic/pharmacodynamic studies</w:t>
+      </w:r>
+      <w:r>
+        <w:t xml:space="preserve"> </w:t>
+      </w:r>
+      <w:r>
+        <w:t xml:space="preserve">to optimise dosing regimens for different patient profiles.</w:t>
       </w:r>
     </w:p>
     <w:p>
@@ -6603,93 +6296,91 @@
         <w:pStyle w:val="Compact"/>
       </w:pPr>
       <w:r>
+        <w:t xml:space="preserve">Research in</w:t>
+      </w:r>
+      <w:r>
+        <w:t xml:space="preserve"> </w:t>
+      </w:r>
+      <w:r>
         <w:rPr>
           <w:bCs/>
           <w:b/>
         </w:rPr>
-        <w:t xml:space="preserve">Absence of arrhythmia data:</w:t>
-      </w:r>
-      <w:r>
-        <w:t xml:space="preserve"> </w:t>
-      </w:r>
-      <w:r>
-        <w:t xml:space="preserve">None of the studies systematically measured arrhythmia as an outcome, leaving a critical safety gap.</w:t>
-      </w:r>
-    </w:p>
-    <w:p>
-      <w:pPr>
-        <w:numPr>
-          <w:ilvl w:val="0"/>
-          <w:numId w:val="1007"/>
-        </w:numPr>
-        <w:pStyle w:val="Compact"/>
-      </w:pPr>
-      <w:r>
-        <w:rPr>
-          <w:bCs/>
-          <w:b/>
-        </w:rPr>
-        <w:t xml:space="preserve">Limited population diversity:</w:t>
-      </w:r>
-      <w:r>
-        <w:t xml:space="preserve"> </w:t>
-      </w:r>
-      <w:r>
-        <w:t xml:space="preserve">ART-001 was conducted exclusively in hypertensive patients undergoing spinal surgery in Iran, limiting extrapolation. ART-002 and ART-005 focused on the first 15 minutes post-induction, not the full intraoperative period.</w:t>
-      </w:r>
-    </w:p>
-    <w:p>
-      <w:pPr>
-        <w:numPr>
-          <w:ilvl w:val="0"/>
-          <w:numId w:val="1007"/>
-        </w:numPr>
-        <w:pStyle w:val="Compact"/>
-      </w:pPr>
-      <w:r>
-        <w:rPr>
-          <w:bCs/>
-          <w:b/>
-        </w:rPr>
-        <w:t xml:space="preserve">Potential for publication bias:</w:t>
-      </w:r>
-      <w:r>
-        <w:t xml:space="preserve"> </w:t>
-      </w:r>
-      <w:r>
-        <w:t xml:space="preserve">With only three studies, assessment of publication bias using funnel plots was not feasible.</w:t>
-      </w:r>
-    </w:p>
-    <w:p>
-      <w:pPr>
-        <w:numPr>
-          <w:ilvl w:val="0"/>
-          <w:numId w:val="1007"/>
-        </w:numPr>
-        <w:pStyle w:val="Compact"/>
-      </w:pPr>
-      <w:r>
-        <w:rPr>
-          <w:bCs/>
-          <w:b/>
-        </w:rPr>
-        <w:t xml:space="preserve">Two potentially relevant reviews were excluded:</w:t>
-      </w:r>
-      <w:r>
-        <w:t xml:space="preserve"> </w:t>
-      </w:r>
-      <w:r>
-        <w:t xml:space="preserve">Berkenbush et al. (2024) and Duarte-Medrano et al. (2026) were excluded as they were review articles; primary studies cited within them may include additional relevant data not captured by our search.</w:t>
-      </w:r>
-    </w:p>
+        <w:t xml:space="preserve">resource-limited settings</w:t>
+      </w:r>
+      <w:r>
+        <w:t xml:space="preserve"> </w:t>
+      </w:r>
+      <w:r>
+        <w:t xml:space="preserve">where peripheral push-dose NE offers a practical, low-cost option.</w:t>
+      </w:r>
+    </w:p>
+    <w:p>
+      <w:r>
+        <w:pict>
+          <v:rect style="width:0;height:1.5pt" o:hralign="center" o:hrstd="t" o:hr="t"/>
+        </w:pict>
+      </w:r>
+    </w:p>
+    <w:bookmarkEnd w:id="57"/>
     <w:bookmarkEnd w:id="58"/>
-    <w:bookmarkStart w:id="59" w:name="future-research-directions"/>
-    <w:p>
-      <w:pPr>
-        <w:pStyle w:val="Heading3"/>
-      </w:pPr>
-      <w:r>
-        <w:t xml:space="preserve">4.7 Future Research Directions</w:t>
+    <w:bookmarkStart w:id="59" w:name="conclusions"/>
+    <w:p>
+      <w:pPr>
+        <w:pStyle w:val="Heading2"/>
+      </w:pPr>
+      <w:r>
+        <w:t xml:space="preserve">5. Conclusions</w:t>
+      </w:r>
+    </w:p>
+    <w:p>
+      <w:pPr>
+        <w:pStyle w:val="FirstParagraph"/>
+      </w:pPr>
+      <w:r>
+        <w:t xml:space="preserve">Push-dose norepinephrine 10 mcg per bolus at a concentration of 10 mcg/mL via peripheral intravenous access is an effective and safe vasopressor for the management of intraoperative hypotension in adult patients undergoing non-obstetric surgery. It is superior to ephedrine in MAP maintenance with a more favourable heart rate profile, and comparable to continuous infusion in low-to-moderate risk patients with substantially less drug consumption. In high-risk patients requiring continuous haemodynamic monitoring, continuous NE infusion provides superior haemodynamic stability. The overall certainty of evidence is Low (GRADE ⊕⊕○○), reflecting the small number of studies and clinical heterogeneity. High-quality multicentre RCTs with standardised outcome definitions are needed to strengthen the evidence base.</w:t>
+      </w:r>
+    </w:p>
+    <w:p>
+      <w:r>
+        <w:pict>
+          <v:rect style="width:0;height:1.5pt" o:hralign="center" o:hrstd="t" o:hr="t"/>
+        </w:pict>
+      </w:r>
+    </w:p>
+    <w:bookmarkEnd w:id="59"/>
+    <w:bookmarkStart w:id="60" w:name="acknowledgements"/>
+    <w:p>
+      <w:pPr>
+        <w:pStyle w:val="Heading2"/>
+      </w:pPr>
+      <w:r>
+        <w:t xml:space="preserve">Acknowledgements</w:t>
+      </w:r>
+    </w:p>
+    <w:p>
+      <w:pPr>
+        <w:pStyle w:val="FirstParagraph"/>
+      </w:pPr>
+      <w:r>
+        <w:t xml:space="preserve">The authors thank the research librarians at [Institution] for assistance with database searching.</w:t>
+      </w:r>
+    </w:p>
+    <w:p>
+      <w:r>
+        <w:pict>
+          <v:rect style="width:0;height:1.5pt" o:hralign="center" o:hrstd="t" o:hr="t"/>
+        </w:pict>
+      </w:r>
+    </w:p>
+    <w:bookmarkEnd w:id="60"/>
+    <w:bookmarkStart w:id="61" w:name="references"/>
+    <w:p>
+      <w:pPr>
+        <w:pStyle w:val="Heading2"/>
+      </w:pPr>
+      <w:r>
+        <w:t xml:space="preserve">References</w:t>
       </w:r>
     </w:p>
     <w:p>
@@ -6698,20 +6389,25 @@
           <w:ilvl w:val="0"/>
           <w:numId w:val="1008"/>
         </w:numPr>
-        <w:pStyle w:val="Compact"/>
-      </w:pPr>
-      <w:r>
-        <w:rPr>
-          <w:bCs/>
-          <w:b/>
-        </w:rPr>
-        <w:t xml:space="preserve">Multicentre RCTs</w:t>
-      </w:r>
-      <w:r>
-        <w:t xml:space="preserve"> </w:t>
-      </w:r>
-      <w:r>
-        <w:t xml:space="preserve">with standardised hypotension definitions (MAP &lt;65 mmHg sustained for &gt;1 minute, per POQI-3 consensus)⁴ comparing push-dose NE vs. other vasopressors across diverse surgical populations and anaesthetic techniques.</w:t>
+      </w:pPr>
+      <w:r>
+        <w:t xml:space="preserve">Sessler DI, et al. Perioperative Quality Initiative consensus statement on intraoperative blood pressure, risk and outcomes for elective surgery.</w:t>
+      </w:r>
+      <w:r>
+        <w:t xml:space="preserve"> </w:t>
+      </w:r>
+      <w:r>
+        <w:rPr>
+          <w:iCs/>
+          <w:i/>
+        </w:rPr>
+        <w:t xml:space="preserve">Anesth Analg.</w:t>
+      </w:r>
+      <w:r>
+        <w:t xml:space="preserve"> </w:t>
+      </w:r>
+      <w:r>
+        <w:t xml:space="preserve">2019;128:717–727.</w:t>
       </w:r>
     </w:p>
     <w:p>
@@ -6720,26 +6416,25 @@
           <w:ilvl w:val="0"/>
           <w:numId w:val="1008"/>
         </w:numPr>
-        <w:pStyle w:val="Compact"/>
-      </w:pPr>
-      <w:r>
-        <w:t xml:space="preserve">Studies specifically powered to detect differences in</w:t>
-      </w:r>
-      <w:r>
-        <w:t xml:space="preserve"> </w:t>
-      </w:r>
-      <w:r>
-        <w:rPr>
-          <w:bCs/>
-          <w:b/>
-        </w:rPr>
-        <w:t xml:space="preserve">arrhythmia, myocardial injury, and acute kidney injury</w:t>
-      </w:r>
-      <w:r>
-        <w:t xml:space="preserve"> </w:t>
-      </w:r>
-      <w:r>
-        <w:t xml:space="preserve">as primary safety outcomes.</w:t>
+      </w:pPr>
+      <w:r>
+        <w:t xml:space="preserve">Hassani V, et al. The effect of bolus norepinephrine and ephedrine on arterial blood pressure during spinal surgery under general anesthesia: a randomized clinical trial.</w:t>
+      </w:r>
+      <w:r>
+        <w:t xml:space="preserve"> </w:t>
+      </w:r>
+      <w:r>
+        <w:rPr>
+          <w:iCs/>
+          <w:i/>
+        </w:rPr>
+        <w:t xml:space="preserve">Anesth Pain Med.</w:t>
+      </w:r>
+      <w:r>
+        <w:t xml:space="preserve"> </w:t>
+      </w:r>
+      <w:r>
+        <w:t xml:space="preserve">2018;8:e79626.</w:t>
       </w:r>
     </w:p>
     <w:p>
@@ -6748,20 +6443,25 @@
           <w:ilvl w:val="0"/>
           <w:numId w:val="1008"/>
         </w:numPr>
-        <w:pStyle w:val="Compact"/>
-      </w:pPr>
-      <w:r>
-        <w:rPr>
-          <w:bCs/>
-          <w:b/>
-        </w:rPr>
-        <w:t xml:space="preserve">Pharmacokinetic/pharmacodynamic studies</w:t>
-      </w:r>
-      <w:r>
-        <w:t xml:space="preserve"> </w:t>
-      </w:r>
-      <w:r>
-        <w:t xml:space="preserve">to characterise the dose-response relationship of push-dose NE and optimise dosing regimens for different patient subgroups.</w:t>
+      </w:pPr>
+      <w:r>
+        <w:t xml:space="preserve">Thomsen KK, et al. Bolus versus continuous infusion of norepinephrine for preventing hypotension after induction of general anaesthesia (INDUCT trial): a randomised controlled trial.</w:t>
+      </w:r>
+      <w:r>
+        <w:t xml:space="preserve"> </w:t>
+      </w:r>
+      <w:r>
+        <w:rPr>
+          <w:iCs/>
+          <w:i/>
+        </w:rPr>
+        <w:t xml:space="preserve">Br J Anaesth.</w:t>
+      </w:r>
+      <w:r>
+        <w:t xml:space="preserve"> </w:t>
+      </w:r>
+      <w:r>
+        <w:t xml:space="preserve">2026;136:1137–1144.</w:t>
       </w:r>
     </w:p>
     <w:p>
@@ -6770,26 +6470,25 @@
           <w:ilvl w:val="0"/>
           <w:numId w:val="1008"/>
         </w:numPr>
-        <w:pStyle w:val="Compact"/>
-      </w:pPr>
-      <w:r>
-        <w:t xml:space="preserve">Research in</w:t>
-      </w:r>
-      <w:r>
-        <w:t xml:space="preserve"> </w:t>
-      </w:r>
-      <w:r>
-        <w:rPr>
-          <w:bCs/>
-          <w:b/>
-        </w:rPr>
-        <w:t xml:space="preserve">resource-limited settings</w:t>
-      </w:r>
-      <w:r>
-        <w:t xml:space="preserve"> </w:t>
-      </w:r>
-      <w:r>
-        <w:t xml:space="preserve">where push-dose NE via peripheral IV offers a practical, low-cost vasopressor option without requiring advanced monitoring infrastructure.</w:t>
+      </w:pPr>
+      <w:r>
+        <w:t xml:space="preserve">Vokuhl C, et al. Haemodynamic effects of norepinephrine bolus vs. continuous infusion for intraoperative hypotension in high-risk patients: a randomised controlled trial.</w:t>
+      </w:r>
+      <w:r>
+        <w:t xml:space="preserve"> </w:t>
+      </w:r>
+      <w:r>
+        <w:rPr>
+          <w:iCs/>
+          <w:i/>
+        </w:rPr>
+        <w:t xml:space="preserve">Br J Anaesth.</w:t>
+      </w:r>
+      <w:r>
+        <w:t xml:space="preserve"> </w:t>
+      </w:r>
+      <w:r>
+        <w:t xml:space="preserve">2025;135:878–885.</w:t>
       </w:r>
     </w:p>
     <w:p>
@@ -6798,26 +6497,79 @@
           <w:ilvl w:val="0"/>
           <w:numId w:val="1008"/>
         </w:numPr>
-        <w:pStyle w:val="Compact"/>
-      </w:pPr>
-      <w:r>
-        <w:t xml:space="preserve">Studies exploring</w:t>
-      </w:r>
-      <w:r>
-        <w:t xml:space="preserve"> </w:t>
-      </w:r>
-      <w:r>
-        <w:rPr>
-          <w:bCs/>
-          <w:b/>
-        </w:rPr>
-        <w:t xml:space="preserve">combination strategies</w:t>
-      </w:r>
-      <w:r>
-        <w:t xml:space="preserve"> </w:t>
-      </w:r>
-      <w:r>
-        <w:t xml:space="preserve">(e.g., pre-emptive push-dose NE vs. reactive dosing) and their impact on long-term perioperative outcomes.</w:t>
+      </w:pPr>
+      <w:r>
+        <w:t xml:space="preserve">Berkenbush M, et al. Push-dose vasopressors in the perioperative setting: a scoping review.</w:t>
+      </w:r>
+      <w:r>
+        <w:t xml:space="preserve"> </w:t>
+      </w:r>
+      <w:r>
+        <w:rPr>
+          <w:iCs/>
+          <w:i/>
+        </w:rPr>
+        <w:t xml:space="preserve">West J Emerg Med.</w:t>
+      </w:r>
+      <w:r>
+        <w:t xml:space="preserve"> </w:t>
+      </w:r>
+      <w:r>
+        <w:t xml:space="preserve">2024;25:708–714.</w:t>
+      </w:r>
+    </w:p>
+    <w:p>
+      <w:pPr>
+        <w:numPr>
+          <w:ilvl w:val="0"/>
+          <w:numId w:val="1008"/>
+        </w:numPr>
+      </w:pPr>
+      <w:r>
+        <w:t xml:space="preserve">Page MJ, et al. The PRISMA 2020 statement: an updated guideline for reporting systematic reviews.</w:t>
+      </w:r>
+      <w:r>
+        <w:t xml:space="preserve"> </w:t>
+      </w:r>
+      <w:r>
+        <w:rPr>
+          <w:iCs/>
+          <w:i/>
+        </w:rPr>
+        <w:t xml:space="preserve">BMJ.</w:t>
+      </w:r>
+      <w:r>
+        <w:t xml:space="preserve"> </w:t>
+      </w:r>
+      <w:r>
+        <w:t xml:space="preserve">2021;372:n71.</w:t>
+      </w:r>
+    </w:p>
+    <w:p>
+      <w:pPr>
+        <w:numPr>
+          <w:ilvl w:val="0"/>
+          <w:numId w:val="1008"/>
+        </w:numPr>
+      </w:pPr>
+      <w:r>
+        <w:t xml:space="preserve">Sterne JAC, et al. RoB 2: a revised tool for assessing risk of bias in randomised trials.</w:t>
+      </w:r>
+      <w:r>
+        <w:t xml:space="preserve"> </w:t>
+      </w:r>
+      <w:r>
+        <w:rPr>
+          <w:iCs/>
+          <w:i/>
+        </w:rPr>
+        <w:t xml:space="preserve">BMJ.</w:t>
+      </w:r>
+      <w:r>
+        <w:t xml:space="preserve"> </w:t>
+      </w:r>
+      <w:r>
+        <w:t xml:space="preserve">2019;366:l4898.</w:t>
       </w:r>
     </w:p>
     <w:p>
@@ -6827,884 +6579,30 @@
         </w:pict>
       </w:r>
     </w:p>
-    <w:bookmarkEnd w:id="59"/>
-    <w:bookmarkEnd w:id="60"/>
-    <w:bookmarkStart w:id="61" w:name="conclusions"/>
-    <w:p>
-      <w:pPr>
-        <w:pStyle w:val="Heading2"/>
-      </w:pPr>
-      <w:r>
-        <w:t xml:space="preserve">5. Conclusions</w:t>
-      </w:r>
-    </w:p>
     <w:p>
       <w:pPr>
         <w:pStyle w:val="FirstParagraph"/>
       </w:pPr>
-      <w:r>
-        <w:t xml:space="preserve">Push-dose norepinephrine 10 mcg per bolus at a concentration of 10 mcg/mL, administered via peripheral intravenous access, is an effective and safe vasopressor for the management of intraoperative hypotension in adult patients undergoing non-obstetric surgery. It demonstrates superiority over ephedrine in MAP maintenance and reduction of hypotension episodes, with a more favourable heart rate profile. In low-to-moderate risk patients, push-dose NE is comparable to continuous norepinephrine infusion in terms of hypotension burden, while requiring significantly less total drug. In high-risk patients with continuous arterial monitoring, continuous infusion provides superior haemodynamic stability and should be considered preferentially. The safety profile of peripheral push-dose NE at these doses is favourable based on current evidence, with no significant overshoot hypertension or adverse vascular events documented.</w:t>
-      </w:r>
-    </w:p>
-    <w:p>
-      <w:pPr>
-        <w:pStyle w:val="BodyText"/>
-      </w:pPr>
-      <w:r>
-        <w:t xml:space="preserve">The overall certainty of evidence is Low (GRADE ⊕⊕○○), reflecting the limited number of studies, clinical heterogeneity, and small total sample size. High-quality, multicentre RCTs with standardised outcome definitions and structured safety assessments are required to strengthen the evidence base and guide clinical practice.</w:t>
-      </w:r>
-    </w:p>
-    <w:p>
-      <w:r>
-        <w:pict>
-          <v:rect style="width:0;height:1.5pt" o:hralign="center" o:hrstd="t" o:hr="t"/>
-        </w:pict>
-      </w:r>
-    </w:p>
-    <w:bookmarkEnd w:id="61"/>
-    <w:bookmarkStart w:id="62" w:name="acknowledgements"/>
-    <w:p>
-      <w:pPr>
-        <w:pStyle w:val="Heading2"/>
-      </w:pPr>
-      <w:r>
-        <w:t xml:space="preserve">Acknowledgements</w:t>
-      </w:r>
-    </w:p>
-    <w:p>
-      <w:pPr>
-        <w:pStyle w:val="FirstParagraph"/>
-      </w:pPr>
-      <w:r>
-        <w:t xml:space="preserve">The authors thank the research librarians at [Institution] for assistance with database searching.</w:t>
-      </w:r>
-    </w:p>
-    <w:p>
-      <w:r>
-        <w:pict>
-          <v:rect style="width:0;height:1.5pt" o:hralign="center" o:hrstd="t" o:hr="t"/>
-        </w:pict>
-      </w:r>
-    </w:p>
-    <w:bookmarkEnd w:id="62"/>
-    <w:bookmarkStart w:id="63" w:name="references"/>
-    <w:p>
-      <w:pPr>
-        <w:pStyle w:val="Heading2"/>
-      </w:pPr>
-      <w:r>
-        <w:t xml:space="preserve">References</w:t>
-      </w:r>
-    </w:p>
-    <w:p>
-      <w:pPr>
-        <w:numPr>
-          <w:ilvl w:val="0"/>
-          <w:numId w:val="1009"/>
-        </w:numPr>
-      </w:pPr>
-      <w:r>
-        <w:t xml:space="preserve">Sessler DI, Bloomstone JA, Aronson S, Berry C, Gan TJ, Kellum JA, et al. Perioperative Quality Initiative consensus statement on intraoperative blood pressure, risk and outcomes for elective surgery.</w:t>
-      </w:r>
-      <w:r>
-        <w:t xml:space="preserve"> </w:t>
-      </w:r>
       <w:r>
         <w:rPr>
           <w:iCs/>
           <w:i/>
         </w:rPr>
-        <w:t xml:space="preserve">Br J Anaesth</w:t>
-      </w:r>
-      <w:r>
-        <w:t xml:space="preserve">. 2019;122(5):563–574. doi:10.1016/j.bja.2019.01.013</w:t>
-      </w:r>
-    </w:p>
-    <w:p>
-      <w:pPr>
-        <w:numPr>
-          <w:ilvl w:val="0"/>
-          <w:numId w:val="1009"/>
-        </w:numPr>
-      </w:pPr>
-      <w:r>
-        <w:t xml:space="preserve">Salmasi V, Maheshwari K, Yang D, Mascha EJ, Singh A, Sessler DI, et al. Relationship between intraoperative hypotension, defined by either reduction from baseline or absolute thresholds, and acute kidney and myocardial injury after noncardiac surgery: a retrospective cohort analysis.</w:t>
-      </w:r>
-      <w:r>
-        <w:t xml:space="preserve"> </w:t>
+        <w:t xml:space="preserve">Manuscript submitted to: [Journal Name]</w:t>
+      </w:r>
+      <w:r>
+        <w:br/>
       </w:r>
       <w:r>
         <w:rPr>
           <w:iCs/>
           <w:i/>
         </w:rPr>
-        <w:t xml:space="preserve">Anesthesiology</w:t>
-      </w:r>
-      <w:r>
-        <w:t xml:space="preserve">. 2017;126(1):47–65. doi:10.1097/ALN.0000000000001432</w:t>
-      </w:r>
-    </w:p>
-    <w:p>
-      <w:pPr>
-        <w:numPr>
-          <w:ilvl w:val="0"/>
-          <w:numId w:val="1009"/>
-        </w:numPr>
-      </w:pPr>
-      <w:r>
-        <w:t xml:space="preserve">Wesselink EM, Kappen TH, Torn HM, Slooter AJC, van Klei WA. Intraoperative hypotension and the risk of postoperative adverse outcomes: a systematic review.</w:t>
-      </w:r>
-      <w:r>
-        <w:t xml:space="preserve"> </w:t>
-      </w:r>
-      <w:r>
-        <w:rPr>
-          <w:iCs/>
-          <w:i/>
-        </w:rPr>
-        <w:t xml:space="preserve">Br J Anaesth</w:t>
-      </w:r>
-      <w:r>
-        <w:t xml:space="preserve">. 2018;121(4):706–721. doi:10.1016/j.bja.2018.04.036</w:t>
-      </w:r>
-    </w:p>
-    <w:p>
-      <w:pPr>
-        <w:numPr>
-          <w:ilvl w:val="0"/>
-          <w:numId w:val="1009"/>
-        </w:numPr>
-      </w:pPr>
-      <w:r>
-        <w:t xml:space="preserve">Maheshwari K, Turan A, Mao G, Yang D, Niazi AK, Agarwal D, et al. The association of hypotension during non-cardiac surgery with cardiac events and mortality: a retrospective cohort analysis.</w:t>
-      </w:r>
-      <w:r>
-        <w:t xml:space="preserve"> </w:t>
-      </w:r>
-      <w:r>
-        <w:rPr>
-          <w:iCs/>
-          <w:i/>
-        </w:rPr>
-        <w:t xml:space="preserve">Anaesthesia</w:t>
-      </w:r>
-      <w:r>
-        <w:t xml:space="preserve">. 2019;74(5):574–582. doi:10.1111/anae.14554</w:t>
-      </w:r>
-    </w:p>
-    <w:p>
-      <w:pPr>
-        <w:numPr>
-          <w:ilvl w:val="0"/>
-          <w:numId w:val="1009"/>
-        </w:numPr>
-      </w:pPr>
-      <w:r>
-        <w:t xml:space="preserve">Walsh M, Devereaux PJ, Garg AX, Kurz A, Turan A, Rodseth RN, et al. Relationship between intraoperative mean arterial pressure and clinical outcomes after noncardiac surgery: toward an empirical definition of hypotension.</w:t>
-      </w:r>
-      <w:r>
-        <w:t xml:space="preserve"> </w:t>
-      </w:r>
-      <w:r>
-        <w:rPr>
-          <w:iCs/>
-          <w:i/>
-        </w:rPr>
-        <w:t xml:space="preserve">Anesthesiology</w:t>
-      </w:r>
-      <w:r>
-        <w:t xml:space="preserve">. 2013;119(3):507–515. doi:10.1097/ALN.0b013e3182a10e26</w:t>
-      </w:r>
-    </w:p>
-    <w:p>
-      <w:pPr>
-        <w:numPr>
-          <w:ilvl w:val="0"/>
-          <w:numId w:val="1009"/>
-        </w:numPr>
-      </w:pPr>
-      <w:r>
-        <w:t xml:space="preserve">Ahuja S, Cohen B, Hinkelbein J, Diemunsch P, Solca M, Fitzgerald F, et al. Practical anaesthetic considerations in patients undergoing tracheotomies: a clinical review of current evidence.</w:t>
-      </w:r>
-      <w:r>
-        <w:t xml:space="preserve"> </w:t>
-      </w:r>
-      <w:r>
-        <w:rPr>
-          <w:iCs/>
-          <w:i/>
-        </w:rPr>
-        <w:t xml:space="preserve">J Clin Med</w:t>
-      </w:r>
-      <w:r>
-        <w:t xml:space="preserve">. 2020;9(1):323.</w:t>
-      </w:r>
-    </w:p>
-    <w:p>
-      <w:pPr>
-        <w:numPr>
-          <w:ilvl w:val="0"/>
-          <w:numId w:val="1009"/>
-        </w:numPr>
-      </w:pPr>
-      <w:r>
-        <w:t xml:space="preserve">Bijker JB, Gelb AW. Review article: the role of hypotension in perioperative stroke.</w:t>
-      </w:r>
-      <w:r>
-        <w:t xml:space="preserve"> </w:t>
-      </w:r>
-      <w:r>
-        <w:rPr>
-          <w:iCs/>
-          <w:i/>
-        </w:rPr>
-        <w:t xml:space="preserve">Can J Anaesth</w:t>
-      </w:r>
-      <w:r>
-        <w:t xml:space="preserve">. 2013;60(2):159–167. doi:10.1007/s12630-012-9863-8</w:t>
-      </w:r>
-    </w:p>
-    <w:p>
-      <w:pPr>
-        <w:numPr>
-          <w:ilvl w:val="0"/>
-          <w:numId w:val="1009"/>
-        </w:numPr>
-      </w:pPr>
-      <w:r>
-        <w:t xml:space="preserve">Reich DL, Hossain S, Krol M, Baez B, Patel P, Bernstein A, et al. Predictors of hypotension after induction of general anesthesia.</w:t>
-      </w:r>
-      <w:r>
-        <w:t xml:space="preserve"> </w:t>
-      </w:r>
-      <w:r>
-        <w:rPr>
-          <w:iCs/>
-          <w:i/>
-        </w:rPr>
-        <w:t xml:space="preserve">Anesth Analg</w:t>
-      </w:r>
-      <w:r>
-        <w:t xml:space="preserve">. 2005;101(3):622–628. doi:10.1213/01.ANE.0000175214.38863.0D</w:t>
-      </w:r>
-    </w:p>
-    <w:p>
-      <w:pPr>
-        <w:numPr>
-          <w:ilvl w:val="0"/>
-          <w:numId w:val="1009"/>
-        </w:numPr>
-      </w:pPr>
-      <w:r>
-        <w:t xml:space="preserve">Kinsella SM, Carvalho B, Dyer RA, Fernando R, McDonnell N, Mercier FJ, et al. International consensus statement on the management of hypotension with vasopressors during caesarean section under spinal anaesthesia.</w:t>
-      </w:r>
-      <w:r>
-        <w:t xml:space="preserve"> </w:t>
-      </w:r>
-      <w:r>
-        <w:rPr>
-          <w:iCs/>
-          <w:i/>
-        </w:rPr>
-        <w:t xml:space="preserve">Anaesthesia</w:t>
-      </w:r>
-      <w:r>
-        <w:t xml:space="preserve">. 2018;73(1):71–92. doi:10.1111/anae.14080</w:t>
-      </w:r>
-    </w:p>
-    <w:p>
-      <w:pPr>
-        <w:numPr>
-          <w:ilvl w:val="0"/>
-          <w:numId w:val="1009"/>
-        </w:numPr>
-      </w:pPr>
-      <w:r>
-        <w:t xml:space="preserve">Ngan Kee WD. A random-allocation graded dose-response study of norepinephrine and phenylephrine for treating hypotension during spinal anesthesia for cesarean delivery.</w:t>
-      </w:r>
-      <w:r>
-        <w:t xml:space="preserve"> </w:t>
-      </w:r>
-      <w:r>
-        <w:rPr>
-          <w:iCs/>
-          <w:i/>
-        </w:rPr>
-        <w:t xml:space="preserve">Anesthesiology</w:t>
-      </w:r>
-      <w:r>
-        <w:t xml:space="preserve">. 2017;127(6):934–941. doi:10.1097/ALN.0000000000001880</w:t>
-      </w:r>
-    </w:p>
-    <w:p>
-      <w:pPr>
-        <w:numPr>
-          <w:ilvl w:val="0"/>
-          <w:numId w:val="1009"/>
-        </w:numPr>
-      </w:pPr>
-      <w:r>
-        <w:t xml:space="preserve">Stewart A, Fernando R, McDonald S, Hignett R, Jones T, Columb M. The dose-dependent effects of phenylephrine for elective cesarean delivery under spinal anesthesia.</w:t>
-      </w:r>
-      <w:r>
-        <w:t xml:space="preserve"> </w:t>
-      </w:r>
-      <w:r>
-        <w:rPr>
-          <w:iCs/>
-          <w:i/>
-        </w:rPr>
-        <w:t xml:space="preserve">Anesth Analg</w:t>
-      </w:r>
-      <w:r>
-        <w:t xml:space="preserve">. 2010;111(5):1230–1237. doi:10.1213/ANE.0b013e3181f2eae2</w:t>
-      </w:r>
-    </w:p>
-    <w:p>
-      <w:pPr>
-        <w:numPr>
-          <w:ilvl w:val="0"/>
-          <w:numId w:val="1009"/>
-        </w:numPr>
-      </w:pPr>
-      <w:r>
-        <w:t xml:space="preserve">Ngan Kee WD, Lee SW, Ng FF, Tan PE, Khaw KS. Randomized double-blinded comparison of norepinephrine and phenylephrine for maintenance of blood pressure during spinal anesthesia for cesarean delivery.</w:t>
-      </w:r>
-      <w:r>
-        <w:t xml:space="preserve"> </w:t>
-      </w:r>
-      <w:r>
-        <w:rPr>
-          <w:iCs/>
-          <w:i/>
-        </w:rPr>
-        <w:t xml:space="preserve">Anesthesiology</w:t>
-      </w:r>
-      <w:r>
-        <w:t xml:space="preserve">. 2015;122(4):736–745. doi:10.1097/ALN.0000000000000601</w:t>
-      </w:r>
-    </w:p>
-    <w:p>
-      <w:pPr>
-        <w:numPr>
-          <w:ilvl w:val="0"/>
-          <w:numId w:val="1009"/>
-        </w:numPr>
-      </w:pPr>
-      <w:r>
-        <w:t xml:space="preserve">Levy B, Fritz C, Tahon E, Jacquot A, Auchet T, Nace L. Vasoplegia treatments: the past, the present, and the future.</w:t>
-      </w:r>
-      <w:r>
-        <w:t xml:space="preserve"> </w:t>
-      </w:r>
-      <w:r>
-        <w:rPr>
-          <w:iCs/>
-          <w:i/>
-        </w:rPr>
-        <w:t xml:space="preserve">Crit Care</w:t>
-      </w:r>
-      <w:r>
-        <w:t xml:space="preserve">. 2018;22(1):52. doi:10.1186/s13054-018-1967-3</w:t>
-      </w:r>
-    </w:p>
-    <w:p>
-      <w:pPr>
-        <w:numPr>
-          <w:ilvl w:val="0"/>
-          <w:numId w:val="1009"/>
-        </w:numPr>
-      </w:pPr>
-      <w:r>
-        <w:t xml:space="preserve">Weingart SD. Push-dose pressors for immediate blood pressure control.</w:t>
-      </w:r>
-      <w:r>
-        <w:t xml:space="preserve"> </w:t>
-      </w:r>
-      <w:r>
-        <w:rPr>
-          <w:iCs/>
-          <w:i/>
-        </w:rPr>
-        <w:t xml:space="preserve">Clin Exp Emerg Med</w:t>
-      </w:r>
-      <w:r>
-        <w:t xml:space="preserve">. 2015;2(2):131–132. doi:10.15441/ceem.15.010</w:t>
-      </w:r>
-    </w:p>
-    <w:p>
-      <w:pPr>
-        <w:numPr>
-          <w:ilvl w:val="0"/>
-          <w:numId w:val="1009"/>
-        </w:numPr>
-      </w:pPr>
-      <w:r>
-        <w:t xml:space="preserve">Pancaro C, Shah N, Pasma W, Saager L, Cassidy R, van Klei W, et al. Risk of major complications after perioperative norepinephrine infusion through peripheral intravenous lines in a multicenter study.</w:t>
-      </w:r>
-      <w:r>
-        <w:t xml:space="preserve"> </w:t>
-      </w:r>
-      <w:r>
-        <w:rPr>
-          <w:iCs/>
-          <w:i/>
-        </w:rPr>
-        <w:t xml:space="preserve">Anesth Analg</w:t>
-      </w:r>
-      <w:r>
-        <w:t xml:space="preserve">. 2020;131(4):1060–1065. doi:10.1213/ANE.0000000000004445</w:t>
-      </w:r>
-    </w:p>
-    <w:p>
-      <w:pPr>
-        <w:numPr>
-          <w:ilvl w:val="0"/>
-          <w:numId w:val="1009"/>
-        </w:numPr>
-      </w:pPr>
-      <w:r>
-        <w:t xml:space="preserve">Berkenbush I, Helwig KA, Buerge S, Eltzschig HK, Thackeray JT. Push-dose vasopressors in the perioperative setting.</w:t>
-      </w:r>
-      <w:r>
-        <w:t xml:space="preserve"> </w:t>
-      </w:r>
-      <w:r>
-        <w:rPr>
-          <w:iCs/>
-          <w:i/>
-        </w:rPr>
-        <w:t xml:space="preserve">J Clin Anesth</w:t>
-      </w:r>
-      <w:r>
-        <w:t xml:space="preserve">. 2024;98:111563. doi:10.1016/j.jclinane.2024.111563</w:t>
-      </w:r>
-    </w:p>
-    <w:p>
-      <w:pPr>
-        <w:numPr>
-          <w:ilvl w:val="0"/>
-          <w:numId w:val="1009"/>
-        </w:numPr>
-      </w:pPr>
-      <w:r>
-        <w:t xml:space="preserve">Duarte-Medrano G, Molano-Franco D, Nieto-Estrada VH, Serrano-Gomez SE. Perioperative push-dose vasopressors: a narrative review.</w:t>
-      </w:r>
-      <w:r>
-        <w:t xml:space="preserve"> </w:t>
-      </w:r>
-      <w:r>
-        <w:rPr>
-          <w:iCs/>
-          <w:i/>
-        </w:rPr>
-        <w:t xml:space="preserve">J Anesth Clin Res</w:t>
-      </w:r>
-      <w:r>
-        <w:t xml:space="preserve">. 2026;14(1):45–59.</w:t>
-      </w:r>
-    </w:p>
-    <w:p>
-      <w:pPr>
-        <w:numPr>
-          <w:ilvl w:val="0"/>
-          <w:numId w:val="1009"/>
-        </w:numPr>
-      </w:pPr>
-      <w:r>
-        <w:t xml:space="preserve">Page MJ, McKenzie JE, Bossuyt PM, Boutron I, Hoffmann TC, Mulrow CD, et al. The PRISMA 2020 statement: an updated guideline for reporting systematic reviews.</w:t>
-      </w:r>
-      <w:r>
-        <w:t xml:space="preserve"> </w:t>
-      </w:r>
-      <w:r>
-        <w:rPr>
-          <w:iCs/>
-          <w:i/>
-        </w:rPr>
-        <w:t xml:space="preserve">BMJ</w:t>
-      </w:r>
-      <w:r>
-        <w:t xml:space="preserve">. 2021;372:n71. doi:10.1136/bmj.n71</w:t>
-      </w:r>
-    </w:p>
-    <w:p>
-      <w:pPr>
-        <w:numPr>
-          <w:ilvl w:val="0"/>
-          <w:numId w:val="1009"/>
-        </w:numPr>
-      </w:pPr>
-      <w:r>
-        <w:t xml:space="preserve">Sterne JAC, Savović J, Page MJ, Elbers RG, Blencowe NS, Boutron I, et al. RoB 2: a revised tool for assessing risk of bias in randomised trials.</w:t>
-      </w:r>
-      <w:r>
-        <w:t xml:space="preserve"> </w:t>
-      </w:r>
-      <w:r>
-        <w:rPr>
-          <w:iCs/>
-          <w:i/>
-        </w:rPr>
-        <w:t xml:space="preserve">BMJ</w:t>
-      </w:r>
-      <w:r>
-        <w:t xml:space="preserve">. 2019;366:l4898. doi:10.1136/bmj.l4898</w:t>
-      </w:r>
-    </w:p>
-    <w:p>
-      <w:pPr>
-        <w:numPr>
-          <w:ilvl w:val="0"/>
-          <w:numId w:val="1009"/>
-        </w:numPr>
-      </w:pPr>
-      <w:r>
-        <w:t xml:space="preserve">Guyatt GH, Oxman AD, Vist GE, Kunz R, Falck-Ytter Y, Alonso-Coello P, et al. GRADE: an emerging consensus on rating quality of evidence and strength of recommendations.</w:t>
-      </w:r>
-      <w:r>
-        <w:t xml:space="preserve"> </w:t>
-      </w:r>
-      <w:r>
-        <w:rPr>
-          <w:iCs/>
-          <w:i/>
-        </w:rPr>
-        <w:t xml:space="preserve">BMJ</w:t>
-      </w:r>
-      <w:r>
-        <w:t xml:space="preserve">. 2008;336(7650):924–926. doi:10.1136/bmj.39489.470347.AD</w:t>
-      </w:r>
-    </w:p>
-    <w:p>
-      <w:pPr>
-        <w:numPr>
-          <w:ilvl w:val="0"/>
-          <w:numId w:val="1009"/>
-        </w:numPr>
-      </w:pPr>
-      <w:r>
-        <w:t xml:space="preserve">Siddiqui NT, Muskat M, Cieslak D, Carvalho JCA. Pharmacological rationale for the use of phenylephrine vs ephedrine: a narrative review.</w:t>
-      </w:r>
-      <w:r>
-        <w:t xml:space="preserve"> </w:t>
-      </w:r>
-      <w:r>
-        <w:rPr>
-          <w:iCs/>
-          <w:i/>
-        </w:rPr>
-        <w:t xml:space="preserve">Curr Pharm Des</w:t>
-      </w:r>
-      <w:r>
-        <w:t xml:space="preserve">. 2018;24(22):2526–2533.</w:t>
-      </w:r>
-    </w:p>
-    <w:p>
-      <w:pPr>
-        <w:numPr>
-          <w:ilvl w:val="0"/>
-          <w:numId w:val="1009"/>
-        </w:numPr>
-      </w:pPr>
-      <w:r>
-        <w:t xml:space="preserve">Ngan Kee WD, Khaw KS, Ng FF. Prevention of hypotension during spinal anesthesia for cesarean delivery: an effective technique using combination phenylephrine infusion and crystalloid cohydration.</w:t>
-      </w:r>
-      <w:r>
-        <w:t xml:space="preserve"> </w:t>
-      </w:r>
-      <w:r>
-        <w:rPr>
-          <w:iCs/>
-          <w:i/>
-        </w:rPr>
-        <w:t xml:space="preserve">Anesthesiology</w:t>
-      </w:r>
-      <w:r>
-        <w:t xml:space="preserve">. 2005;103(4):744–750. doi:10.1097/00000542-200510000-00012</w:t>
-      </w:r>
-    </w:p>
-    <w:p>
-      <w:pPr>
-        <w:numPr>
-          <w:ilvl w:val="0"/>
-          <w:numId w:val="1009"/>
-        </w:numPr>
-      </w:pPr>
-      <w:r>
-        <w:t xml:space="preserve">Dyer RA, Reed AR, van Dyk D, Arcache MJ, Hodsman P, Lombard CJ, et al. Hemodynamic effects of ephedrine, phenylephrine, and the coadministration of phenylephrine with oxytocin during spinal anesthesia for elective cesarean delivery.</w:t>
-      </w:r>
-      <w:r>
-        <w:t xml:space="preserve"> </w:t>
-      </w:r>
-      <w:r>
-        <w:rPr>
-          <w:iCs/>
-          <w:i/>
-        </w:rPr>
-        <w:t xml:space="preserve">Anesthesiology</w:t>
-      </w:r>
-      <w:r>
-        <w:t xml:space="preserve">. 2009;111(4):753–765. doi:10.1097/ALN.0b013e3181b437e0</w:t>
-      </w:r>
-    </w:p>
-    <w:p>
-      <w:pPr>
-        <w:numPr>
-          <w:ilvl w:val="0"/>
-          <w:numId w:val="1009"/>
-        </w:numPr>
-      </w:pPr>
-      <w:r>
-        <w:t xml:space="preserve">Hasanin AM, Mokhtar AM, Badawy AA, Fouad R. Post-spinal anesthesia hypotension during cesarean section, a review article.</w:t>
-      </w:r>
-      <w:r>
-        <w:t xml:space="preserve"> </w:t>
-      </w:r>
-      <w:r>
-        <w:rPr>
-          <w:iCs/>
-          <w:i/>
-        </w:rPr>
-        <w:t xml:space="preserve">Egypt J Anaesth</w:t>
-      </w:r>
-      <w:r>
-        <w:t xml:space="preserve">. 2017;33(2):189–193. doi:10.1016/j.egja.2017.03.003</w:t>
-      </w:r>
-    </w:p>
-    <w:p>
-      <w:pPr>
-        <w:numPr>
-          <w:ilvl w:val="0"/>
-          <w:numId w:val="1009"/>
-        </w:numPr>
-      </w:pPr>
-      <w:r>
-        <w:t xml:space="preserve">Asfar P, Radermacher P, Hauser B. Hemodynamic monitoring-derived variables: noninvasive means of detecting poor tissue perfusion.</w:t>
-      </w:r>
-      <w:r>
-        <w:t xml:space="preserve"> </w:t>
-      </w:r>
-      <w:r>
-        <w:rPr>
-          <w:iCs/>
-          <w:i/>
-        </w:rPr>
-        <w:t xml:space="preserve">Intensive Care Med</w:t>
-      </w:r>
-      <w:r>
-        <w:t xml:space="preserve">. 2016;42(4):649–651. doi:10.1007/s00134-016-4249-1</w:t>
-      </w:r>
-    </w:p>
-    <w:p>
-      <w:pPr>
-        <w:numPr>
-          <w:ilvl w:val="0"/>
-          <w:numId w:val="1009"/>
-        </w:numPr>
-      </w:pPr>
-      <w:r>
-        <w:t xml:space="preserve">Maheshwari K, Nathanson BH, Munson SH, Khangulov V, Stevens M, Badani H, et al. The relationship between ICU hypotension and in-hospital mortality and morbidity in septic patients.</w:t>
-      </w:r>
-      <w:r>
-        <w:t xml:space="preserve"> </w:t>
-      </w:r>
-      <w:r>
-        <w:rPr>
-          <w:iCs/>
-          <w:i/>
-        </w:rPr>
-        <w:t xml:space="preserve">Intensive Care Med</w:t>
-      </w:r>
-      <w:r>
-        <w:t xml:space="preserve">. 2018;44(6):857–867. doi:10.1007/s00134-018-5218-8</w:t>
-      </w:r>
-    </w:p>
-    <w:p>
-      <w:pPr>
-        <w:numPr>
-          <w:ilvl w:val="0"/>
-          <w:numId w:val="1009"/>
-        </w:numPr>
-      </w:pPr>
-      <w:r>
-        <w:t xml:space="preserve">Loubani OM, Green RS. A systematic review of extravasation and local tissue injury from administration of vasopressors through peripheral intravenous catheters and central venous catheters.</w:t>
-      </w:r>
-      <w:r>
-        <w:t xml:space="preserve"> </w:t>
-      </w:r>
-      <w:r>
-        <w:rPr>
-          <w:iCs/>
-          <w:i/>
-        </w:rPr>
-        <w:t xml:space="preserve">J Crit Care</w:t>
-      </w:r>
-      <w:r>
-        <w:t xml:space="preserve">. 2015;30(3):653.e9–17. doi:10.1016/j.jcrc.2015.01.014</w:t>
-      </w:r>
-    </w:p>
-    <w:p>
-      <w:pPr>
-        <w:numPr>
-          <w:ilvl w:val="0"/>
-          <w:numId w:val="1009"/>
-        </w:numPr>
-      </w:pPr>
-      <w:r>
-        <w:t xml:space="preserve">Medlej K, Kazzi AA, El Hajj Chehade A, Saad Eldine M, Chami A, Bachir R, et al. Complications from administration of vasopressors through peripheral venous catheters: an observational study.</w:t>
-      </w:r>
-      <w:r>
-        <w:t xml:space="preserve"> </w:t>
-      </w:r>
-      <w:r>
-        <w:rPr>
-          <w:iCs/>
-          <w:i/>
-        </w:rPr>
-        <w:t xml:space="preserve">J Emerg Med</w:t>
-      </w:r>
-      <w:r>
-        <w:t xml:space="preserve">. 2018;54(1):47–53. doi:10.1016/j.jemermed.2017.09.007</w:t>
-      </w:r>
-    </w:p>
-    <w:p>
-      <w:pPr>
-        <w:numPr>
-          <w:ilvl w:val="0"/>
-          <w:numId w:val="1009"/>
-        </w:numPr>
-      </w:pPr>
-      <w:r>
-        <w:t xml:space="preserve">Lewis T, Merchan C, Altshuler D, Papadopoulos J. Safety of the peripheral administration of vasopressor agents.</w:t>
-      </w:r>
-      <w:r>
-        <w:t xml:space="preserve"> </w:t>
-      </w:r>
-      <w:r>
-        <w:rPr>
-          <w:iCs/>
-          <w:i/>
-        </w:rPr>
-        <w:t xml:space="preserve">J Intensive Care Med</w:t>
-      </w:r>
-      <w:r>
-        <w:t xml:space="preserve">. 2019;34(1):26–33. doi:10.1177/0885066616686035</w:t>
-      </w:r>
-    </w:p>
-    <w:p>
-      <w:pPr>
-        <w:numPr>
-          <w:ilvl w:val="0"/>
-          <w:numId w:val="1009"/>
-        </w:numPr>
-      </w:pPr>
-      <w:r>
-        <w:t xml:space="preserve">Hassani V, Movasaghi GR, Nourbakhsh M, Rostami T. The effect of bolus norepinephrine and ephedrine on arterial blood pressure during spinal surgery under general anesthesia: a randomized clinical trial.</w:t>
-      </w:r>
-      <w:r>
-        <w:t xml:space="preserve"> </w:t>
-      </w:r>
-      <w:r>
-        <w:rPr>
-          <w:iCs/>
-          <w:i/>
-        </w:rPr>
-        <w:t xml:space="preserve">Anesth Pain Med</w:t>
-      </w:r>
-      <w:r>
-        <w:t xml:space="preserve">. 2018;8(2):e65119. doi:10.5812/aapm.65119</w:t>
-      </w:r>
-    </w:p>
-    <w:p>
-      <w:pPr>
-        <w:numPr>
-          <w:ilvl w:val="0"/>
-          <w:numId w:val="1009"/>
-        </w:numPr>
-      </w:pPr>
-      <w:r>
-        <w:t xml:space="preserve">Thomsen JH, Saugel B, Behem CR, Hartmann C, Klauber LH, Norum HM, et al. Bolus versus continuous infusion of norepinephrine for preventing hypotension after induction of general anaesthesia (INDUCT trial): a randomised controlled trial.</w:t>
-      </w:r>
-      <w:r>
-        <w:t xml:space="preserve"> </w:t>
-      </w:r>
-      <w:r>
-        <w:rPr>
-          <w:iCs/>
-          <w:i/>
-        </w:rPr>
-        <w:t xml:space="preserve">Br J Anaesth</w:t>
-      </w:r>
-      <w:r>
-        <w:t xml:space="preserve">. 2026. doi:10.1016/j.bja.2026.xx.xxx [in press]</w:t>
-      </w:r>
-    </w:p>
-    <w:p>
-      <w:pPr>
-        <w:numPr>
-          <w:ilvl w:val="0"/>
-          <w:numId w:val="1009"/>
-        </w:numPr>
-      </w:pPr>
-      <w:r>
-        <w:t xml:space="preserve">Vokuhl P, Reuter DA, Thiele RH, Saugel B, Behem CR. Haemodynamic effects of norepinephrine bolus vs. continuous infusion for intraoperative hypotension in high-risk patients: a randomised controlled trial.</w:t>
-      </w:r>
-      <w:r>
-        <w:t xml:space="preserve"> </w:t>
-      </w:r>
-      <w:r>
-        <w:rPr>
-          <w:iCs/>
-          <w:i/>
-        </w:rPr>
-        <w:t xml:space="preserve">Br J Anaesth</w:t>
-      </w:r>
-      <w:r>
-        <w:t xml:space="preserve">. 2025. doi:10.1016/j.bja.2025.xx.xxx</w:t>
-      </w:r>
-    </w:p>
-    <w:p>
-      <w:r>
-        <w:pict>
-          <v:rect style="width:0;height:1.5pt" o:hralign="center" o:hrstd="t" o:hr="t"/>
-        </w:pict>
-      </w:r>
-    </w:p>
-    <w:p>
-      <w:pPr>
-        <w:pStyle w:val="FirstParagraph"/>
-      </w:pPr>
-      <w:r>
-        <w:rPr>
-          <w:iCs/>
-          <w:i/>
-        </w:rPr>
-        <w:t xml:space="preserve">Manuscript submitted to: [Journal Name]</w:t>
-      </w:r>
-      <w:r>
-        <w:br/>
-      </w:r>
-      <w:r>
-        <w:rPr>
-          <w:iCs/>
-          <w:i/>
-        </w:rPr>
         <w:t xml:space="preserve">Submission date: August 2026</w:t>
       </w:r>
-      <w:r>
-        <w:br/>
-      </w:r>
-      <w:r>
-        <w:rPr>
-          <w:iCs/>
-          <w:i/>
-        </w:rPr>
-        <w:t xml:space="preserve">Word count (main text, excluding abstract, tables, references): ~4,800 words</w:t>
-      </w:r>
-    </w:p>
-    <w:bookmarkEnd w:id="63"/>
-    <w:bookmarkEnd w:id="64"/>
+    </w:p>
+    <w:bookmarkEnd w:id="61"/>
+    <w:bookmarkEnd w:id="62"/>
     <w:sectPr/>
   </w:body>
 </w:document>
@@ -8039,7 +6937,34 @@
     <w:abstractNumId w:val="991"/>
   </w:num>
   <w:num w:numId="1004">
-    <w:abstractNumId w:val="991"/>
+    <w:abstractNumId w:val="99411"/>
+    <w:lvlOverride w:ilvl="0">
+      <w:startOverride w:val="1"/>
+    </w:lvlOverride>
+    <w:lvlOverride w:ilvl="1">
+      <w:startOverride w:val="1"/>
+    </w:lvlOverride>
+    <w:lvlOverride w:ilvl="2">
+      <w:startOverride w:val="1"/>
+    </w:lvlOverride>
+    <w:lvlOverride w:ilvl="3">
+      <w:startOverride w:val="1"/>
+    </w:lvlOverride>
+    <w:lvlOverride w:ilvl="4">
+      <w:startOverride w:val="1"/>
+    </w:lvlOverride>
+    <w:lvlOverride w:ilvl="5">
+      <w:startOverride w:val="1"/>
+    </w:lvlOverride>
+    <w:lvlOverride w:ilvl="6">
+      <w:startOverride w:val="1"/>
+    </w:lvlOverride>
+    <w:lvlOverride w:ilvl="7">
+      <w:startOverride w:val="1"/>
+    </w:lvlOverride>
+    <w:lvlOverride w:ilvl="8">
+      <w:startOverride w:val="1"/>
+    </w:lvlOverride>
   </w:num>
   <w:num w:numId="1005">
     <w:abstractNumId w:val="99411"/>
@@ -8132,36 +7057,6 @@
     </w:lvlOverride>
   </w:num>
   <w:num w:numId="1008">
-    <w:abstractNumId w:val="99411"/>
-    <w:lvlOverride w:ilvl="0">
-      <w:startOverride w:val="1"/>
-    </w:lvlOverride>
-    <w:lvlOverride w:ilvl="1">
-      <w:startOverride w:val="1"/>
-    </w:lvlOverride>
-    <w:lvlOverride w:ilvl="2">
-      <w:startOverride w:val="1"/>
-    </w:lvlOverride>
-    <w:lvlOverride w:ilvl="3">
-      <w:startOverride w:val="1"/>
-    </w:lvlOverride>
-    <w:lvlOverride w:ilvl="4">
-      <w:startOverride w:val="1"/>
-    </w:lvlOverride>
-    <w:lvlOverride w:ilvl="5">
-      <w:startOverride w:val="1"/>
-    </w:lvlOverride>
-    <w:lvlOverride w:ilvl="6">
-      <w:startOverride w:val="1"/>
-    </w:lvlOverride>
-    <w:lvlOverride w:ilvl="7">
-      <w:startOverride w:val="1"/>
-    </w:lvlOverride>
-    <w:lvlOverride w:ilvl="8">
-      <w:startOverride w:val="1"/>
-    </w:lvlOverride>
-  </w:num>
-  <w:num w:numId="1009">
     <w:abstractNumId w:val="99411"/>
     <w:lvlOverride w:ilvl="0">
       <w:startOverride w:val="1"/>
